--- a/AI_notes.docx
+++ b/AI_notes.docx
@@ -868,6 +868,6514 @@
         </w:rPr>
       </w:pPr>
     </w:p>
+    <w:p>
+      <w:pPr>
+        <w:tabs>
+          <w:tab w:val="left" w:pos="3299"/>
+        </w:tabs>
+        <w:rPr>
+          <w:sz w:val="32"/>
+          <w:szCs w:val="32"/>
+        </w:rPr>
+      </w:pPr>
+      <w:r>
+        <w:rPr>
+          <w:noProof/>
+          <w:sz w:val="32"/>
+          <w:szCs w:val="32"/>
+        </w:rPr>
+        <w:lastRenderedPageBreak/>
+        <w:drawing>
+          <wp:inline distT="0" distB="0" distL="0" distR="0" wp14:anchorId="6C6A12BA" wp14:editId="6F19EE3D">
+            <wp:extent cx="3433814" cy="6993254"/>
+            <wp:effectExtent l="0" t="0" r="0" b="0"/>
+            <wp:docPr id="617069266" name="Picture 1"/>
+            <wp:cNvGraphicFramePr>
+              <a:graphicFrameLocks xmlns:a="http://schemas.openxmlformats.org/drawingml/2006/main" noChangeAspect="1"/>
+            </wp:cNvGraphicFramePr>
+            <a:graphic xmlns:a="http://schemas.openxmlformats.org/drawingml/2006/main">
+              <a:graphicData uri="http://schemas.openxmlformats.org/drawingml/2006/picture">
+                <pic:pic xmlns:pic="http://schemas.openxmlformats.org/drawingml/2006/picture">
+                  <pic:nvPicPr>
+                    <pic:cNvPr id="617069266" name=""/>
+                    <pic:cNvPicPr/>
+                  </pic:nvPicPr>
+                  <pic:blipFill>
+                    <a:blip r:embed="rId5"/>
+                    <a:stretch>
+                      <a:fillRect/>
+                    </a:stretch>
+                  </pic:blipFill>
+                  <pic:spPr>
+                    <a:xfrm>
+                      <a:off x="0" y="0"/>
+                      <a:ext cx="3443047" cy="7012058"/>
+                    </a:xfrm>
+                    <a:prstGeom prst="rect">
+                      <a:avLst/>
+                    </a:prstGeom>
+                  </pic:spPr>
+                </pic:pic>
+              </a:graphicData>
+            </a:graphic>
+          </wp:inline>
+        </w:drawing>
+      </w:r>
+    </w:p>
+    <w:p>
+      <w:pPr>
+        <w:tabs>
+          <w:tab w:val="left" w:pos="3299"/>
+        </w:tabs>
+        <w:rPr>
+          <w:sz w:val="40"/>
+          <w:szCs w:val="40"/>
+        </w:rPr>
+      </w:pPr>
+      <w:r>
+        <w:rPr>
+          <w:sz w:val="32"/>
+          <w:szCs w:val="32"/>
+        </w:rPr>
+        <w:t>Day 4 — Introduction to LLMs &amp; Generative AI</w:t>
+      </w:r>
+    </w:p>
+    <w:p>
+      <w:pPr>
+        <w:tabs>
+          <w:tab w:val="left" w:pos="3299"/>
+        </w:tabs>
+        <w:rPr>
+          <w:sz w:val="40"/>
+          <w:szCs w:val="40"/>
+        </w:rPr>
+      </w:pPr>
+    </w:p>
+    <w:p>
+      <w:pPr>
+        <w:pBdr>
+          <w:top w:val="single" w:sz="4" w:space="1" w:color="auto"/>
+          <w:left w:val="single" w:sz="4" w:space="4" w:color="auto"/>
+          <w:bottom w:val="single" w:sz="4" w:space="1" w:color="auto"/>
+          <w:right w:val="single" w:sz="4" w:space="4" w:color="auto"/>
+        </w:pBdr>
+        <w:tabs>
+          <w:tab w:val="left" w:pos="3299"/>
+        </w:tabs>
+        <w:jc w:val="center"/>
+        <w:rPr>
+          <w:sz w:val="40"/>
+          <w:szCs w:val="40"/>
+        </w:rPr>
+      </w:pPr>
+      <w:r>
+        <w:rPr>
+          <w:sz w:val="40"/>
+          <w:szCs w:val="40"/>
+        </w:rPr>
+        <w:lastRenderedPageBreak/>
+        <w:t>Understand LLMs</w:t>
+      </w:r>
+    </w:p>
+    <w:p>
+      <w:pPr>
+        <w:pBdr>
+          <w:top w:val="single" w:sz="4" w:space="1" w:color="auto"/>
+          <w:left w:val="single" w:sz="4" w:space="4" w:color="auto"/>
+          <w:bottom w:val="single" w:sz="4" w:space="1" w:color="auto"/>
+          <w:right w:val="single" w:sz="4" w:space="4" w:color="auto"/>
+        </w:pBdr>
+        <w:tabs>
+          <w:tab w:val="left" w:pos="3299"/>
+        </w:tabs>
+        <w:jc w:val="center"/>
+        <w:rPr>
+          <w:sz w:val="40"/>
+          <w:szCs w:val="40"/>
+        </w:rPr>
+      </w:pPr>
+      <w:r>
+        <w:rPr>
+          <w:sz w:val="40"/>
+          <w:szCs w:val="40"/>
+        </w:rPr>
+        <w:t>↓</w:t>
+      </w:r>
+    </w:p>
+    <w:p>
+      <w:pPr>
+        <w:pBdr>
+          <w:top w:val="single" w:sz="4" w:space="1" w:color="auto"/>
+          <w:left w:val="single" w:sz="4" w:space="4" w:color="auto"/>
+          <w:bottom w:val="single" w:sz="4" w:space="1" w:color="auto"/>
+          <w:right w:val="single" w:sz="4" w:space="4" w:color="auto"/>
+        </w:pBdr>
+        <w:tabs>
+          <w:tab w:val="left" w:pos="3299"/>
+        </w:tabs>
+        <w:jc w:val="center"/>
+        <w:rPr>
+          <w:sz w:val="40"/>
+          <w:szCs w:val="40"/>
+        </w:rPr>
+      </w:pPr>
+      <w:r>
+        <w:rPr>
+          <w:sz w:val="40"/>
+          <w:szCs w:val="40"/>
+        </w:rPr>
+        <w:t>Understand Generative AI</w:t>
+      </w:r>
+    </w:p>
+    <w:p>
+      <w:pPr>
+        <w:pBdr>
+          <w:top w:val="single" w:sz="4" w:space="1" w:color="auto"/>
+          <w:left w:val="single" w:sz="4" w:space="4" w:color="auto"/>
+          <w:bottom w:val="single" w:sz="4" w:space="1" w:color="auto"/>
+          <w:right w:val="single" w:sz="4" w:space="4" w:color="auto"/>
+        </w:pBdr>
+        <w:tabs>
+          <w:tab w:val="left" w:pos="3299"/>
+        </w:tabs>
+        <w:jc w:val="center"/>
+        <w:rPr>
+          <w:sz w:val="40"/>
+          <w:szCs w:val="40"/>
+        </w:rPr>
+      </w:pPr>
+      <w:r>
+        <w:rPr>
+          <w:sz w:val="40"/>
+          <w:szCs w:val="40"/>
+        </w:rPr>
+        <w:t>↓</w:t>
+      </w:r>
+    </w:p>
+    <w:p>
+      <w:pPr>
+        <w:pBdr>
+          <w:top w:val="single" w:sz="4" w:space="1" w:color="auto"/>
+          <w:left w:val="single" w:sz="4" w:space="4" w:color="auto"/>
+          <w:bottom w:val="single" w:sz="4" w:space="1" w:color="auto"/>
+          <w:right w:val="single" w:sz="4" w:space="4" w:color="auto"/>
+        </w:pBdr>
+        <w:tabs>
+          <w:tab w:val="left" w:pos="3299"/>
+        </w:tabs>
+        <w:jc w:val="center"/>
+        <w:rPr>
+          <w:sz w:val="40"/>
+          <w:szCs w:val="40"/>
+        </w:rPr>
+      </w:pPr>
+      <w:r>
+        <w:rPr>
+          <w:sz w:val="40"/>
+          <w:szCs w:val="40"/>
+        </w:rPr>
+        <w:t>Understand API</w:t>
+      </w:r>
+    </w:p>
+    <w:p>
+      <w:pPr>
+        <w:pBdr>
+          <w:top w:val="single" w:sz="4" w:space="1" w:color="auto"/>
+          <w:left w:val="single" w:sz="4" w:space="4" w:color="auto"/>
+          <w:bottom w:val="single" w:sz="4" w:space="1" w:color="auto"/>
+          <w:right w:val="single" w:sz="4" w:space="4" w:color="auto"/>
+        </w:pBdr>
+        <w:tabs>
+          <w:tab w:val="left" w:pos="3299"/>
+        </w:tabs>
+        <w:jc w:val="center"/>
+        <w:rPr>
+          <w:sz w:val="40"/>
+          <w:szCs w:val="40"/>
+        </w:rPr>
+      </w:pPr>
+      <w:r>
+        <w:rPr>
+          <w:sz w:val="40"/>
+          <w:szCs w:val="40"/>
+        </w:rPr>
+        <w:t>↓</w:t>
+      </w:r>
+    </w:p>
+    <w:p>
+      <w:pPr>
+        <w:pBdr>
+          <w:top w:val="single" w:sz="4" w:space="1" w:color="auto"/>
+          <w:left w:val="single" w:sz="4" w:space="4" w:color="auto"/>
+          <w:bottom w:val="single" w:sz="4" w:space="1" w:color="auto"/>
+          <w:right w:val="single" w:sz="4" w:space="4" w:color="auto"/>
+        </w:pBdr>
+        <w:tabs>
+          <w:tab w:val="left" w:pos="3299"/>
+        </w:tabs>
+        <w:jc w:val="center"/>
+        <w:rPr>
+          <w:sz w:val="40"/>
+          <w:szCs w:val="40"/>
+        </w:rPr>
+      </w:pPr>
+      <w:r>
+        <w:rPr>
+          <w:sz w:val="40"/>
+          <w:szCs w:val="40"/>
+        </w:rPr>
+        <w:t>Get Gemini API key</w:t>
+      </w:r>
+    </w:p>
+    <w:p>
+      <w:pPr>
+        <w:pBdr>
+          <w:top w:val="single" w:sz="4" w:space="1" w:color="auto"/>
+          <w:left w:val="single" w:sz="4" w:space="4" w:color="auto"/>
+          <w:bottom w:val="single" w:sz="4" w:space="1" w:color="auto"/>
+          <w:right w:val="single" w:sz="4" w:space="4" w:color="auto"/>
+        </w:pBdr>
+        <w:tabs>
+          <w:tab w:val="left" w:pos="3299"/>
+        </w:tabs>
+        <w:jc w:val="center"/>
+        <w:rPr>
+          <w:sz w:val="40"/>
+          <w:szCs w:val="40"/>
+        </w:rPr>
+      </w:pPr>
+      <w:r>
+        <w:rPr>
+          <w:sz w:val="40"/>
+          <w:szCs w:val="40"/>
+        </w:rPr>
+        <w:t>↓</w:t>
+      </w:r>
+    </w:p>
+    <w:p>
+      <w:pPr>
+        <w:pBdr>
+          <w:top w:val="single" w:sz="4" w:space="1" w:color="auto"/>
+          <w:left w:val="single" w:sz="4" w:space="4" w:color="auto"/>
+          <w:bottom w:val="single" w:sz="4" w:space="1" w:color="auto"/>
+          <w:right w:val="single" w:sz="4" w:space="4" w:color="auto"/>
+        </w:pBdr>
+        <w:tabs>
+          <w:tab w:val="left" w:pos="3299"/>
+        </w:tabs>
+        <w:jc w:val="center"/>
+        <w:rPr>
+          <w:sz w:val="40"/>
+          <w:szCs w:val="40"/>
+        </w:rPr>
+      </w:pPr>
+      <w:r>
+        <w:rPr>
+          <w:sz w:val="40"/>
+          <w:szCs w:val="40"/>
+        </w:rPr>
+        <w:t>Install Gemini Python SDK</w:t>
+      </w:r>
+    </w:p>
+    <w:p>
+      <w:pPr>
+        <w:pBdr>
+          <w:top w:val="single" w:sz="4" w:space="1" w:color="auto"/>
+          <w:left w:val="single" w:sz="4" w:space="4" w:color="auto"/>
+          <w:bottom w:val="single" w:sz="4" w:space="1" w:color="auto"/>
+          <w:right w:val="single" w:sz="4" w:space="4" w:color="auto"/>
+        </w:pBdr>
+        <w:tabs>
+          <w:tab w:val="left" w:pos="3299"/>
+        </w:tabs>
+        <w:jc w:val="center"/>
+        <w:rPr>
+          <w:sz w:val="40"/>
+          <w:szCs w:val="40"/>
+        </w:rPr>
+      </w:pPr>
+      <w:r>
+        <w:rPr>
+          <w:sz w:val="40"/>
+          <w:szCs w:val="40"/>
+        </w:rPr>
+        <w:t>↓</w:t>
+      </w:r>
+    </w:p>
+    <w:p>
+      <w:pPr>
+        <w:pBdr>
+          <w:top w:val="single" w:sz="4" w:space="1" w:color="auto"/>
+          <w:left w:val="single" w:sz="4" w:space="4" w:color="auto"/>
+          <w:bottom w:val="single" w:sz="4" w:space="1" w:color="auto"/>
+          <w:right w:val="single" w:sz="4" w:space="4" w:color="auto"/>
+        </w:pBdr>
+        <w:tabs>
+          <w:tab w:val="left" w:pos="3299"/>
+        </w:tabs>
+        <w:jc w:val="center"/>
+        <w:rPr>
+          <w:sz w:val="40"/>
+          <w:szCs w:val="40"/>
+        </w:rPr>
+      </w:pPr>
+      <w:r>
+        <w:rPr>
+          <w:sz w:val="40"/>
+          <w:szCs w:val="40"/>
+        </w:rPr>
+        <w:t>Send prompt from Python</w:t>
+      </w:r>
+    </w:p>
+    <w:p>
+      <w:pPr>
+        <w:pBdr>
+          <w:top w:val="single" w:sz="4" w:space="1" w:color="auto"/>
+          <w:left w:val="single" w:sz="4" w:space="4" w:color="auto"/>
+          <w:bottom w:val="single" w:sz="4" w:space="1" w:color="auto"/>
+          <w:right w:val="single" w:sz="4" w:space="4" w:color="auto"/>
+        </w:pBdr>
+        <w:tabs>
+          <w:tab w:val="left" w:pos="3299"/>
+        </w:tabs>
+        <w:jc w:val="center"/>
+        <w:rPr>
+          <w:sz w:val="40"/>
+          <w:szCs w:val="40"/>
+        </w:rPr>
+      </w:pPr>
+      <w:r>
+        <w:rPr>
+          <w:sz w:val="40"/>
+          <w:szCs w:val="40"/>
+        </w:rPr>
+        <w:t>↓</w:t>
+      </w:r>
+    </w:p>
+    <w:p>
+      <w:pPr>
+        <w:pBdr>
+          <w:top w:val="single" w:sz="4" w:space="1" w:color="auto"/>
+          <w:left w:val="single" w:sz="4" w:space="4" w:color="auto"/>
+          <w:bottom w:val="single" w:sz="4" w:space="1" w:color="auto"/>
+          <w:right w:val="single" w:sz="4" w:space="4" w:color="auto"/>
+        </w:pBdr>
+        <w:tabs>
+          <w:tab w:val="left" w:pos="3299"/>
+        </w:tabs>
+        <w:jc w:val="center"/>
+        <w:rPr>
+          <w:sz w:val="40"/>
+          <w:szCs w:val="40"/>
+        </w:rPr>
+      </w:pPr>
+      <w:r>
+        <w:rPr>
+          <w:sz w:val="40"/>
+          <w:szCs w:val="40"/>
+        </w:rPr>
+        <w:t>Receive AI-generated response</w:t>
+      </w:r>
+    </w:p>
+    <w:p>
+      <w:pPr>
+        <w:rPr>
+          <w:sz w:val="40"/>
+          <w:szCs w:val="40"/>
+        </w:rPr>
+      </w:pPr>
+    </w:p>
+    <w:p>
+      <w:pPr>
+        <w:rPr>
+          <w:b/>
+          <w:bCs/>
+          <w:sz w:val="28"/>
+          <w:szCs w:val="28"/>
+        </w:rPr>
+      </w:pPr>
+      <w:r>
+        <w:rPr>
+          <w:b/>
+          <w:bCs/>
+          <w:sz w:val="28"/>
+          <w:szCs w:val="28"/>
+        </w:rPr>
+        <w:t>What is an LLM?</w:t>
+      </w:r>
+    </w:p>
+    <w:p>
+      <w:pPr>
+        <w:rPr>
+          <w:sz w:val="28"/>
+          <w:szCs w:val="28"/>
+        </w:rPr>
+      </w:pPr>
+      <w:r>
+        <w:rPr>
+          <w:b/>
+          <w:bCs/>
+          <w:sz w:val="28"/>
+          <w:szCs w:val="28"/>
+        </w:rPr>
+        <w:t>LLM = Large Language Model</w:t>
+      </w:r>
+    </w:p>
+    <w:p>
+      <w:pPr>
+        <w:rPr>
+          <w:sz w:val="28"/>
+          <w:szCs w:val="28"/>
+        </w:rPr>
+      </w:pPr>
+      <w:r>
+        <w:rPr>
+          <w:sz w:val="28"/>
+          <w:szCs w:val="28"/>
+        </w:rPr>
+        <w:t>An LLM is a machine-learning model trained on very large amounts of text and designed to process and generate language.</w:t>
+      </w:r>
+    </w:p>
+    <w:p>
+      <w:pPr>
+        <w:rPr>
+          <w:sz w:val="28"/>
+          <w:szCs w:val="28"/>
+        </w:rPr>
+      </w:pPr>
+      <w:r>
+        <w:rPr>
+          <w:sz w:val="28"/>
+          <w:szCs w:val="28"/>
+        </w:rPr>
+        <w:t>Examples include models in the Gemini and GPT families.</w:t>
+      </w:r>
+    </w:p>
+    <w:p>
+      <w:pPr>
+        <w:rPr>
+          <w:sz w:val="28"/>
+          <w:szCs w:val="28"/>
+        </w:rPr>
+      </w:pPr>
+      <w:r>
+        <w:rPr>
+          <w:sz w:val="28"/>
+          <w:szCs w:val="28"/>
+        </w:rPr>
+        <w:lastRenderedPageBreak/>
+        <w:t>The basic idea:</w:t>
+      </w:r>
+    </w:p>
+    <w:p>
+      <w:pPr>
+        <w:jc w:val="center"/>
+        <w:rPr>
+          <w:sz w:val="32"/>
+          <w:szCs w:val="32"/>
+        </w:rPr>
+      </w:pPr>
+      <w:r>
+        <w:rPr>
+          <w:sz w:val="32"/>
+          <w:szCs w:val="32"/>
+        </w:rPr>
+        <w:t>Large amount of text</w:t>
+      </w:r>
+    </w:p>
+    <w:p>
+      <w:pPr>
+        <w:jc w:val="center"/>
+        <w:rPr>
+          <w:sz w:val="32"/>
+          <w:szCs w:val="32"/>
+        </w:rPr>
+      </w:pPr>
+      <w:r>
+        <w:rPr>
+          <w:sz w:val="32"/>
+          <w:szCs w:val="32"/>
+        </w:rPr>
+        <w:t>↓</w:t>
+      </w:r>
+    </w:p>
+    <w:p>
+      <w:pPr>
+        <w:jc w:val="center"/>
+        <w:rPr>
+          <w:sz w:val="32"/>
+          <w:szCs w:val="32"/>
+        </w:rPr>
+      </w:pPr>
+      <w:r>
+        <w:rPr>
+          <w:sz w:val="32"/>
+          <w:szCs w:val="32"/>
+        </w:rPr>
+        <w:t>Training</w:t>
+      </w:r>
+    </w:p>
+    <w:p>
+      <w:pPr>
+        <w:jc w:val="center"/>
+        <w:rPr>
+          <w:sz w:val="32"/>
+          <w:szCs w:val="32"/>
+        </w:rPr>
+      </w:pPr>
+      <w:r>
+        <w:rPr>
+          <w:sz w:val="32"/>
+          <w:szCs w:val="32"/>
+        </w:rPr>
+        <w:t>↓</w:t>
+      </w:r>
+    </w:p>
+    <w:p>
+      <w:pPr>
+        <w:jc w:val="center"/>
+        <w:rPr>
+          <w:sz w:val="32"/>
+          <w:szCs w:val="32"/>
+        </w:rPr>
+      </w:pPr>
+      <w:r>
+        <w:rPr>
+          <w:sz w:val="32"/>
+          <w:szCs w:val="32"/>
+        </w:rPr>
+        <w:t>Learn patterns in language</w:t>
+      </w:r>
+    </w:p>
+    <w:p>
+      <w:pPr>
+        <w:jc w:val="center"/>
+        <w:rPr>
+          <w:sz w:val="32"/>
+          <w:szCs w:val="32"/>
+        </w:rPr>
+      </w:pPr>
+      <w:r>
+        <w:rPr>
+          <w:sz w:val="32"/>
+          <w:szCs w:val="32"/>
+        </w:rPr>
+        <w:t>↓</w:t>
+      </w:r>
+    </w:p>
+    <w:p>
+      <w:pPr>
+        <w:jc w:val="center"/>
+        <w:rPr>
+          <w:sz w:val="32"/>
+          <w:szCs w:val="32"/>
+        </w:rPr>
+      </w:pPr>
+      <w:r>
+        <w:rPr>
+          <w:sz w:val="32"/>
+          <w:szCs w:val="32"/>
+        </w:rPr>
+        <w:t>LLM</w:t>
+      </w:r>
+    </w:p>
+    <w:p>
+      <w:pPr>
+        <w:jc w:val="center"/>
+        <w:rPr>
+          <w:sz w:val="32"/>
+          <w:szCs w:val="32"/>
+        </w:rPr>
+      </w:pPr>
+      <w:r>
+        <w:rPr>
+          <w:sz w:val="32"/>
+          <w:szCs w:val="32"/>
+        </w:rPr>
+        <w:t>↓</w:t>
+      </w:r>
+    </w:p>
+    <w:p>
+      <w:pPr>
+        <w:jc w:val="center"/>
+        <w:rPr>
+          <w:sz w:val="32"/>
+          <w:szCs w:val="32"/>
+        </w:rPr>
+      </w:pPr>
+      <w:r>
+        <w:rPr>
+          <w:sz w:val="32"/>
+          <w:szCs w:val="32"/>
+        </w:rPr>
+        <w:t>Generate / understand text</w:t>
+      </w:r>
+    </w:p>
+    <w:p>
+      <w:pPr>
+        <w:jc w:val="center"/>
+        <w:rPr>
+          <w:sz w:val="32"/>
+          <w:szCs w:val="32"/>
+        </w:rPr>
+      </w:pPr>
+    </w:p>
+    <w:p>
+      <w:pPr>
+        <w:rPr>
+          <w:sz w:val="40"/>
+          <w:szCs w:val="40"/>
+        </w:rPr>
+      </w:pPr>
+      <w:r>
+        <w:rPr>
+          <w:sz w:val="40"/>
+          <w:szCs w:val="40"/>
+        </w:rPr>
+        <w:t>How Does an LLM Generate Text</w:t>
+      </w:r>
+    </w:p>
+    <w:p>
+      <w:pPr>
+        <w:rPr>
+          <w:sz w:val="40"/>
+          <w:szCs w:val="40"/>
+        </w:rPr>
+      </w:pPr>
+    </w:p>
+    <w:p>
+      <w:pPr>
+        <w:tabs>
+          <w:tab w:val="left" w:pos="5341"/>
+        </w:tabs>
+        <w:jc w:val="center"/>
+        <w:rPr>
+          <w:sz w:val="32"/>
+          <w:szCs w:val="32"/>
+        </w:rPr>
+      </w:pPr>
+      <w:r>
+        <w:rPr>
+          <w:sz w:val="32"/>
+          <w:szCs w:val="32"/>
+        </w:rPr>
+        <w:t>Your prompt</w:t>
+      </w:r>
+    </w:p>
+    <w:p>
+      <w:pPr>
+        <w:tabs>
+          <w:tab w:val="left" w:pos="5341"/>
+        </w:tabs>
+        <w:jc w:val="center"/>
+        <w:rPr>
+          <w:sz w:val="32"/>
+          <w:szCs w:val="32"/>
+        </w:rPr>
+      </w:pPr>
+      <w:r>
+        <w:rPr>
+          <w:sz w:val="32"/>
+          <w:szCs w:val="32"/>
+        </w:rPr>
+        <w:t>↓</w:t>
+      </w:r>
+    </w:p>
+    <w:p>
+      <w:pPr>
+        <w:tabs>
+          <w:tab w:val="left" w:pos="5341"/>
+        </w:tabs>
+        <w:jc w:val="center"/>
+        <w:rPr>
+          <w:sz w:val="32"/>
+          <w:szCs w:val="32"/>
+        </w:rPr>
+      </w:pPr>
+      <w:r>
+        <w:rPr>
+          <w:sz w:val="32"/>
+          <w:szCs w:val="32"/>
+        </w:rPr>
+        <w:t>Model processes the input</w:t>
+      </w:r>
+    </w:p>
+    <w:p>
+      <w:pPr>
+        <w:tabs>
+          <w:tab w:val="left" w:pos="5341"/>
+        </w:tabs>
+        <w:jc w:val="center"/>
+        <w:rPr>
+          <w:sz w:val="32"/>
+          <w:szCs w:val="32"/>
+        </w:rPr>
+      </w:pPr>
+      <w:r>
+        <w:rPr>
+          <w:sz w:val="32"/>
+          <w:szCs w:val="32"/>
+        </w:rPr>
+        <w:t>↓</w:t>
+      </w:r>
+    </w:p>
+    <w:p>
+      <w:pPr>
+        <w:tabs>
+          <w:tab w:val="left" w:pos="5341"/>
+        </w:tabs>
+        <w:jc w:val="center"/>
+        <w:rPr>
+          <w:sz w:val="32"/>
+          <w:szCs w:val="32"/>
+        </w:rPr>
+      </w:pPr>
+      <w:r>
+        <w:rPr>
+          <w:sz w:val="32"/>
+          <w:szCs w:val="32"/>
+        </w:rPr>
+        <w:t>Predicts likely next token</w:t>
+      </w:r>
+    </w:p>
+    <w:p>
+      <w:pPr>
+        <w:tabs>
+          <w:tab w:val="left" w:pos="5341"/>
+        </w:tabs>
+        <w:jc w:val="center"/>
+        <w:rPr>
+          <w:sz w:val="32"/>
+          <w:szCs w:val="32"/>
+        </w:rPr>
+      </w:pPr>
+      <w:r>
+        <w:rPr>
+          <w:sz w:val="32"/>
+          <w:szCs w:val="32"/>
+        </w:rPr>
+        <w:t>↓</w:t>
+      </w:r>
+    </w:p>
+    <w:p>
+      <w:pPr>
+        <w:tabs>
+          <w:tab w:val="left" w:pos="5341"/>
+        </w:tabs>
+        <w:jc w:val="center"/>
+        <w:rPr>
+          <w:sz w:val="32"/>
+          <w:szCs w:val="32"/>
+        </w:rPr>
+      </w:pPr>
+      <w:r>
+        <w:rPr>
+          <w:sz w:val="32"/>
+          <w:szCs w:val="32"/>
+        </w:rPr>
+        <w:t>Adds that token</w:t>
+      </w:r>
+    </w:p>
+    <w:p>
+      <w:pPr>
+        <w:tabs>
+          <w:tab w:val="left" w:pos="5341"/>
+        </w:tabs>
+        <w:jc w:val="center"/>
+        <w:rPr>
+          <w:sz w:val="32"/>
+          <w:szCs w:val="32"/>
+        </w:rPr>
+      </w:pPr>
+      <w:r>
+        <w:rPr>
+          <w:sz w:val="32"/>
+          <w:szCs w:val="32"/>
+        </w:rPr>
+        <w:t>↓</w:t>
+      </w:r>
+    </w:p>
+    <w:p>
+      <w:pPr>
+        <w:tabs>
+          <w:tab w:val="left" w:pos="5341"/>
+        </w:tabs>
+        <w:jc w:val="center"/>
+        <w:rPr>
+          <w:sz w:val="32"/>
+          <w:szCs w:val="32"/>
+        </w:rPr>
+      </w:pPr>
+      <w:r>
+        <w:rPr>
+          <w:sz w:val="32"/>
+          <w:szCs w:val="32"/>
+        </w:rPr>
+        <w:lastRenderedPageBreak/>
+        <w:t>Predicts the next token</w:t>
+      </w:r>
+    </w:p>
+    <w:p>
+      <w:pPr>
+        <w:tabs>
+          <w:tab w:val="left" w:pos="5341"/>
+        </w:tabs>
+        <w:jc w:val="center"/>
+        <w:rPr>
+          <w:sz w:val="32"/>
+          <w:szCs w:val="32"/>
+        </w:rPr>
+      </w:pPr>
+      <w:r>
+        <w:rPr>
+          <w:sz w:val="32"/>
+          <w:szCs w:val="32"/>
+        </w:rPr>
+        <w:t>↓</w:t>
+      </w:r>
+    </w:p>
+    <w:p>
+      <w:pPr>
+        <w:tabs>
+          <w:tab w:val="left" w:pos="5341"/>
+        </w:tabs>
+        <w:jc w:val="center"/>
+        <w:rPr>
+          <w:sz w:val="32"/>
+          <w:szCs w:val="32"/>
+        </w:rPr>
+      </w:pPr>
+      <w:r>
+        <w:rPr>
+          <w:sz w:val="32"/>
+          <w:szCs w:val="32"/>
+        </w:rPr>
+        <w:t>Repeats</w:t>
+      </w:r>
+    </w:p>
+    <w:p>
+      <w:pPr>
+        <w:tabs>
+          <w:tab w:val="left" w:pos="5341"/>
+        </w:tabs>
+        <w:jc w:val="center"/>
+        <w:rPr>
+          <w:sz w:val="32"/>
+          <w:szCs w:val="32"/>
+        </w:rPr>
+      </w:pPr>
+      <w:r>
+        <w:rPr>
+          <w:sz w:val="32"/>
+          <w:szCs w:val="32"/>
+        </w:rPr>
+        <w:t>↓</w:t>
+      </w:r>
+    </w:p>
+    <w:p>
+      <w:pPr>
+        <w:tabs>
+          <w:tab w:val="left" w:pos="5341"/>
+        </w:tabs>
+        <w:jc w:val="center"/>
+        <w:rPr>
+          <w:sz w:val="32"/>
+          <w:szCs w:val="32"/>
+        </w:rPr>
+      </w:pPr>
+      <w:r>
+        <w:rPr>
+          <w:sz w:val="32"/>
+          <w:szCs w:val="32"/>
+        </w:rPr>
+        <w:t>Generated response</w:t>
+      </w:r>
+    </w:p>
+    <w:p>
+      <w:pPr>
+        <w:tabs>
+          <w:tab w:val="left" w:pos="5341"/>
+        </w:tabs>
+        <w:rPr>
+          <w:sz w:val="32"/>
+          <w:szCs w:val="32"/>
+        </w:rPr>
+      </w:pPr>
+    </w:p>
+    <w:p>
+      <w:pPr>
+        <w:tabs>
+          <w:tab w:val="left" w:pos="5341"/>
+        </w:tabs>
+        <w:rPr>
+          <w:b/>
+          <w:bCs/>
+        </w:rPr>
+      </w:pPr>
+      <w:r>
+        <w:rPr>
+          <w:b/>
+          <w:bCs/>
+        </w:rPr>
+        <w:t>What is Context?</w:t>
+      </w:r>
+    </w:p>
+    <w:p>
+      <w:pPr>
+        <w:tabs>
+          <w:tab w:val="left" w:pos="5341"/>
+        </w:tabs>
+      </w:pPr>
+      <w:r>
+        <w:rPr>
+          <w:b/>
+          <w:bCs/>
+        </w:rPr>
+        <w:t>Context</w:t>
+      </w:r>
+      <w:r>
+        <w:t xml:space="preserve"> is the information the model receives around the current request and uses to generate an answer.</w:t>
+      </w:r>
+    </w:p>
+    <w:p>
+      <w:pPr>
+        <w:tabs>
+          <w:tab w:val="left" w:pos="5341"/>
+        </w:tabs>
+      </w:pPr>
+      <w:r>
+        <w:t>For example:</w:t>
+      </w:r>
+    </w:p>
+    <w:p>
+      <w:pPr>
+        <w:tabs>
+          <w:tab w:val="left" w:pos="5341"/>
+        </w:tabs>
+      </w:pPr>
+      <w:r>
+        <w:t>User:</w:t>
+      </w:r>
+    </w:p>
+    <w:p>
+      <w:pPr>
+        <w:tabs>
+          <w:tab w:val="left" w:pos="5341"/>
+        </w:tabs>
+      </w:pPr>
+      <w:r>
+        <w:t>My name is Ali.</w:t>
+      </w:r>
+    </w:p>
+    <w:p>
+      <w:pPr>
+        <w:tabs>
+          <w:tab w:val="left" w:pos="5341"/>
+        </w:tabs>
+      </w:pPr>
+    </w:p>
+    <w:p>
+      <w:pPr>
+        <w:tabs>
+          <w:tab w:val="left" w:pos="5341"/>
+        </w:tabs>
+      </w:pPr>
+      <w:r>
+        <w:t>User:</w:t>
+      </w:r>
+    </w:p>
+    <w:p>
+      <w:pPr>
+        <w:tabs>
+          <w:tab w:val="left" w:pos="5341"/>
+        </w:tabs>
+      </w:pPr>
+      <w:r>
+        <w:t>What is my name?</w:t>
+      </w:r>
+    </w:p>
+    <w:p>
+      <w:pPr>
+        <w:tabs>
+          <w:tab w:val="left" w:pos="5341"/>
+        </w:tabs>
+      </w:pPr>
+      <w:r>
+        <w:t>If the conversation context is preserved, the model can use the earlier information.</w:t>
+      </w:r>
+    </w:p>
+    <w:p>
+      <w:pPr>
+        <w:tabs>
+          <w:tab w:val="left" w:pos="5341"/>
+        </w:tabs>
+      </w:pPr>
+      <w:r>
+        <w:t>This becomes very important when building:</w:t>
+      </w:r>
+    </w:p>
+    <w:p>
+      <w:pPr>
+        <w:numPr>
+          <w:ilvl w:val="0"/>
+          <w:numId w:val="3"/>
+        </w:numPr>
+        <w:tabs>
+          <w:tab w:val="left" w:pos="5341"/>
+        </w:tabs>
+      </w:pPr>
+      <w:r>
+        <w:t xml:space="preserve">Chatbots </w:t>
+      </w:r>
+    </w:p>
+    <w:p>
+      <w:pPr>
+        <w:numPr>
+          <w:ilvl w:val="0"/>
+          <w:numId w:val="3"/>
+        </w:numPr>
+        <w:tabs>
+          <w:tab w:val="left" w:pos="5341"/>
+        </w:tabs>
+      </w:pPr>
+      <w:r>
+        <w:t xml:space="preserve">AI assistants </w:t>
+      </w:r>
+    </w:p>
+    <w:p>
+      <w:pPr>
+        <w:numPr>
+          <w:ilvl w:val="0"/>
+          <w:numId w:val="3"/>
+        </w:numPr>
+        <w:tabs>
+          <w:tab w:val="left" w:pos="5341"/>
+        </w:tabs>
+      </w:pPr>
+      <w:r>
+        <w:t xml:space="preserve">Agents </w:t>
+      </w:r>
+    </w:p>
+    <w:p>
+      <w:pPr>
+        <w:numPr>
+          <w:ilvl w:val="0"/>
+          <w:numId w:val="3"/>
+        </w:numPr>
+        <w:tabs>
+          <w:tab w:val="left" w:pos="5341"/>
+        </w:tabs>
+      </w:pPr>
+      <w:r>
+        <w:t>Document assistants</w:t>
+      </w:r>
+    </w:p>
+    <w:p>
+      <w:pPr>
+        <w:tabs>
+          <w:tab w:val="left" w:pos="5341"/>
+        </w:tabs>
+        <w:rPr>
+          <w:sz w:val="32"/>
+          <w:szCs w:val="32"/>
+        </w:rPr>
+      </w:pPr>
+    </w:p>
+    <w:p>
+      <w:pPr>
+        <w:spacing w:before="100" w:beforeAutospacing="1" w:after="100" w:afterAutospacing="1" w:line="240" w:lineRule="auto"/>
+        <w:rPr>
+          <w:rFonts w:ascii="Times New Roman" w:eastAsia="Times New Roman" w:hAnsi="Times New Roman" w:cs="Times New Roman"/>
+          <w:kern w:val="0"/>
+          <w14:ligatures w14:val="none"/>
+        </w:rPr>
+      </w:pPr>
+      <w:r>
+        <w:rPr>
+          <w:rFonts w:ascii="Times New Roman" w:eastAsia="Times New Roman" w:hAnsi="Times New Roman" w:cs="Times New Roman"/>
+          <w:kern w:val="0"/>
+          <w14:ligatures w14:val="none"/>
+        </w:rPr>
+        <w:t>his distinction is extremely important.</w:t>
+      </w:r>
+    </w:p>
+    <w:p>
+      <w:pPr>
+        <w:spacing w:before="100" w:beforeAutospacing="1" w:after="100" w:afterAutospacing="1" w:line="240" w:lineRule="auto"/>
+        <w:outlineLvl w:val="1"/>
+        <w:rPr>
+          <w:rFonts w:ascii="Times New Roman" w:eastAsia="Times New Roman" w:hAnsi="Times New Roman" w:cs="Times New Roman"/>
+          <w:b/>
+          <w:bCs/>
+          <w:kern w:val="0"/>
+          <w:sz w:val="36"/>
+          <w:szCs w:val="36"/>
+          <w14:ligatures w14:val="none"/>
+        </w:rPr>
+      </w:pPr>
+      <w:r>
+        <w:rPr>
+          <w:rFonts w:ascii="Times New Roman" w:eastAsia="Times New Roman" w:hAnsi="Times New Roman" w:cs="Times New Roman"/>
+          <w:b/>
+          <w:bCs/>
+          <w:kern w:val="0"/>
+          <w:sz w:val="36"/>
+          <w:szCs w:val="36"/>
+          <w14:ligatures w14:val="none"/>
+        </w:rPr>
+        <w:t>Training</w:t>
+      </w:r>
+    </w:p>
+    <w:p>
+      <w:pPr>
+        <w:spacing w:before="100" w:beforeAutospacing="1" w:after="100" w:afterAutospacing="1" w:line="240" w:lineRule="auto"/>
+        <w:rPr>
+          <w:rFonts w:ascii="Times New Roman" w:eastAsia="Times New Roman" w:hAnsi="Times New Roman" w:cs="Times New Roman"/>
+          <w:kern w:val="0"/>
+          <w14:ligatures w14:val="none"/>
+        </w:rPr>
+      </w:pPr>
+      <w:r>
+        <w:rPr>
+          <w:rFonts w:ascii="Times New Roman" w:eastAsia="Times New Roman" w:hAnsi="Times New Roman" w:cs="Times New Roman"/>
+          <w:kern w:val="0"/>
+          <w14:ligatures w14:val="none"/>
+        </w:rPr>
+        <w:lastRenderedPageBreak/>
+        <w:t>The model learns from data.</w:t>
+      </w:r>
+    </w:p>
+    <w:p>
+      <w:pPr>
+        <w:tabs>
+          <w:tab w:val="left" w:pos="916"/>
+          <w:tab w:val="left" w:pos="1832"/>
+          <w:tab w:val="left" w:pos="2748"/>
+          <w:tab w:val="left" w:pos="3664"/>
+          <w:tab w:val="left" w:pos="4580"/>
+          <w:tab w:val="left" w:pos="5496"/>
+          <w:tab w:val="left" w:pos="6412"/>
+          <w:tab w:val="left" w:pos="7328"/>
+          <w:tab w:val="left" w:pos="8244"/>
+          <w:tab w:val="left" w:pos="9160"/>
+          <w:tab w:val="left" w:pos="10076"/>
+          <w:tab w:val="left" w:pos="10992"/>
+          <w:tab w:val="left" w:pos="11908"/>
+          <w:tab w:val="left" w:pos="12824"/>
+          <w:tab w:val="left" w:pos="13740"/>
+          <w:tab w:val="left" w:pos="14656"/>
+        </w:tabs>
+        <w:spacing w:after="0" w:line="240" w:lineRule="auto"/>
+        <w:rPr>
+          <w:rFonts w:ascii="Courier New" w:eastAsia="Times New Roman" w:hAnsi="Courier New" w:cs="Courier New"/>
+          <w:kern w:val="0"/>
+          <w:sz w:val="20"/>
+          <w:szCs w:val="20"/>
+          <w14:ligatures w14:val="none"/>
+        </w:rPr>
+      </w:pPr>
+      <w:r>
+        <w:rPr>
+          <w:rFonts w:ascii="Courier New" w:eastAsia="Times New Roman" w:hAnsi="Courier New" w:cs="Courier New"/>
+          <w:kern w:val="0"/>
+          <w:sz w:val="20"/>
+          <w:szCs w:val="20"/>
+          <w14:ligatures w14:val="none"/>
+        </w:rPr>
+        <w:t>Data</w:t>
+      </w:r>
+    </w:p>
+    <w:p>
+      <w:pPr>
+        <w:tabs>
+          <w:tab w:val="left" w:pos="916"/>
+          <w:tab w:val="left" w:pos="1832"/>
+          <w:tab w:val="left" w:pos="2748"/>
+          <w:tab w:val="left" w:pos="3664"/>
+          <w:tab w:val="left" w:pos="4580"/>
+          <w:tab w:val="left" w:pos="5496"/>
+          <w:tab w:val="left" w:pos="6412"/>
+          <w:tab w:val="left" w:pos="7328"/>
+          <w:tab w:val="left" w:pos="8244"/>
+          <w:tab w:val="left" w:pos="9160"/>
+          <w:tab w:val="left" w:pos="10076"/>
+          <w:tab w:val="left" w:pos="10992"/>
+          <w:tab w:val="left" w:pos="11908"/>
+          <w:tab w:val="left" w:pos="12824"/>
+          <w:tab w:val="left" w:pos="13740"/>
+          <w:tab w:val="left" w:pos="14656"/>
+        </w:tabs>
+        <w:spacing w:after="0" w:line="240" w:lineRule="auto"/>
+        <w:rPr>
+          <w:rFonts w:ascii="Courier New" w:eastAsia="Times New Roman" w:hAnsi="Courier New" w:cs="Courier New"/>
+          <w:kern w:val="0"/>
+          <w:sz w:val="20"/>
+          <w:szCs w:val="20"/>
+          <w14:ligatures w14:val="none"/>
+        </w:rPr>
+      </w:pPr>
+      <w:r>
+        <w:rPr>
+          <w:rFonts w:ascii="Courier New" w:eastAsia="Times New Roman" w:hAnsi="Courier New" w:cs="Courier New"/>
+          <w:kern w:val="0"/>
+          <w:sz w:val="20"/>
+          <w:szCs w:val="20"/>
+          <w14:ligatures w14:val="none"/>
+        </w:rPr>
+        <w:t xml:space="preserve"> ↓</w:t>
+      </w:r>
+    </w:p>
+    <w:p>
+      <w:pPr>
+        <w:tabs>
+          <w:tab w:val="left" w:pos="916"/>
+          <w:tab w:val="left" w:pos="1832"/>
+          <w:tab w:val="left" w:pos="2748"/>
+          <w:tab w:val="left" w:pos="3664"/>
+          <w:tab w:val="left" w:pos="4580"/>
+          <w:tab w:val="left" w:pos="5496"/>
+          <w:tab w:val="left" w:pos="6412"/>
+          <w:tab w:val="left" w:pos="7328"/>
+          <w:tab w:val="left" w:pos="8244"/>
+          <w:tab w:val="left" w:pos="9160"/>
+          <w:tab w:val="left" w:pos="10076"/>
+          <w:tab w:val="left" w:pos="10992"/>
+          <w:tab w:val="left" w:pos="11908"/>
+          <w:tab w:val="left" w:pos="12824"/>
+          <w:tab w:val="left" w:pos="13740"/>
+          <w:tab w:val="left" w:pos="14656"/>
+        </w:tabs>
+        <w:spacing w:after="0" w:line="240" w:lineRule="auto"/>
+        <w:rPr>
+          <w:rFonts w:ascii="Courier New" w:eastAsia="Times New Roman" w:hAnsi="Courier New" w:cs="Courier New"/>
+          <w:kern w:val="0"/>
+          <w:sz w:val="20"/>
+          <w:szCs w:val="20"/>
+          <w14:ligatures w14:val="none"/>
+        </w:rPr>
+      </w:pPr>
+      <w:r>
+        <w:rPr>
+          <w:rFonts w:ascii="Courier New" w:eastAsia="Times New Roman" w:hAnsi="Courier New" w:cs="Courier New"/>
+          <w:kern w:val="0"/>
+          <w:sz w:val="20"/>
+          <w:szCs w:val="20"/>
+          <w14:ligatures w14:val="none"/>
+        </w:rPr>
+        <w:t>Training</w:t>
+      </w:r>
+    </w:p>
+    <w:p>
+      <w:pPr>
+        <w:tabs>
+          <w:tab w:val="left" w:pos="916"/>
+          <w:tab w:val="left" w:pos="1832"/>
+          <w:tab w:val="left" w:pos="2748"/>
+          <w:tab w:val="left" w:pos="3664"/>
+          <w:tab w:val="left" w:pos="4580"/>
+          <w:tab w:val="left" w:pos="5496"/>
+          <w:tab w:val="left" w:pos="6412"/>
+          <w:tab w:val="left" w:pos="7328"/>
+          <w:tab w:val="left" w:pos="8244"/>
+          <w:tab w:val="left" w:pos="9160"/>
+          <w:tab w:val="left" w:pos="10076"/>
+          <w:tab w:val="left" w:pos="10992"/>
+          <w:tab w:val="left" w:pos="11908"/>
+          <w:tab w:val="left" w:pos="12824"/>
+          <w:tab w:val="left" w:pos="13740"/>
+          <w:tab w:val="left" w:pos="14656"/>
+        </w:tabs>
+        <w:spacing w:after="0" w:line="240" w:lineRule="auto"/>
+        <w:rPr>
+          <w:rFonts w:ascii="Courier New" w:eastAsia="Times New Roman" w:hAnsi="Courier New" w:cs="Courier New"/>
+          <w:kern w:val="0"/>
+          <w:sz w:val="20"/>
+          <w:szCs w:val="20"/>
+          <w14:ligatures w14:val="none"/>
+        </w:rPr>
+      </w:pPr>
+      <w:r>
+        <w:rPr>
+          <w:rFonts w:ascii="Courier New" w:eastAsia="Times New Roman" w:hAnsi="Courier New" w:cs="Courier New"/>
+          <w:kern w:val="0"/>
+          <w:sz w:val="20"/>
+          <w:szCs w:val="20"/>
+          <w14:ligatures w14:val="none"/>
+        </w:rPr>
+        <w:t xml:space="preserve"> ↓</w:t>
+      </w:r>
+    </w:p>
+    <w:p>
+      <w:pPr>
+        <w:tabs>
+          <w:tab w:val="left" w:pos="916"/>
+          <w:tab w:val="left" w:pos="1832"/>
+          <w:tab w:val="left" w:pos="2748"/>
+          <w:tab w:val="left" w:pos="3664"/>
+          <w:tab w:val="left" w:pos="4580"/>
+          <w:tab w:val="left" w:pos="5496"/>
+          <w:tab w:val="left" w:pos="6412"/>
+          <w:tab w:val="left" w:pos="7328"/>
+          <w:tab w:val="left" w:pos="8244"/>
+          <w:tab w:val="left" w:pos="9160"/>
+          <w:tab w:val="left" w:pos="10076"/>
+          <w:tab w:val="left" w:pos="10992"/>
+          <w:tab w:val="left" w:pos="11908"/>
+          <w:tab w:val="left" w:pos="12824"/>
+          <w:tab w:val="left" w:pos="13740"/>
+          <w:tab w:val="left" w:pos="14656"/>
+        </w:tabs>
+        <w:spacing w:after="0" w:line="240" w:lineRule="auto"/>
+        <w:rPr>
+          <w:rFonts w:ascii="Courier New" w:eastAsia="Times New Roman" w:hAnsi="Courier New" w:cs="Courier New"/>
+          <w:kern w:val="0"/>
+          <w:sz w:val="20"/>
+          <w:szCs w:val="20"/>
+          <w14:ligatures w14:val="none"/>
+        </w:rPr>
+      </w:pPr>
+      <w:r>
+        <w:rPr>
+          <w:rFonts w:ascii="Courier New" w:eastAsia="Times New Roman" w:hAnsi="Courier New" w:cs="Courier New"/>
+          <w:kern w:val="0"/>
+          <w:sz w:val="20"/>
+          <w:szCs w:val="20"/>
+          <w14:ligatures w14:val="none"/>
+        </w:rPr>
+        <w:t>Learn parameters</w:t>
+      </w:r>
+    </w:p>
+    <w:p>
+      <w:pPr>
+        <w:tabs>
+          <w:tab w:val="left" w:pos="916"/>
+          <w:tab w:val="left" w:pos="1832"/>
+          <w:tab w:val="left" w:pos="2748"/>
+          <w:tab w:val="left" w:pos="3664"/>
+          <w:tab w:val="left" w:pos="4580"/>
+          <w:tab w:val="left" w:pos="5496"/>
+          <w:tab w:val="left" w:pos="6412"/>
+          <w:tab w:val="left" w:pos="7328"/>
+          <w:tab w:val="left" w:pos="8244"/>
+          <w:tab w:val="left" w:pos="9160"/>
+          <w:tab w:val="left" w:pos="10076"/>
+          <w:tab w:val="left" w:pos="10992"/>
+          <w:tab w:val="left" w:pos="11908"/>
+          <w:tab w:val="left" w:pos="12824"/>
+          <w:tab w:val="left" w:pos="13740"/>
+          <w:tab w:val="left" w:pos="14656"/>
+        </w:tabs>
+        <w:spacing w:after="0" w:line="240" w:lineRule="auto"/>
+        <w:rPr>
+          <w:rFonts w:ascii="Courier New" w:eastAsia="Times New Roman" w:hAnsi="Courier New" w:cs="Courier New"/>
+          <w:kern w:val="0"/>
+          <w:sz w:val="20"/>
+          <w:szCs w:val="20"/>
+          <w14:ligatures w14:val="none"/>
+        </w:rPr>
+      </w:pPr>
+      <w:r>
+        <w:rPr>
+          <w:rFonts w:ascii="Courier New" w:eastAsia="Times New Roman" w:hAnsi="Courier New" w:cs="Courier New"/>
+          <w:kern w:val="0"/>
+          <w:sz w:val="20"/>
+          <w:szCs w:val="20"/>
+          <w14:ligatures w14:val="none"/>
+        </w:rPr>
+        <w:t xml:space="preserve"> ↓</w:t>
+      </w:r>
+    </w:p>
+    <w:p>
+      <w:pPr>
+        <w:tabs>
+          <w:tab w:val="left" w:pos="916"/>
+          <w:tab w:val="left" w:pos="1832"/>
+          <w:tab w:val="left" w:pos="2748"/>
+          <w:tab w:val="left" w:pos="3664"/>
+          <w:tab w:val="left" w:pos="4580"/>
+          <w:tab w:val="left" w:pos="5496"/>
+          <w:tab w:val="left" w:pos="6412"/>
+          <w:tab w:val="left" w:pos="7328"/>
+          <w:tab w:val="left" w:pos="8244"/>
+          <w:tab w:val="left" w:pos="9160"/>
+          <w:tab w:val="left" w:pos="10076"/>
+          <w:tab w:val="left" w:pos="10992"/>
+          <w:tab w:val="left" w:pos="11908"/>
+          <w:tab w:val="left" w:pos="12824"/>
+          <w:tab w:val="left" w:pos="13740"/>
+          <w:tab w:val="left" w:pos="14656"/>
+        </w:tabs>
+        <w:spacing w:after="0" w:line="240" w:lineRule="auto"/>
+        <w:rPr>
+          <w:rFonts w:ascii="Courier New" w:eastAsia="Times New Roman" w:hAnsi="Courier New" w:cs="Courier New"/>
+          <w:kern w:val="0"/>
+          <w:sz w:val="20"/>
+          <w:szCs w:val="20"/>
+          <w14:ligatures w14:val="none"/>
+        </w:rPr>
+      </w:pPr>
+      <w:r>
+        <w:rPr>
+          <w:rFonts w:ascii="Courier New" w:eastAsia="Times New Roman" w:hAnsi="Courier New" w:cs="Courier New"/>
+          <w:kern w:val="0"/>
+          <w:sz w:val="20"/>
+          <w:szCs w:val="20"/>
+          <w14:ligatures w14:val="none"/>
+        </w:rPr>
+        <w:t>Trained model</w:t>
+      </w:r>
+    </w:p>
+    <w:p>
+      <w:pPr>
+        <w:spacing w:before="100" w:beforeAutospacing="1" w:after="100" w:afterAutospacing="1" w:line="240" w:lineRule="auto"/>
+        <w:rPr>
+          <w:rFonts w:ascii="Times New Roman" w:eastAsia="Times New Roman" w:hAnsi="Times New Roman" w:cs="Times New Roman"/>
+          <w:kern w:val="0"/>
+          <w14:ligatures w14:val="none"/>
+        </w:rPr>
+      </w:pPr>
+      <w:r>
+        <w:rPr>
+          <w:rFonts w:ascii="Times New Roman" w:eastAsia="Times New Roman" w:hAnsi="Times New Roman" w:cs="Times New Roman"/>
+          <w:kern w:val="0"/>
+          <w14:ligatures w14:val="none"/>
+        </w:rPr>
+        <w:t>Training is computationally expensive and is generally done by the model provider.</w:t>
+      </w:r>
+    </w:p>
+    <w:p>
+      <w:pPr>
+        <w:spacing w:after="0" w:line="240" w:lineRule="auto"/>
+        <w:rPr>
+          <w:rFonts w:ascii="Times New Roman" w:eastAsia="Times New Roman" w:hAnsi="Times New Roman" w:cs="Times New Roman"/>
+          <w:kern w:val="0"/>
+          <w14:ligatures w14:val="none"/>
+        </w:rPr>
+      </w:pPr>
+      <w:r>
+        <w:rPr>
+          <w:rFonts w:ascii="Times New Roman" w:eastAsia="Times New Roman" w:hAnsi="Times New Roman" w:cs="Times New Roman"/>
+          <w:kern w:val="0"/>
+          <w14:ligatures w14:val="none"/>
+        </w:rPr>
+        <w:pict w14:anchorId="626DBDDD">
+          <v:rect id="_x0000_i1025" style="width:0;height:1.5pt" o:hralign="center" o:hrstd="t" o:hr="t" fillcolor="#a0a0a0" stroked="f"/>
+        </w:pict>
+      </w:r>
+    </w:p>
+    <w:p>
+      <w:pPr>
+        <w:spacing w:before="100" w:beforeAutospacing="1" w:after="100" w:afterAutospacing="1" w:line="240" w:lineRule="auto"/>
+        <w:outlineLvl w:val="1"/>
+        <w:rPr>
+          <w:rFonts w:ascii="Times New Roman" w:eastAsia="Times New Roman" w:hAnsi="Times New Roman" w:cs="Times New Roman"/>
+          <w:b/>
+          <w:bCs/>
+          <w:kern w:val="0"/>
+          <w:sz w:val="36"/>
+          <w:szCs w:val="36"/>
+          <w14:ligatures w14:val="none"/>
+        </w:rPr>
+      </w:pPr>
+      <w:r>
+        <w:rPr>
+          <w:rFonts w:ascii="Times New Roman" w:eastAsia="Times New Roman" w:hAnsi="Times New Roman" w:cs="Times New Roman"/>
+          <w:b/>
+          <w:bCs/>
+          <w:kern w:val="0"/>
+          <w:sz w:val="36"/>
+          <w:szCs w:val="36"/>
+          <w14:ligatures w14:val="none"/>
+        </w:rPr>
+        <w:t>Inference</w:t>
+      </w:r>
+    </w:p>
+    <w:p>
+      <w:pPr>
+        <w:spacing w:before="100" w:beforeAutospacing="1" w:after="100" w:afterAutospacing="1" w:line="240" w:lineRule="auto"/>
+        <w:rPr>
+          <w:rFonts w:ascii="Times New Roman" w:eastAsia="Times New Roman" w:hAnsi="Times New Roman" w:cs="Times New Roman"/>
+          <w:kern w:val="0"/>
+          <w14:ligatures w14:val="none"/>
+        </w:rPr>
+      </w:pPr>
+      <w:r>
+        <w:rPr>
+          <w:rFonts w:ascii="Times New Roman" w:eastAsia="Times New Roman" w:hAnsi="Times New Roman" w:cs="Times New Roman"/>
+          <w:kern w:val="0"/>
+          <w14:ligatures w14:val="none"/>
+        </w:rPr>
+        <w:t xml:space="preserve">Inference means </w:t>
+      </w:r>
+      <w:r>
+        <w:rPr>
+          <w:rFonts w:ascii="Times New Roman" w:eastAsia="Times New Roman" w:hAnsi="Times New Roman" w:cs="Times New Roman"/>
+          <w:b/>
+          <w:bCs/>
+          <w:kern w:val="0"/>
+          <w14:ligatures w14:val="none"/>
+        </w:rPr>
+        <w:t>using the trained model</w:t>
+      </w:r>
+      <w:r>
+        <w:rPr>
+          <w:rFonts w:ascii="Times New Roman" w:eastAsia="Times New Roman" w:hAnsi="Times New Roman" w:cs="Times New Roman"/>
+          <w:kern w:val="0"/>
+          <w14:ligatures w14:val="none"/>
+        </w:rPr>
+        <w:t xml:space="preserve"> to produce an output.</w:t>
+      </w:r>
+    </w:p>
+    <w:p>
+      <w:pPr>
+        <w:tabs>
+          <w:tab w:val="left" w:pos="916"/>
+          <w:tab w:val="left" w:pos="1832"/>
+          <w:tab w:val="left" w:pos="2748"/>
+          <w:tab w:val="left" w:pos="3664"/>
+          <w:tab w:val="left" w:pos="4580"/>
+          <w:tab w:val="left" w:pos="5496"/>
+          <w:tab w:val="left" w:pos="6412"/>
+          <w:tab w:val="left" w:pos="7328"/>
+          <w:tab w:val="left" w:pos="8244"/>
+          <w:tab w:val="left" w:pos="9160"/>
+          <w:tab w:val="left" w:pos="10076"/>
+          <w:tab w:val="left" w:pos="10992"/>
+          <w:tab w:val="left" w:pos="11908"/>
+          <w:tab w:val="left" w:pos="12824"/>
+          <w:tab w:val="left" w:pos="13740"/>
+          <w:tab w:val="left" w:pos="14656"/>
+        </w:tabs>
+        <w:spacing w:after="0" w:line="240" w:lineRule="auto"/>
+        <w:rPr>
+          <w:rFonts w:ascii="Courier New" w:eastAsia="Times New Roman" w:hAnsi="Courier New" w:cs="Courier New"/>
+          <w:kern w:val="0"/>
+          <w:sz w:val="20"/>
+          <w:szCs w:val="20"/>
+          <w14:ligatures w14:val="none"/>
+        </w:rPr>
+      </w:pPr>
+      <w:r>
+        <w:rPr>
+          <w:rFonts w:ascii="Courier New" w:eastAsia="Times New Roman" w:hAnsi="Courier New" w:cs="Courier New"/>
+          <w:kern w:val="0"/>
+          <w:sz w:val="20"/>
+          <w:szCs w:val="20"/>
+          <w14:ligatures w14:val="none"/>
+        </w:rPr>
+        <w:t>Your Prompt</w:t>
+      </w:r>
+    </w:p>
+    <w:p>
+      <w:pPr>
+        <w:tabs>
+          <w:tab w:val="left" w:pos="916"/>
+          <w:tab w:val="left" w:pos="1832"/>
+          <w:tab w:val="left" w:pos="2748"/>
+          <w:tab w:val="left" w:pos="3664"/>
+          <w:tab w:val="left" w:pos="4580"/>
+          <w:tab w:val="left" w:pos="5496"/>
+          <w:tab w:val="left" w:pos="6412"/>
+          <w:tab w:val="left" w:pos="7328"/>
+          <w:tab w:val="left" w:pos="8244"/>
+          <w:tab w:val="left" w:pos="9160"/>
+          <w:tab w:val="left" w:pos="10076"/>
+          <w:tab w:val="left" w:pos="10992"/>
+          <w:tab w:val="left" w:pos="11908"/>
+          <w:tab w:val="left" w:pos="12824"/>
+          <w:tab w:val="left" w:pos="13740"/>
+          <w:tab w:val="left" w:pos="14656"/>
+        </w:tabs>
+        <w:spacing w:after="0" w:line="240" w:lineRule="auto"/>
+        <w:rPr>
+          <w:rFonts w:ascii="Courier New" w:eastAsia="Times New Roman" w:hAnsi="Courier New" w:cs="Courier New"/>
+          <w:kern w:val="0"/>
+          <w:sz w:val="20"/>
+          <w:szCs w:val="20"/>
+          <w14:ligatures w14:val="none"/>
+        </w:rPr>
+      </w:pPr>
+      <w:r>
+        <w:rPr>
+          <w:rFonts w:ascii="Courier New" w:eastAsia="Times New Roman" w:hAnsi="Courier New" w:cs="Courier New"/>
+          <w:kern w:val="0"/>
+          <w:sz w:val="20"/>
+          <w:szCs w:val="20"/>
+          <w14:ligatures w14:val="none"/>
+        </w:rPr>
+        <w:t xml:space="preserve">    ↓</w:t>
+      </w:r>
+    </w:p>
+    <w:p>
+      <w:pPr>
+        <w:tabs>
+          <w:tab w:val="left" w:pos="916"/>
+          <w:tab w:val="left" w:pos="1832"/>
+          <w:tab w:val="left" w:pos="2748"/>
+          <w:tab w:val="left" w:pos="3664"/>
+          <w:tab w:val="left" w:pos="4580"/>
+          <w:tab w:val="left" w:pos="5496"/>
+          <w:tab w:val="left" w:pos="6412"/>
+          <w:tab w:val="left" w:pos="7328"/>
+          <w:tab w:val="left" w:pos="8244"/>
+          <w:tab w:val="left" w:pos="9160"/>
+          <w:tab w:val="left" w:pos="10076"/>
+          <w:tab w:val="left" w:pos="10992"/>
+          <w:tab w:val="left" w:pos="11908"/>
+          <w:tab w:val="left" w:pos="12824"/>
+          <w:tab w:val="left" w:pos="13740"/>
+          <w:tab w:val="left" w:pos="14656"/>
+        </w:tabs>
+        <w:spacing w:after="0" w:line="240" w:lineRule="auto"/>
+        <w:rPr>
+          <w:rFonts w:ascii="Courier New" w:eastAsia="Times New Roman" w:hAnsi="Courier New" w:cs="Courier New"/>
+          <w:kern w:val="0"/>
+          <w:sz w:val="20"/>
+          <w:szCs w:val="20"/>
+          <w14:ligatures w14:val="none"/>
+        </w:rPr>
+      </w:pPr>
+      <w:r>
+        <w:rPr>
+          <w:rFonts w:ascii="Courier New" w:eastAsia="Times New Roman" w:hAnsi="Courier New" w:cs="Courier New"/>
+          <w:kern w:val="0"/>
+          <w:sz w:val="20"/>
+          <w:szCs w:val="20"/>
+          <w14:ligatures w14:val="none"/>
+        </w:rPr>
+        <w:t>Trained Model</w:t>
+      </w:r>
+    </w:p>
+    <w:p>
+      <w:pPr>
+        <w:tabs>
+          <w:tab w:val="left" w:pos="916"/>
+          <w:tab w:val="left" w:pos="1832"/>
+          <w:tab w:val="left" w:pos="2748"/>
+          <w:tab w:val="left" w:pos="3664"/>
+          <w:tab w:val="left" w:pos="4580"/>
+          <w:tab w:val="left" w:pos="5496"/>
+          <w:tab w:val="left" w:pos="6412"/>
+          <w:tab w:val="left" w:pos="7328"/>
+          <w:tab w:val="left" w:pos="8244"/>
+          <w:tab w:val="left" w:pos="9160"/>
+          <w:tab w:val="left" w:pos="10076"/>
+          <w:tab w:val="left" w:pos="10992"/>
+          <w:tab w:val="left" w:pos="11908"/>
+          <w:tab w:val="left" w:pos="12824"/>
+          <w:tab w:val="left" w:pos="13740"/>
+          <w:tab w:val="left" w:pos="14656"/>
+        </w:tabs>
+        <w:spacing w:after="0" w:line="240" w:lineRule="auto"/>
+        <w:rPr>
+          <w:rFonts w:ascii="Courier New" w:eastAsia="Times New Roman" w:hAnsi="Courier New" w:cs="Courier New"/>
+          <w:kern w:val="0"/>
+          <w:sz w:val="20"/>
+          <w:szCs w:val="20"/>
+          <w14:ligatures w14:val="none"/>
+        </w:rPr>
+      </w:pPr>
+      <w:r>
+        <w:rPr>
+          <w:rFonts w:ascii="Courier New" w:eastAsia="Times New Roman" w:hAnsi="Courier New" w:cs="Courier New"/>
+          <w:kern w:val="0"/>
+          <w:sz w:val="20"/>
+          <w:szCs w:val="20"/>
+          <w14:ligatures w14:val="none"/>
+        </w:rPr>
+        <w:t xml:space="preserve">    ↓</w:t>
+      </w:r>
+    </w:p>
+    <w:p>
+      <w:pPr>
+        <w:tabs>
+          <w:tab w:val="left" w:pos="916"/>
+          <w:tab w:val="left" w:pos="1832"/>
+          <w:tab w:val="left" w:pos="2748"/>
+          <w:tab w:val="left" w:pos="3664"/>
+          <w:tab w:val="left" w:pos="4580"/>
+          <w:tab w:val="left" w:pos="5496"/>
+          <w:tab w:val="left" w:pos="6412"/>
+          <w:tab w:val="left" w:pos="7328"/>
+          <w:tab w:val="left" w:pos="8244"/>
+          <w:tab w:val="left" w:pos="9160"/>
+          <w:tab w:val="left" w:pos="10076"/>
+          <w:tab w:val="left" w:pos="10992"/>
+          <w:tab w:val="left" w:pos="11908"/>
+          <w:tab w:val="left" w:pos="12824"/>
+          <w:tab w:val="left" w:pos="13740"/>
+          <w:tab w:val="left" w:pos="14656"/>
+        </w:tabs>
+        <w:spacing w:after="0" w:line="240" w:lineRule="auto"/>
+        <w:rPr>
+          <w:rFonts w:ascii="Courier New" w:eastAsia="Times New Roman" w:hAnsi="Courier New" w:cs="Courier New"/>
+          <w:kern w:val="0"/>
+          <w:sz w:val="20"/>
+          <w:szCs w:val="20"/>
+          <w14:ligatures w14:val="none"/>
+        </w:rPr>
+      </w:pPr>
+      <w:r>
+        <w:rPr>
+          <w:rFonts w:ascii="Courier New" w:eastAsia="Times New Roman" w:hAnsi="Courier New" w:cs="Courier New"/>
+          <w:kern w:val="0"/>
+          <w:sz w:val="20"/>
+          <w:szCs w:val="20"/>
+          <w14:ligatures w14:val="none"/>
+        </w:rPr>
+        <w:t>Response</w:t>
+      </w:r>
+    </w:p>
+    <w:p>
+      <w:pPr>
+        <w:spacing w:before="100" w:beforeAutospacing="1" w:after="100" w:afterAutospacing="1" w:line="240" w:lineRule="auto"/>
+        <w:rPr>
+          <w:rFonts w:ascii="Times New Roman" w:eastAsia="Times New Roman" w:hAnsi="Times New Roman" w:cs="Times New Roman"/>
+          <w:kern w:val="0"/>
+          <w14:ligatures w14:val="none"/>
+        </w:rPr>
+      </w:pPr>
+      <w:r>
+        <w:rPr>
+          <w:rFonts w:ascii="Times New Roman" w:eastAsia="Times New Roman" w:hAnsi="Times New Roman" w:cs="Times New Roman"/>
+          <w:kern w:val="0"/>
+          <w14:ligatures w14:val="none"/>
+        </w:rPr>
+        <w:t xml:space="preserve">When you call the Gemini API from Python, you are generally performing </w:t>
+      </w:r>
+      <w:r>
+        <w:rPr>
+          <w:rFonts w:ascii="Times New Roman" w:eastAsia="Times New Roman" w:hAnsi="Times New Roman" w:cs="Times New Roman"/>
+          <w:b/>
+          <w:bCs/>
+          <w:kern w:val="0"/>
+          <w14:ligatures w14:val="none"/>
+        </w:rPr>
+        <w:t>inference</w:t>
+      </w:r>
+      <w:r>
+        <w:rPr>
+          <w:rFonts w:ascii="Times New Roman" w:eastAsia="Times New Roman" w:hAnsi="Times New Roman" w:cs="Times New Roman"/>
+          <w:kern w:val="0"/>
+          <w14:ligatures w14:val="none"/>
+        </w:rPr>
+        <w:t>, not training Gemini yourself</w:t>
+      </w:r>
+    </w:p>
+    <w:p>
+      <w:pPr>
+        <w:spacing w:before="100" w:beforeAutospacing="1" w:after="100" w:afterAutospacing="1" w:line="240" w:lineRule="auto"/>
+        <w:outlineLvl w:val="0"/>
+        <w:rPr>
+          <w:rFonts w:ascii="Times New Roman" w:eastAsia="Times New Roman" w:hAnsi="Times New Roman" w:cs="Times New Roman"/>
+          <w:b/>
+          <w:bCs/>
+          <w:kern w:val="36"/>
+          <w:sz w:val="48"/>
+          <w:szCs w:val="48"/>
+          <w14:ligatures w14:val="none"/>
+        </w:rPr>
+      </w:pPr>
+      <w:r>
+        <w:rPr>
+          <w:rFonts w:ascii="Times New Roman" w:eastAsia="Times New Roman" w:hAnsi="Times New Roman" w:cs="Times New Roman"/>
+          <w:b/>
+          <w:bCs/>
+          <w:kern w:val="36"/>
+          <w:sz w:val="48"/>
+          <w:szCs w:val="48"/>
+          <w14:ligatures w14:val="none"/>
+        </w:rPr>
+        <w:t>Real-Life API Analogy</w:t>
+      </w:r>
+    </w:p>
+    <w:p>
+      <w:pPr>
+        <w:spacing w:before="100" w:beforeAutospacing="1" w:after="100" w:afterAutospacing="1" w:line="240" w:lineRule="auto"/>
+        <w:rPr>
+          <w:rFonts w:ascii="Times New Roman" w:eastAsia="Times New Roman" w:hAnsi="Times New Roman" w:cs="Times New Roman"/>
+          <w:kern w:val="0"/>
+          <w14:ligatures w14:val="none"/>
+        </w:rPr>
+      </w:pPr>
+      <w:r>
+        <w:rPr>
+          <w:rFonts w:ascii="Times New Roman" w:eastAsia="Times New Roman" w:hAnsi="Times New Roman" w:cs="Times New Roman"/>
+          <w:kern w:val="0"/>
+          <w14:ligatures w14:val="none"/>
+        </w:rPr>
+        <w:t>Imagine a restaurant.</w:t>
+      </w:r>
+    </w:p>
+    <w:p>
+      <w:pPr>
+        <w:tabs>
+          <w:tab w:val="left" w:pos="916"/>
+          <w:tab w:val="left" w:pos="1832"/>
+          <w:tab w:val="left" w:pos="2748"/>
+          <w:tab w:val="left" w:pos="3664"/>
+          <w:tab w:val="left" w:pos="4580"/>
+          <w:tab w:val="left" w:pos="5496"/>
+          <w:tab w:val="left" w:pos="6412"/>
+          <w:tab w:val="left" w:pos="7328"/>
+          <w:tab w:val="left" w:pos="8244"/>
+          <w:tab w:val="left" w:pos="9160"/>
+          <w:tab w:val="left" w:pos="10076"/>
+          <w:tab w:val="left" w:pos="10992"/>
+          <w:tab w:val="left" w:pos="11908"/>
+          <w:tab w:val="left" w:pos="12824"/>
+          <w:tab w:val="left" w:pos="13740"/>
+          <w:tab w:val="left" w:pos="14656"/>
+        </w:tabs>
+        <w:spacing w:after="0" w:line="240" w:lineRule="auto"/>
+        <w:rPr>
+          <w:rFonts w:ascii="Courier New" w:eastAsia="Times New Roman" w:hAnsi="Courier New" w:cs="Courier New"/>
+          <w:kern w:val="0"/>
+          <w:sz w:val="20"/>
+          <w:szCs w:val="20"/>
+          <w14:ligatures w14:val="none"/>
+        </w:rPr>
+      </w:pPr>
+      <w:r>
+        <w:rPr>
+          <w:rFonts w:ascii="Courier New" w:eastAsia="Times New Roman" w:hAnsi="Courier New" w:cs="Courier New"/>
+          <w:kern w:val="0"/>
+          <w:sz w:val="20"/>
+          <w:szCs w:val="20"/>
+          <w14:ligatures w14:val="none"/>
+        </w:rPr>
+        <w:t>You</w:t>
+      </w:r>
+    </w:p>
+    <w:p>
+      <w:pPr>
+        <w:tabs>
+          <w:tab w:val="left" w:pos="916"/>
+          <w:tab w:val="left" w:pos="1832"/>
+          <w:tab w:val="left" w:pos="2748"/>
+          <w:tab w:val="left" w:pos="3664"/>
+          <w:tab w:val="left" w:pos="4580"/>
+          <w:tab w:val="left" w:pos="5496"/>
+          <w:tab w:val="left" w:pos="6412"/>
+          <w:tab w:val="left" w:pos="7328"/>
+          <w:tab w:val="left" w:pos="8244"/>
+          <w:tab w:val="left" w:pos="9160"/>
+          <w:tab w:val="left" w:pos="10076"/>
+          <w:tab w:val="left" w:pos="10992"/>
+          <w:tab w:val="left" w:pos="11908"/>
+          <w:tab w:val="left" w:pos="12824"/>
+          <w:tab w:val="left" w:pos="13740"/>
+          <w:tab w:val="left" w:pos="14656"/>
+        </w:tabs>
+        <w:spacing w:after="0" w:line="240" w:lineRule="auto"/>
+        <w:rPr>
+          <w:rFonts w:ascii="Courier New" w:eastAsia="Times New Roman" w:hAnsi="Courier New" w:cs="Courier New"/>
+          <w:kern w:val="0"/>
+          <w:sz w:val="20"/>
+          <w:szCs w:val="20"/>
+          <w14:ligatures w14:val="none"/>
+        </w:rPr>
+      </w:pPr>
+      <w:r>
+        <w:rPr>
+          <w:rFonts w:ascii="Courier New" w:eastAsia="Times New Roman" w:hAnsi="Courier New" w:cs="Courier New"/>
+          <w:kern w:val="0"/>
+          <w:sz w:val="20"/>
+          <w:szCs w:val="20"/>
+          <w14:ligatures w14:val="none"/>
+        </w:rPr>
+        <w:t xml:space="preserve"> ↓</w:t>
+      </w:r>
+    </w:p>
+    <w:p>
+      <w:pPr>
+        <w:tabs>
+          <w:tab w:val="left" w:pos="916"/>
+          <w:tab w:val="left" w:pos="1832"/>
+          <w:tab w:val="left" w:pos="2748"/>
+          <w:tab w:val="left" w:pos="3664"/>
+          <w:tab w:val="left" w:pos="4580"/>
+          <w:tab w:val="left" w:pos="5496"/>
+          <w:tab w:val="left" w:pos="6412"/>
+          <w:tab w:val="left" w:pos="7328"/>
+          <w:tab w:val="left" w:pos="8244"/>
+          <w:tab w:val="left" w:pos="9160"/>
+          <w:tab w:val="left" w:pos="10076"/>
+          <w:tab w:val="left" w:pos="10992"/>
+          <w:tab w:val="left" w:pos="11908"/>
+          <w:tab w:val="left" w:pos="12824"/>
+          <w:tab w:val="left" w:pos="13740"/>
+          <w:tab w:val="left" w:pos="14656"/>
+        </w:tabs>
+        <w:spacing w:after="0" w:line="240" w:lineRule="auto"/>
+        <w:rPr>
+          <w:rFonts w:ascii="Courier New" w:eastAsia="Times New Roman" w:hAnsi="Courier New" w:cs="Courier New"/>
+          <w:kern w:val="0"/>
+          <w:sz w:val="20"/>
+          <w:szCs w:val="20"/>
+          <w14:ligatures w14:val="none"/>
+        </w:rPr>
+      </w:pPr>
+      <w:r>
+        <w:rPr>
+          <w:rFonts w:ascii="Courier New" w:eastAsia="Times New Roman" w:hAnsi="Courier New" w:cs="Courier New"/>
+          <w:kern w:val="0"/>
+          <w:sz w:val="20"/>
+          <w:szCs w:val="20"/>
+          <w14:ligatures w14:val="none"/>
+        </w:rPr>
+        <w:t>Waiter</w:t>
+      </w:r>
+    </w:p>
+    <w:p>
+      <w:pPr>
+        <w:tabs>
+          <w:tab w:val="left" w:pos="916"/>
+          <w:tab w:val="left" w:pos="1832"/>
+          <w:tab w:val="left" w:pos="2748"/>
+          <w:tab w:val="left" w:pos="3664"/>
+          <w:tab w:val="left" w:pos="4580"/>
+          <w:tab w:val="left" w:pos="5496"/>
+          <w:tab w:val="left" w:pos="6412"/>
+          <w:tab w:val="left" w:pos="7328"/>
+          <w:tab w:val="left" w:pos="8244"/>
+          <w:tab w:val="left" w:pos="9160"/>
+          <w:tab w:val="left" w:pos="10076"/>
+          <w:tab w:val="left" w:pos="10992"/>
+          <w:tab w:val="left" w:pos="11908"/>
+          <w:tab w:val="left" w:pos="12824"/>
+          <w:tab w:val="left" w:pos="13740"/>
+          <w:tab w:val="left" w:pos="14656"/>
+        </w:tabs>
+        <w:spacing w:after="0" w:line="240" w:lineRule="auto"/>
+        <w:rPr>
+          <w:rFonts w:ascii="Courier New" w:eastAsia="Times New Roman" w:hAnsi="Courier New" w:cs="Courier New"/>
+          <w:kern w:val="0"/>
+          <w:sz w:val="20"/>
+          <w:szCs w:val="20"/>
+          <w14:ligatures w14:val="none"/>
+        </w:rPr>
+      </w:pPr>
+      <w:r>
+        <w:rPr>
+          <w:rFonts w:ascii="Courier New" w:eastAsia="Times New Roman" w:hAnsi="Courier New" w:cs="Courier New"/>
+          <w:kern w:val="0"/>
+          <w:sz w:val="20"/>
+          <w:szCs w:val="20"/>
+          <w14:ligatures w14:val="none"/>
+        </w:rPr>
+        <w:t xml:space="preserve"> ↓</w:t>
+      </w:r>
+    </w:p>
+    <w:p>
+      <w:pPr>
+        <w:tabs>
+          <w:tab w:val="left" w:pos="916"/>
+          <w:tab w:val="left" w:pos="1832"/>
+          <w:tab w:val="left" w:pos="2748"/>
+          <w:tab w:val="left" w:pos="3664"/>
+          <w:tab w:val="left" w:pos="4580"/>
+          <w:tab w:val="left" w:pos="5496"/>
+          <w:tab w:val="left" w:pos="6412"/>
+          <w:tab w:val="left" w:pos="7328"/>
+          <w:tab w:val="left" w:pos="8244"/>
+          <w:tab w:val="left" w:pos="9160"/>
+          <w:tab w:val="left" w:pos="10076"/>
+          <w:tab w:val="left" w:pos="10992"/>
+          <w:tab w:val="left" w:pos="11908"/>
+          <w:tab w:val="left" w:pos="12824"/>
+          <w:tab w:val="left" w:pos="13740"/>
+          <w:tab w:val="left" w:pos="14656"/>
+        </w:tabs>
+        <w:spacing w:after="0" w:line="240" w:lineRule="auto"/>
+        <w:rPr>
+          <w:rFonts w:ascii="Courier New" w:eastAsia="Times New Roman" w:hAnsi="Courier New" w:cs="Courier New"/>
+          <w:kern w:val="0"/>
+          <w:sz w:val="20"/>
+          <w:szCs w:val="20"/>
+          <w14:ligatures w14:val="none"/>
+        </w:rPr>
+      </w:pPr>
+      <w:r>
+        <w:rPr>
+          <w:rFonts w:ascii="Courier New" w:eastAsia="Times New Roman" w:hAnsi="Courier New" w:cs="Courier New"/>
+          <w:kern w:val="0"/>
+          <w:sz w:val="20"/>
+          <w:szCs w:val="20"/>
+          <w14:ligatures w14:val="none"/>
+        </w:rPr>
+        <w:t>Kitchen</w:t>
+      </w:r>
+    </w:p>
+    <w:p>
+      <w:pPr>
+        <w:tabs>
+          <w:tab w:val="left" w:pos="916"/>
+          <w:tab w:val="left" w:pos="1832"/>
+          <w:tab w:val="left" w:pos="2748"/>
+          <w:tab w:val="left" w:pos="3664"/>
+          <w:tab w:val="left" w:pos="4580"/>
+          <w:tab w:val="left" w:pos="5496"/>
+          <w:tab w:val="left" w:pos="6412"/>
+          <w:tab w:val="left" w:pos="7328"/>
+          <w:tab w:val="left" w:pos="8244"/>
+          <w:tab w:val="left" w:pos="9160"/>
+          <w:tab w:val="left" w:pos="10076"/>
+          <w:tab w:val="left" w:pos="10992"/>
+          <w:tab w:val="left" w:pos="11908"/>
+          <w:tab w:val="left" w:pos="12824"/>
+          <w:tab w:val="left" w:pos="13740"/>
+          <w:tab w:val="left" w:pos="14656"/>
+        </w:tabs>
+        <w:spacing w:after="0" w:line="240" w:lineRule="auto"/>
+        <w:rPr>
+          <w:rFonts w:ascii="Courier New" w:eastAsia="Times New Roman" w:hAnsi="Courier New" w:cs="Courier New"/>
+          <w:kern w:val="0"/>
+          <w:sz w:val="20"/>
+          <w:szCs w:val="20"/>
+          <w14:ligatures w14:val="none"/>
+        </w:rPr>
+      </w:pPr>
+      <w:r>
+        <w:rPr>
+          <w:rFonts w:ascii="Courier New" w:eastAsia="Times New Roman" w:hAnsi="Courier New" w:cs="Courier New"/>
+          <w:kern w:val="0"/>
+          <w:sz w:val="20"/>
+          <w:szCs w:val="20"/>
+          <w14:ligatures w14:val="none"/>
+        </w:rPr>
+        <w:t xml:space="preserve"> ↓</w:t>
+      </w:r>
+    </w:p>
+    <w:p>
+      <w:pPr>
+        <w:tabs>
+          <w:tab w:val="left" w:pos="916"/>
+          <w:tab w:val="left" w:pos="1832"/>
+          <w:tab w:val="left" w:pos="2748"/>
+          <w:tab w:val="left" w:pos="3664"/>
+          <w:tab w:val="left" w:pos="4580"/>
+          <w:tab w:val="left" w:pos="5496"/>
+          <w:tab w:val="left" w:pos="6412"/>
+          <w:tab w:val="left" w:pos="7328"/>
+          <w:tab w:val="left" w:pos="8244"/>
+          <w:tab w:val="left" w:pos="9160"/>
+          <w:tab w:val="left" w:pos="10076"/>
+          <w:tab w:val="left" w:pos="10992"/>
+          <w:tab w:val="left" w:pos="11908"/>
+          <w:tab w:val="left" w:pos="12824"/>
+          <w:tab w:val="left" w:pos="13740"/>
+          <w:tab w:val="left" w:pos="14656"/>
+        </w:tabs>
+        <w:spacing w:after="0" w:line="240" w:lineRule="auto"/>
+        <w:rPr>
+          <w:rFonts w:ascii="Courier New" w:eastAsia="Times New Roman" w:hAnsi="Courier New" w:cs="Courier New"/>
+          <w:kern w:val="0"/>
+          <w:sz w:val="20"/>
+          <w:szCs w:val="20"/>
+          <w14:ligatures w14:val="none"/>
+        </w:rPr>
+      </w:pPr>
+      <w:r>
+        <w:rPr>
+          <w:rFonts w:ascii="Courier New" w:eastAsia="Times New Roman" w:hAnsi="Courier New" w:cs="Courier New"/>
+          <w:kern w:val="0"/>
+          <w:sz w:val="20"/>
+          <w:szCs w:val="20"/>
+          <w14:ligatures w14:val="none"/>
+        </w:rPr>
+        <w:t>Food</w:t>
+      </w:r>
+    </w:p>
+    <w:p>
+      <w:pPr>
+        <w:tabs>
+          <w:tab w:val="left" w:pos="916"/>
+          <w:tab w:val="left" w:pos="1832"/>
+          <w:tab w:val="left" w:pos="2748"/>
+          <w:tab w:val="left" w:pos="3664"/>
+          <w:tab w:val="left" w:pos="4580"/>
+          <w:tab w:val="left" w:pos="5496"/>
+          <w:tab w:val="left" w:pos="6412"/>
+          <w:tab w:val="left" w:pos="7328"/>
+          <w:tab w:val="left" w:pos="8244"/>
+          <w:tab w:val="left" w:pos="9160"/>
+          <w:tab w:val="left" w:pos="10076"/>
+          <w:tab w:val="left" w:pos="10992"/>
+          <w:tab w:val="left" w:pos="11908"/>
+          <w:tab w:val="left" w:pos="12824"/>
+          <w:tab w:val="left" w:pos="13740"/>
+          <w:tab w:val="left" w:pos="14656"/>
+        </w:tabs>
+        <w:spacing w:after="0" w:line="240" w:lineRule="auto"/>
+        <w:rPr>
+          <w:rFonts w:ascii="Courier New" w:eastAsia="Times New Roman" w:hAnsi="Courier New" w:cs="Courier New"/>
+          <w:kern w:val="0"/>
+          <w:sz w:val="20"/>
+          <w:szCs w:val="20"/>
+          <w14:ligatures w14:val="none"/>
+        </w:rPr>
+      </w:pPr>
+      <w:r>
+        <w:rPr>
+          <w:rFonts w:ascii="Courier New" w:eastAsia="Times New Roman" w:hAnsi="Courier New" w:cs="Courier New"/>
+          <w:kern w:val="0"/>
+          <w:sz w:val="20"/>
+          <w:szCs w:val="20"/>
+          <w14:ligatures w14:val="none"/>
+        </w:rPr>
+        <w:t xml:space="preserve"> ↓</w:t>
+      </w:r>
+    </w:p>
+    <w:p>
+      <w:pPr>
+        <w:tabs>
+          <w:tab w:val="left" w:pos="916"/>
+          <w:tab w:val="left" w:pos="1832"/>
+          <w:tab w:val="left" w:pos="2748"/>
+          <w:tab w:val="left" w:pos="3664"/>
+          <w:tab w:val="left" w:pos="4580"/>
+          <w:tab w:val="left" w:pos="5496"/>
+          <w:tab w:val="left" w:pos="6412"/>
+          <w:tab w:val="left" w:pos="7328"/>
+          <w:tab w:val="left" w:pos="8244"/>
+          <w:tab w:val="left" w:pos="9160"/>
+          <w:tab w:val="left" w:pos="10076"/>
+          <w:tab w:val="left" w:pos="10992"/>
+          <w:tab w:val="left" w:pos="11908"/>
+          <w:tab w:val="left" w:pos="12824"/>
+          <w:tab w:val="left" w:pos="13740"/>
+          <w:tab w:val="left" w:pos="14656"/>
+        </w:tabs>
+        <w:spacing w:after="0" w:line="240" w:lineRule="auto"/>
+        <w:rPr>
+          <w:rFonts w:ascii="Courier New" w:eastAsia="Times New Roman" w:hAnsi="Courier New" w:cs="Courier New"/>
+          <w:kern w:val="0"/>
+          <w:sz w:val="20"/>
+          <w:szCs w:val="20"/>
+          <w14:ligatures w14:val="none"/>
+        </w:rPr>
+      </w:pPr>
+      <w:r>
+        <w:rPr>
+          <w:rFonts w:ascii="Courier New" w:eastAsia="Times New Roman" w:hAnsi="Courier New" w:cs="Courier New"/>
+          <w:kern w:val="0"/>
+          <w:sz w:val="20"/>
+          <w:szCs w:val="20"/>
+          <w14:ligatures w14:val="none"/>
+        </w:rPr>
+        <w:t>Waiter</w:t>
+      </w:r>
+    </w:p>
+    <w:p>
+      <w:pPr>
+        <w:tabs>
+          <w:tab w:val="left" w:pos="916"/>
+          <w:tab w:val="left" w:pos="1832"/>
+          <w:tab w:val="left" w:pos="2748"/>
+          <w:tab w:val="left" w:pos="3664"/>
+          <w:tab w:val="left" w:pos="4580"/>
+          <w:tab w:val="left" w:pos="5496"/>
+          <w:tab w:val="left" w:pos="6412"/>
+          <w:tab w:val="left" w:pos="7328"/>
+          <w:tab w:val="left" w:pos="8244"/>
+          <w:tab w:val="left" w:pos="9160"/>
+          <w:tab w:val="left" w:pos="10076"/>
+          <w:tab w:val="left" w:pos="10992"/>
+          <w:tab w:val="left" w:pos="11908"/>
+          <w:tab w:val="left" w:pos="12824"/>
+          <w:tab w:val="left" w:pos="13740"/>
+          <w:tab w:val="left" w:pos="14656"/>
+        </w:tabs>
+        <w:spacing w:after="0" w:line="240" w:lineRule="auto"/>
+        <w:rPr>
+          <w:rFonts w:ascii="Courier New" w:eastAsia="Times New Roman" w:hAnsi="Courier New" w:cs="Courier New"/>
+          <w:kern w:val="0"/>
+          <w:sz w:val="20"/>
+          <w:szCs w:val="20"/>
+          <w14:ligatures w14:val="none"/>
+        </w:rPr>
+      </w:pPr>
+      <w:r>
+        <w:rPr>
+          <w:rFonts w:ascii="Courier New" w:eastAsia="Times New Roman" w:hAnsi="Courier New" w:cs="Courier New"/>
+          <w:kern w:val="0"/>
+          <w:sz w:val="20"/>
+          <w:szCs w:val="20"/>
+          <w14:ligatures w14:val="none"/>
+        </w:rPr>
+        <w:t xml:space="preserve"> ↓</w:t>
+      </w:r>
+    </w:p>
+    <w:p>
+      <w:pPr>
+        <w:tabs>
+          <w:tab w:val="left" w:pos="916"/>
+          <w:tab w:val="left" w:pos="1832"/>
+          <w:tab w:val="left" w:pos="2748"/>
+          <w:tab w:val="left" w:pos="3664"/>
+          <w:tab w:val="left" w:pos="4580"/>
+          <w:tab w:val="left" w:pos="5496"/>
+          <w:tab w:val="left" w:pos="6412"/>
+          <w:tab w:val="left" w:pos="7328"/>
+          <w:tab w:val="left" w:pos="8244"/>
+          <w:tab w:val="left" w:pos="9160"/>
+          <w:tab w:val="left" w:pos="10076"/>
+          <w:tab w:val="left" w:pos="10992"/>
+          <w:tab w:val="left" w:pos="11908"/>
+          <w:tab w:val="left" w:pos="12824"/>
+          <w:tab w:val="left" w:pos="13740"/>
+          <w:tab w:val="left" w:pos="14656"/>
+        </w:tabs>
+        <w:spacing w:after="0" w:line="240" w:lineRule="auto"/>
+        <w:rPr>
+          <w:rFonts w:ascii="Courier New" w:eastAsia="Times New Roman" w:hAnsi="Courier New" w:cs="Courier New"/>
+          <w:kern w:val="0"/>
+          <w:sz w:val="20"/>
+          <w:szCs w:val="20"/>
+          <w14:ligatures w14:val="none"/>
+        </w:rPr>
+      </w:pPr>
+      <w:r>
+        <w:rPr>
+          <w:rFonts w:ascii="Courier New" w:eastAsia="Times New Roman" w:hAnsi="Courier New" w:cs="Courier New"/>
+          <w:kern w:val="0"/>
+          <w:sz w:val="20"/>
+          <w:szCs w:val="20"/>
+          <w14:ligatures w14:val="none"/>
+        </w:rPr>
+        <w:t>You</w:t>
+      </w:r>
+    </w:p>
+    <w:p>
+      <w:pPr>
+        <w:spacing w:before="100" w:beforeAutospacing="1" w:after="100" w:afterAutospacing="1" w:line="240" w:lineRule="auto"/>
+        <w:rPr>
+          <w:rFonts w:ascii="Times New Roman" w:eastAsia="Times New Roman" w:hAnsi="Times New Roman" w:cs="Times New Roman"/>
+          <w:kern w:val="0"/>
+          <w14:ligatures w14:val="none"/>
+        </w:rPr>
+      </w:pPr>
+      <w:r>
+        <w:rPr>
+          <w:rFonts w:ascii="Times New Roman" w:eastAsia="Times New Roman" w:hAnsi="Times New Roman" w:cs="Times New Roman"/>
+          <w:kern w:val="0"/>
+          <w14:ligatures w14:val="none"/>
+        </w:rPr>
+        <w:t>Think of:</w:t>
+      </w:r>
+    </w:p>
+    <w:p>
+      <w:pPr>
+        <w:tabs>
+          <w:tab w:val="left" w:pos="916"/>
+          <w:tab w:val="left" w:pos="1832"/>
+          <w:tab w:val="left" w:pos="2748"/>
+          <w:tab w:val="left" w:pos="3664"/>
+          <w:tab w:val="left" w:pos="4580"/>
+          <w:tab w:val="left" w:pos="5496"/>
+          <w:tab w:val="left" w:pos="6412"/>
+          <w:tab w:val="left" w:pos="7328"/>
+          <w:tab w:val="left" w:pos="8244"/>
+          <w:tab w:val="left" w:pos="9160"/>
+          <w:tab w:val="left" w:pos="10076"/>
+          <w:tab w:val="left" w:pos="10992"/>
+          <w:tab w:val="left" w:pos="11908"/>
+          <w:tab w:val="left" w:pos="12824"/>
+          <w:tab w:val="left" w:pos="13740"/>
+          <w:tab w:val="left" w:pos="14656"/>
+        </w:tabs>
+        <w:spacing w:after="0" w:line="240" w:lineRule="auto"/>
+        <w:rPr>
+          <w:rFonts w:ascii="Courier New" w:eastAsia="Times New Roman" w:hAnsi="Courier New" w:cs="Courier New"/>
+          <w:kern w:val="0"/>
+          <w:sz w:val="20"/>
+          <w:szCs w:val="20"/>
+          <w14:ligatures w14:val="none"/>
+        </w:rPr>
+      </w:pPr>
+      <w:r>
+        <w:rPr>
+          <w:rFonts w:ascii="Courier New" w:eastAsia="Times New Roman" w:hAnsi="Courier New" w:cs="Courier New"/>
+          <w:kern w:val="0"/>
+          <w:sz w:val="20"/>
+          <w:szCs w:val="20"/>
+          <w14:ligatures w14:val="none"/>
+        </w:rPr>
+        <w:t>You = Python program</w:t>
+      </w:r>
+    </w:p>
+    <w:p>
+      <w:pPr>
+        <w:tabs>
+          <w:tab w:val="left" w:pos="916"/>
+          <w:tab w:val="left" w:pos="1832"/>
+          <w:tab w:val="left" w:pos="2748"/>
+          <w:tab w:val="left" w:pos="3664"/>
+          <w:tab w:val="left" w:pos="4580"/>
+          <w:tab w:val="left" w:pos="5496"/>
+          <w:tab w:val="left" w:pos="6412"/>
+          <w:tab w:val="left" w:pos="7328"/>
+          <w:tab w:val="left" w:pos="8244"/>
+          <w:tab w:val="left" w:pos="9160"/>
+          <w:tab w:val="left" w:pos="10076"/>
+          <w:tab w:val="left" w:pos="10992"/>
+          <w:tab w:val="left" w:pos="11908"/>
+          <w:tab w:val="left" w:pos="12824"/>
+          <w:tab w:val="left" w:pos="13740"/>
+          <w:tab w:val="left" w:pos="14656"/>
+        </w:tabs>
+        <w:spacing w:after="0" w:line="240" w:lineRule="auto"/>
+        <w:rPr>
+          <w:rFonts w:ascii="Courier New" w:eastAsia="Times New Roman" w:hAnsi="Courier New" w:cs="Courier New"/>
+          <w:kern w:val="0"/>
+          <w:sz w:val="20"/>
+          <w:szCs w:val="20"/>
+          <w14:ligatures w14:val="none"/>
+        </w:rPr>
+      </w:pPr>
+    </w:p>
+    <w:p>
+      <w:pPr>
+        <w:tabs>
+          <w:tab w:val="left" w:pos="916"/>
+          <w:tab w:val="left" w:pos="1832"/>
+          <w:tab w:val="left" w:pos="2748"/>
+          <w:tab w:val="left" w:pos="3664"/>
+          <w:tab w:val="left" w:pos="4580"/>
+          <w:tab w:val="left" w:pos="5496"/>
+          <w:tab w:val="left" w:pos="6412"/>
+          <w:tab w:val="left" w:pos="7328"/>
+          <w:tab w:val="left" w:pos="8244"/>
+          <w:tab w:val="left" w:pos="9160"/>
+          <w:tab w:val="left" w:pos="10076"/>
+          <w:tab w:val="left" w:pos="10992"/>
+          <w:tab w:val="left" w:pos="11908"/>
+          <w:tab w:val="left" w:pos="12824"/>
+          <w:tab w:val="left" w:pos="13740"/>
+          <w:tab w:val="left" w:pos="14656"/>
+        </w:tabs>
+        <w:spacing w:after="0" w:line="240" w:lineRule="auto"/>
+        <w:rPr>
+          <w:rFonts w:ascii="Courier New" w:eastAsia="Times New Roman" w:hAnsi="Courier New" w:cs="Courier New"/>
+          <w:kern w:val="0"/>
+          <w:sz w:val="20"/>
+          <w:szCs w:val="20"/>
+          <w14:ligatures w14:val="none"/>
+        </w:rPr>
+      </w:pPr>
+      <w:r>
+        <w:rPr>
+          <w:rFonts w:ascii="Courier New" w:eastAsia="Times New Roman" w:hAnsi="Courier New" w:cs="Courier New"/>
+          <w:kern w:val="0"/>
+          <w:sz w:val="20"/>
+          <w:szCs w:val="20"/>
+          <w14:ligatures w14:val="none"/>
+        </w:rPr>
+        <w:t>Waiter = API</w:t>
+      </w:r>
+    </w:p>
+    <w:p>
+      <w:pPr>
+        <w:tabs>
+          <w:tab w:val="left" w:pos="916"/>
+          <w:tab w:val="left" w:pos="1832"/>
+          <w:tab w:val="left" w:pos="2748"/>
+          <w:tab w:val="left" w:pos="3664"/>
+          <w:tab w:val="left" w:pos="4580"/>
+          <w:tab w:val="left" w:pos="5496"/>
+          <w:tab w:val="left" w:pos="6412"/>
+          <w:tab w:val="left" w:pos="7328"/>
+          <w:tab w:val="left" w:pos="8244"/>
+          <w:tab w:val="left" w:pos="9160"/>
+          <w:tab w:val="left" w:pos="10076"/>
+          <w:tab w:val="left" w:pos="10992"/>
+          <w:tab w:val="left" w:pos="11908"/>
+          <w:tab w:val="left" w:pos="12824"/>
+          <w:tab w:val="left" w:pos="13740"/>
+          <w:tab w:val="left" w:pos="14656"/>
+        </w:tabs>
+        <w:spacing w:after="0" w:line="240" w:lineRule="auto"/>
+        <w:rPr>
+          <w:rFonts w:ascii="Courier New" w:eastAsia="Times New Roman" w:hAnsi="Courier New" w:cs="Courier New"/>
+          <w:kern w:val="0"/>
+          <w:sz w:val="20"/>
+          <w:szCs w:val="20"/>
+          <w14:ligatures w14:val="none"/>
+        </w:rPr>
+      </w:pPr>
+    </w:p>
+    <w:p>
+      <w:pPr>
+        <w:tabs>
+          <w:tab w:val="left" w:pos="916"/>
+          <w:tab w:val="left" w:pos="1832"/>
+          <w:tab w:val="left" w:pos="2748"/>
+          <w:tab w:val="left" w:pos="3664"/>
+          <w:tab w:val="left" w:pos="4580"/>
+          <w:tab w:val="left" w:pos="5496"/>
+          <w:tab w:val="left" w:pos="6412"/>
+          <w:tab w:val="left" w:pos="7328"/>
+          <w:tab w:val="left" w:pos="8244"/>
+          <w:tab w:val="left" w:pos="9160"/>
+          <w:tab w:val="left" w:pos="10076"/>
+          <w:tab w:val="left" w:pos="10992"/>
+          <w:tab w:val="left" w:pos="11908"/>
+          <w:tab w:val="left" w:pos="12824"/>
+          <w:tab w:val="left" w:pos="13740"/>
+          <w:tab w:val="left" w:pos="14656"/>
+        </w:tabs>
+        <w:spacing w:after="0" w:line="240" w:lineRule="auto"/>
+        <w:rPr>
+          <w:rFonts w:ascii="Courier New" w:eastAsia="Times New Roman" w:hAnsi="Courier New" w:cs="Courier New"/>
+          <w:kern w:val="0"/>
+          <w:sz w:val="20"/>
+          <w:szCs w:val="20"/>
+          <w14:ligatures w14:val="none"/>
+        </w:rPr>
+      </w:pPr>
+      <w:r>
+        <w:rPr>
+          <w:rFonts w:ascii="Courier New" w:eastAsia="Times New Roman" w:hAnsi="Courier New" w:cs="Courier New"/>
+          <w:kern w:val="0"/>
+          <w:sz w:val="20"/>
+          <w:szCs w:val="20"/>
+          <w14:ligatures w14:val="none"/>
+        </w:rPr>
+        <w:t>Kitchen = Gemini servers</w:t>
+      </w:r>
+    </w:p>
+    <w:p>
+      <w:pPr>
+        <w:tabs>
+          <w:tab w:val="left" w:pos="916"/>
+          <w:tab w:val="left" w:pos="1832"/>
+          <w:tab w:val="left" w:pos="2748"/>
+          <w:tab w:val="left" w:pos="3664"/>
+          <w:tab w:val="left" w:pos="4580"/>
+          <w:tab w:val="left" w:pos="5496"/>
+          <w:tab w:val="left" w:pos="6412"/>
+          <w:tab w:val="left" w:pos="7328"/>
+          <w:tab w:val="left" w:pos="8244"/>
+          <w:tab w:val="left" w:pos="9160"/>
+          <w:tab w:val="left" w:pos="10076"/>
+          <w:tab w:val="left" w:pos="10992"/>
+          <w:tab w:val="left" w:pos="11908"/>
+          <w:tab w:val="left" w:pos="12824"/>
+          <w:tab w:val="left" w:pos="13740"/>
+          <w:tab w:val="left" w:pos="14656"/>
+        </w:tabs>
+        <w:spacing w:after="0" w:line="240" w:lineRule="auto"/>
+        <w:rPr>
+          <w:rFonts w:ascii="Courier New" w:eastAsia="Times New Roman" w:hAnsi="Courier New" w:cs="Courier New"/>
+          <w:kern w:val="0"/>
+          <w:sz w:val="20"/>
+          <w:szCs w:val="20"/>
+          <w14:ligatures w14:val="none"/>
+        </w:rPr>
+      </w:pPr>
+    </w:p>
+    <w:p>
+      <w:pPr>
+        <w:tabs>
+          <w:tab w:val="left" w:pos="916"/>
+          <w:tab w:val="left" w:pos="1832"/>
+          <w:tab w:val="left" w:pos="2748"/>
+          <w:tab w:val="left" w:pos="3664"/>
+          <w:tab w:val="left" w:pos="4580"/>
+          <w:tab w:val="left" w:pos="5496"/>
+          <w:tab w:val="left" w:pos="6412"/>
+          <w:tab w:val="left" w:pos="7328"/>
+          <w:tab w:val="left" w:pos="8244"/>
+          <w:tab w:val="left" w:pos="9160"/>
+          <w:tab w:val="left" w:pos="10076"/>
+          <w:tab w:val="left" w:pos="10992"/>
+          <w:tab w:val="left" w:pos="11908"/>
+          <w:tab w:val="left" w:pos="12824"/>
+          <w:tab w:val="left" w:pos="13740"/>
+          <w:tab w:val="left" w:pos="14656"/>
+        </w:tabs>
+        <w:spacing w:after="0" w:line="240" w:lineRule="auto"/>
+        <w:rPr>
+          <w:rFonts w:ascii="Courier New" w:eastAsia="Times New Roman" w:hAnsi="Courier New" w:cs="Courier New"/>
+          <w:kern w:val="0"/>
+          <w:sz w:val="20"/>
+          <w:szCs w:val="20"/>
+          <w14:ligatures w14:val="none"/>
+        </w:rPr>
+      </w:pPr>
+      <w:r>
+        <w:rPr>
+          <w:rFonts w:ascii="Courier New" w:eastAsia="Times New Roman" w:hAnsi="Courier New" w:cs="Courier New"/>
+          <w:kern w:val="0"/>
+          <w:sz w:val="20"/>
+          <w:szCs w:val="20"/>
+          <w14:ligatures w14:val="none"/>
+        </w:rPr>
+        <w:t>Food = AI response</w:t>
+      </w:r>
+    </w:p>
+    <w:p>
+      <w:pPr>
+        <w:spacing w:before="100" w:beforeAutospacing="1" w:after="100" w:afterAutospacing="1" w:line="240" w:lineRule="auto"/>
+        <w:jc w:val="center"/>
+        <w:rPr>
+          <w:rFonts w:ascii="Times New Roman" w:eastAsia="Times New Roman" w:hAnsi="Times New Roman" w:cs="Times New Roman"/>
+          <w:b/>
+          <w:bCs/>
+          <w:kern w:val="0"/>
+          <w14:ligatures w14:val="none"/>
+        </w:rPr>
+      </w:pPr>
+      <w:r>
+        <w:rPr>
+          <w:rFonts w:ascii="Times New Roman" w:eastAsia="Times New Roman" w:hAnsi="Times New Roman" w:cs="Times New Roman"/>
+          <w:b/>
+          <w:bCs/>
+          <w:kern w:val="0"/>
+          <w14:ligatures w14:val="none"/>
+        </w:rPr>
+        <w:t>The Complete Request Flow</w:t>
+      </w:r>
+    </w:p>
+    <w:p>
+      <w:pPr>
+        <w:spacing w:before="100" w:beforeAutospacing="1" w:after="100" w:afterAutospacing="1" w:line="240" w:lineRule="auto"/>
+        <w:jc w:val="center"/>
+        <w:rPr>
+          <w:rFonts w:ascii="Times New Roman" w:eastAsia="Times New Roman" w:hAnsi="Times New Roman" w:cs="Times New Roman"/>
+          <w:kern w:val="0"/>
+          <w:sz w:val="20"/>
+          <w:szCs w:val="20"/>
+          <w14:ligatures w14:val="none"/>
+        </w:rPr>
+      </w:pPr>
+      <w:r>
+        <w:rPr>
+          <w:rFonts w:ascii="Times New Roman" w:eastAsia="Times New Roman" w:hAnsi="Times New Roman" w:cs="Times New Roman"/>
+          <w:kern w:val="0"/>
+          <w:sz w:val="20"/>
+          <w:szCs w:val="20"/>
+          <w14:ligatures w14:val="none"/>
+        </w:rPr>
+        <w:t>Python Program</w:t>
+      </w:r>
+    </w:p>
+    <w:p>
+      <w:pPr>
+        <w:spacing w:before="100" w:beforeAutospacing="1" w:after="100" w:afterAutospacing="1" w:line="240" w:lineRule="auto"/>
+        <w:jc w:val="center"/>
+        <w:rPr>
+          <w:rFonts w:ascii="Times New Roman" w:eastAsia="Times New Roman" w:hAnsi="Times New Roman" w:cs="Times New Roman"/>
+          <w:kern w:val="0"/>
+          <w:sz w:val="20"/>
+          <w:szCs w:val="20"/>
+          <w14:ligatures w14:val="none"/>
+        </w:rPr>
+      </w:pPr>
+      <w:r>
+        <w:rPr>
+          <w:rFonts w:ascii="Times New Roman" w:eastAsia="Times New Roman" w:hAnsi="Times New Roman" w:cs="Times New Roman"/>
+          <w:kern w:val="0"/>
+          <w:sz w:val="20"/>
+          <w:szCs w:val="20"/>
+          <w14:ligatures w14:val="none"/>
+        </w:rPr>
+        <w:t>│</w:t>
+      </w:r>
+    </w:p>
+    <w:p>
+      <w:pPr>
+        <w:spacing w:before="100" w:beforeAutospacing="1" w:after="100" w:afterAutospacing="1" w:line="240" w:lineRule="auto"/>
+        <w:jc w:val="center"/>
+        <w:rPr>
+          <w:rFonts w:ascii="Times New Roman" w:eastAsia="Times New Roman" w:hAnsi="Times New Roman" w:cs="Times New Roman"/>
+          <w:kern w:val="0"/>
+          <w:sz w:val="20"/>
+          <w:szCs w:val="20"/>
+          <w14:ligatures w14:val="none"/>
+        </w:rPr>
+      </w:pPr>
+      <w:r>
+        <w:rPr>
+          <w:rFonts w:ascii="Times New Roman" w:eastAsia="Times New Roman" w:hAnsi="Times New Roman" w:cs="Times New Roman"/>
+          <w:kern w:val="0"/>
+          <w:sz w:val="20"/>
+          <w:szCs w:val="20"/>
+          <w14:ligatures w14:val="none"/>
+        </w:rPr>
+        <w:t>│ Prompt</w:t>
+      </w:r>
+    </w:p>
+    <w:p>
+      <w:pPr>
+        <w:spacing w:before="100" w:beforeAutospacing="1" w:after="100" w:afterAutospacing="1" w:line="240" w:lineRule="auto"/>
+        <w:jc w:val="center"/>
+        <w:rPr>
+          <w:rFonts w:ascii="Times New Roman" w:eastAsia="Times New Roman" w:hAnsi="Times New Roman" w:cs="Times New Roman"/>
+          <w:kern w:val="0"/>
+          <w:sz w:val="20"/>
+          <w:szCs w:val="20"/>
+          <w14:ligatures w14:val="none"/>
+        </w:rPr>
+      </w:pPr>
+      <w:r>
+        <w:rPr>
+          <w:rFonts w:ascii="Times New Roman" w:eastAsia="Times New Roman" w:hAnsi="Times New Roman" w:cs="Times New Roman"/>
+          <w:kern w:val="0"/>
+          <w:sz w:val="20"/>
+          <w:szCs w:val="20"/>
+          <w14:ligatures w14:val="none"/>
+        </w:rPr>
+        <w:t>↓</w:t>
+      </w:r>
+    </w:p>
+    <w:p>
+      <w:pPr>
+        <w:spacing w:before="100" w:beforeAutospacing="1" w:after="100" w:afterAutospacing="1" w:line="240" w:lineRule="auto"/>
+        <w:jc w:val="center"/>
+        <w:rPr>
+          <w:rFonts w:ascii="Times New Roman" w:eastAsia="Times New Roman" w:hAnsi="Times New Roman" w:cs="Times New Roman"/>
+          <w:kern w:val="0"/>
+          <w:sz w:val="20"/>
+          <w:szCs w:val="20"/>
+          <w14:ligatures w14:val="none"/>
+        </w:rPr>
+      </w:pPr>
+      <w:r>
+        <w:rPr>
+          <w:rFonts w:ascii="Times New Roman" w:eastAsia="Times New Roman" w:hAnsi="Times New Roman" w:cs="Times New Roman"/>
+          <w:kern w:val="0"/>
+          <w:sz w:val="20"/>
+          <w:szCs w:val="20"/>
+          <w14:ligatures w14:val="none"/>
+        </w:rPr>
+        <w:t>google-</w:t>
+      </w:r>
+      <w:proofErr w:type="spellStart"/>
+      <w:r>
+        <w:rPr>
+          <w:rFonts w:ascii="Times New Roman" w:eastAsia="Times New Roman" w:hAnsi="Times New Roman" w:cs="Times New Roman"/>
+          <w:kern w:val="0"/>
+          <w:sz w:val="20"/>
+          <w:szCs w:val="20"/>
+          <w14:ligatures w14:val="none"/>
+        </w:rPr>
+        <w:t>genai</w:t>
+      </w:r>
+      <w:proofErr w:type="spellEnd"/>
+    </w:p>
+    <w:p>
+      <w:pPr>
+        <w:spacing w:before="100" w:beforeAutospacing="1" w:after="100" w:afterAutospacing="1" w:line="240" w:lineRule="auto"/>
+        <w:jc w:val="center"/>
+        <w:rPr>
+          <w:rFonts w:ascii="Times New Roman" w:eastAsia="Times New Roman" w:hAnsi="Times New Roman" w:cs="Times New Roman"/>
+          <w:kern w:val="0"/>
+          <w:sz w:val="20"/>
+          <w:szCs w:val="20"/>
+          <w14:ligatures w14:val="none"/>
+        </w:rPr>
+      </w:pPr>
+      <w:r>
+        <w:rPr>
+          <w:rFonts w:ascii="Times New Roman" w:eastAsia="Times New Roman" w:hAnsi="Times New Roman" w:cs="Times New Roman"/>
+          <w:kern w:val="0"/>
+          <w:sz w:val="20"/>
+          <w:szCs w:val="20"/>
+          <w14:ligatures w14:val="none"/>
+        </w:rPr>
+        <w:t>│</w:t>
+      </w:r>
+    </w:p>
+    <w:p>
+      <w:pPr>
+        <w:spacing w:before="100" w:beforeAutospacing="1" w:after="100" w:afterAutospacing="1" w:line="240" w:lineRule="auto"/>
+        <w:jc w:val="center"/>
+        <w:rPr>
+          <w:rFonts w:ascii="Times New Roman" w:eastAsia="Times New Roman" w:hAnsi="Times New Roman" w:cs="Times New Roman"/>
+          <w:kern w:val="0"/>
+          <w:sz w:val="20"/>
+          <w:szCs w:val="20"/>
+          <w14:ligatures w14:val="none"/>
+        </w:rPr>
+      </w:pPr>
+      <w:r>
+        <w:rPr>
+          <w:rFonts w:ascii="Times New Roman" w:eastAsia="Times New Roman" w:hAnsi="Times New Roman" w:cs="Times New Roman"/>
+          <w:kern w:val="0"/>
+          <w:sz w:val="20"/>
+          <w:szCs w:val="20"/>
+          <w14:ligatures w14:val="none"/>
+        </w:rPr>
+        <w:t>│ API Request</w:t>
+      </w:r>
+    </w:p>
+    <w:p>
+      <w:pPr>
+        <w:spacing w:before="100" w:beforeAutospacing="1" w:after="100" w:afterAutospacing="1" w:line="240" w:lineRule="auto"/>
+        <w:jc w:val="center"/>
+        <w:rPr>
+          <w:rFonts w:ascii="Times New Roman" w:eastAsia="Times New Roman" w:hAnsi="Times New Roman" w:cs="Times New Roman"/>
+          <w:kern w:val="0"/>
+          <w:sz w:val="20"/>
+          <w:szCs w:val="20"/>
+          <w14:ligatures w14:val="none"/>
+        </w:rPr>
+      </w:pPr>
+      <w:r>
+        <w:rPr>
+          <w:rFonts w:ascii="Times New Roman" w:eastAsia="Times New Roman" w:hAnsi="Times New Roman" w:cs="Times New Roman"/>
+          <w:kern w:val="0"/>
+          <w:sz w:val="20"/>
+          <w:szCs w:val="20"/>
+          <w14:ligatures w14:val="none"/>
+        </w:rPr>
+        <w:t>↓</w:t>
+      </w:r>
+    </w:p>
+    <w:p>
+      <w:pPr>
+        <w:spacing w:before="100" w:beforeAutospacing="1" w:after="100" w:afterAutospacing="1" w:line="240" w:lineRule="auto"/>
+        <w:jc w:val="center"/>
+        <w:rPr>
+          <w:rFonts w:ascii="Times New Roman" w:eastAsia="Times New Roman" w:hAnsi="Times New Roman" w:cs="Times New Roman"/>
+          <w:kern w:val="0"/>
+          <w:sz w:val="20"/>
+          <w:szCs w:val="20"/>
+          <w14:ligatures w14:val="none"/>
+        </w:rPr>
+      </w:pPr>
+      <w:r>
+        <w:rPr>
+          <w:rFonts w:ascii="Times New Roman" w:eastAsia="Times New Roman" w:hAnsi="Times New Roman" w:cs="Times New Roman"/>
+          <w:kern w:val="0"/>
+          <w:sz w:val="20"/>
+          <w:szCs w:val="20"/>
+          <w14:ligatures w14:val="none"/>
+        </w:rPr>
+        <w:t>Gemini API</w:t>
+      </w:r>
+    </w:p>
+    <w:p>
+      <w:pPr>
+        <w:spacing w:before="100" w:beforeAutospacing="1" w:after="100" w:afterAutospacing="1" w:line="240" w:lineRule="auto"/>
+        <w:jc w:val="center"/>
+        <w:rPr>
+          <w:rFonts w:ascii="Times New Roman" w:eastAsia="Times New Roman" w:hAnsi="Times New Roman" w:cs="Times New Roman"/>
+          <w:kern w:val="0"/>
+          <w:sz w:val="20"/>
+          <w:szCs w:val="20"/>
+          <w14:ligatures w14:val="none"/>
+        </w:rPr>
+      </w:pPr>
+      <w:r>
+        <w:rPr>
+          <w:rFonts w:ascii="Times New Roman" w:eastAsia="Times New Roman" w:hAnsi="Times New Roman" w:cs="Times New Roman"/>
+          <w:kern w:val="0"/>
+          <w:sz w:val="20"/>
+          <w:szCs w:val="20"/>
+          <w14:ligatures w14:val="none"/>
+        </w:rPr>
+        <w:t>│</w:t>
+      </w:r>
+    </w:p>
+    <w:p>
+      <w:pPr>
+        <w:spacing w:before="100" w:beforeAutospacing="1" w:after="100" w:afterAutospacing="1" w:line="240" w:lineRule="auto"/>
+        <w:jc w:val="center"/>
+        <w:rPr>
+          <w:rFonts w:ascii="Times New Roman" w:eastAsia="Times New Roman" w:hAnsi="Times New Roman" w:cs="Times New Roman"/>
+          <w:kern w:val="0"/>
+          <w:sz w:val="20"/>
+          <w:szCs w:val="20"/>
+          <w14:ligatures w14:val="none"/>
+        </w:rPr>
+      </w:pPr>
+      <w:r>
+        <w:rPr>
+          <w:rFonts w:ascii="Times New Roman" w:eastAsia="Times New Roman" w:hAnsi="Times New Roman" w:cs="Times New Roman"/>
+          <w:kern w:val="0"/>
+          <w:sz w:val="20"/>
+          <w:szCs w:val="20"/>
+          <w14:ligatures w14:val="none"/>
+        </w:rPr>
+        <w:t>↓</w:t>
+      </w:r>
+    </w:p>
+    <w:p>
+      <w:pPr>
+        <w:spacing w:before="100" w:beforeAutospacing="1" w:after="100" w:afterAutospacing="1" w:line="240" w:lineRule="auto"/>
+        <w:jc w:val="center"/>
+        <w:rPr>
+          <w:rFonts w:ascii="Times New Roman" w:eastAsia="Times New Roman" w:hAnsi="Times New Roman" w:cs="Times New Roman"/>
+          <w:kern w:val="0"/>
+          <w:sz w:val="20"/>
+          <w:szCs w:val="20"/>
+          <w14:ligatures w14:val="none"/>
+        </w:rPr>
+      </w:pPr>
+      <w:r>
+        <w:rPr>
+          <w:rFonts w:ascii="Times New Roman" w:eastAsia="Times New Roman" w:hAnsi="Times New Roman" w:cs="Times New Roman"/>
+          <w:kern w:val="0"/>
+          <w:sz w:val="20"/>
+          <w:szCs w:val="20"/>
+          <w14:ligatures w14:val="none"/>
+        </w:rPr>
+        <w:t>Gemini Model</w:t>
+      </w:r>
+    </w:p>
+    <w:p>
+      <w:pPr>
+        <w:spacing w:before="100" w:beforeAutospacing="1" w:after="100" w:afterAutospacing="1" w:line="240" w:lineRule="auto"/>
+        <w:jc w:val="center"/>
+        <w:rPr>
+          <w:rFonts w:ascii="Times New Roman" w:eastAsia="Times New Roman" w:hAnsi="Times New Roman" w:cs="Times New Roman"/>
+          <w:kern w:val="0"/>
+          <w:sz w:val="20"/>
+          <w:szCs w:val="20"/>
+          <w14:ligatures w14:val="none"/>
+        </w:rPr>
+      </w:pPr>
+      <w:r>
+        <w:rPr>
+          <w:rFonts w:ascii="Times New Roman" w:eastAsia="Times New Roman" w:hAnsi="Times New Roman" w:cs="Times New Roman"/>
+          <w:kern w:val="0"/>
+          <w:sz w:val="20"/>
+          <w:szCs w:val="20"/>
+          <w14:ligatures w14:val="none"/>
+        </w:rPr>
+        <w:t>│</w:t>
+      </w:r>
+    </w:p>
+    <w:p>
+      <w:pPr>
+        <w:spacing w:before="100" w:beforeAutospacing="1" w:after="100" w:afterAutospacing="1" w:line="240" w:lineRule="auto"/>
+        <w:jc w:val="center"/>
+        <w:rPr>
+          <w:rFonts w:ascii="Times New Roman" w:eastAsia="Times New Roman" w:hAnsi="Times New Roman" w:cs="Times New Roman"/>
+          <w:kern w:val="0"/>
+          <w:sz w:val="20"/>
+          <w:szCs w:val="20"/>
+          <w14:ligatures w14:val="none"/>
+        </w:rPr>
+      </w:pPr>
+      <w:r>
+        <w:rPr>
+          <w:rFonts w:ascii="Times New Roman" w:eastAsia="Times New Roman" w:hAnsi="Times New Roman" w:cs="Times New Roman"/>
+          <w:kern w:val="0"/>
+          <w:sz w:val="20"/>
+          <w:szCs w:val="20"/>
+          <w14:ligatures w14:val="none"/>
+        </w:rPr>
+        <w:t>│ Generated output</w:t>
+      </w:r>
+    </w:p>
+    <w:p>
+      <w:pPr>
+        <w:spacing w:before="100" w:beforeAutospacing="1" w:after="100" w:afterAutospacing="1" w:line="240" w:lineRule="auto"/>
+        <w:jc w:val="center"/>
+        <w:rPr>
+          <w:rFonts w:ascii="Times New Roman" w:eastAsia="Times New Roman" w:hAnsi="Times New Roman" w:cs="Times New Roman"/>
+          <w:kern w:val="0"/>
+          <w:sz w:val="20"/>
+          <w:szCs w:val="20"/>
+          <w14:ligatures w14:val="none"/>
+        </w:rPr>
+      </w:pPr>
+      <w:r>
+        <w:rPr>
+          <w:rFonts w:ascii="Times New Roman" w:eastAsia="Times New Roman" w:hAnsi="Times New Roman" w:cs="Times New Roman"/>
+          <w:kern w:val="0"/>
+          <w:sz w:val="20"/>
+          <w:szCs w:val="20"/>
+          <w14:ligatures w14:val="none"/>
+        </w:rPr>
+        <w:t>↓</w:t>
+      </w:r>
+    </w:p>
+    <w:p>
+      <w:pPr>
+        <w:spacing w:before="100" w:beforeAutospacing="1" w:after="100" w:afterAutospacing="1" w:line="240" w:lineRule="auto"/>
+        <w:jc w:val="center"/>
+        <w:rPr>
+          <w:rFonts w:ascii="Times New Roman" w:eastAsia="Times New Roman" w:hAnsi="Times New Roman" w:cs="Times New Roman"/>
+          <w:kern w:val="0"/>
+          <w:sz w:val="20"/>
+          <w:szCs w:val="20"/>
+          <w14:ligatures w14:val="none"/>
+        </w:rPr>
+      </w:pPr>
+      <w:r>
+        <w:rPr>
+          <w:rFonts w:ascii="Times New Roman" w:eastAsia="Times New Roman" w:hAnsi="Times New Roman" w:cs="Times New Roman"/>
+          <w:kern w:val="0"/>
+          <w:sz w:val="20"/>
+          <w:szCs w:val="20"/>
+          <w14:ligatures w14:val="none"/>
+        </w:rPr>
+        <w:t>Gemini API</w:t>
+      </w:r>
+    </w:p>
+    <w:p>
+      <w:pPr>
+        <w:spacing w:before="100" w:beforeAutospacing="1" w:after="100" w:afterAutospacing="1" w:line="240" w:lineRule="auto"/>
+        <w:jc w:val="center"/>
+        <w:rPr>
+          <w:rFonts w:ascii="Times New Roman" w:eastAsia="Times New Roman" w:hAnsi="Times New Roman" w:cs="Times New Roman"/>
+          <w:kern w:val="0"/>
+          <w:sz w:val="20"/>
+          <w:szCs w:val="20"/>
+          <w14:ligatures w14:val="none"/>
+        </w:rPr>
+      </w:pPr>
+      <w:r>
+        <w:rPr>
+          <w:rFonts w:ascii="Times New Roman" w:eastAsia="Times New Roman" w:hAnsi="Times New Roman" w:cs="Times New Roman"/>
+          <w:kern w:val="0"/>
+          <w:sz w:val="20"/>
+          <w:szCs w:val="20"/>
+          <w14:ligatures w14:val="none"/>
+        </w:rPr>
+        <w:t>│</w:t>
+      </w:r>
+    </w:p>
+    <w:p>
+      <w:pPr>
+        <w:spacing w:before="100" w:beforeAutospacing="1" w:after="100" w:afterAutospacing="1" w:line="240" w:lineRule="auto"/>
+        <w:jc w:val="center"/>
+        <w:rPr>
+          <w:rFonts w:ascii="Times New Roman" w:eastAsia="Times New Roman" w:hAnsi="Times New Roman" w:cs="Times New Roman"/>
+          <w:kern w:val="0"/>
+          <w:sz w:val="20"/>
+          <w:szCs w:val="20"/>
+          <w14:ligatures w14:val="none"/>
+        </w:rPr>
+      </w:pPr>
+      <w:r>
+        <w:rPr>
+          <w:rFonts w:ascii="Times New Roman" w:eastAsia="Times New Roman" w:hAnsi="Times New Roman" w:cs="Times New Roman"/>
+          <w:kern w:val="0"/>
+          <w:sz w:val="20"/>
+          <w:szCs w:val="20"/>
+          <w14:ligatures w14:val="none"/>
+        </w:rPr>
+        <w:t>↓</w:t>
+      </w:r>
+    </w:p>
+    <w:p>
+      <w:pPr>
+        <w:spacing w:before="100" w:beforeAutospacing="1" w:after="100" w:afterAutospacing="1" w:line="240" w:lineRule="auto"/>
+        <w:jc w:val="center"/>
+        <w:rPr>
+          <w:rFonts w:ascii="Times New Roman" w:eastAsia="Times New Roman" w:hAnsi="Times New Roman" w:cs="Times New Roman"/>
+          <w:kern w:val="0"/>
+          <w:sz w:val="20"/>
+          <w:szCs w:val="20"/>
+          <w14:ligatures w14:val="none"/>
+        </w:rPr>
+      </w:pPr>
+      <w:r>
+        <w:rPr>
+          <w:rFonts w:ascii="Times New Roman" w:eastAsia="Times New Roman" w:hAnsi="Times New Roman" w:cs="Times New Roman"/>
+          <w:kern w:val="0"/>
+          <w:sz w:val="20"/>
+          <w:szCs w:val="20"/>
+          <w14:ligatures w14:val="none"/>
+        </w:rPr>
+        <w:t>Python Program</w:t>
+      </w:r>
+    </w:p>
+    <w:p>
+      <w:pPr>
+        <w:spacing w:before="100" w:beforeAutospacing="1" w:after="100" w:afterAutospacing="1" w:line="240" w:lineRule="auto"/>
+        <w:jc w:val="center"/>
+        <w:rPr>
+          <w:rFonts w:ascii="Times New Roman" w:eastAsia="Times New Roman" w:hAnsi="Times New Roman" w:cs="Times New Roman"/>
+          <w:kern w:val="0"/>
+          <w:sz w:val="20"/>
+          <w:szCs w:val="20"/>
+          <w14:ligatures w14:val="none"/>
+        </w:rPr>
+      </w:pPr>
+      <w:r>
+        <w:rPr>
+          <w:rFonts w:ascii="Times New Roman" w:eastAsia="Times New Roman" w:hAnsi="Times New Roman" w:cs="Times New Roman"/>
+          <w:kern w:val="0"/>
+          <w:sz w:val="20"/>
+          <w:szCs w:val="20"/>
+          <w14:ligatures w14:val="none"/>
+        </w:rPr>
+        <w:t>│</w:t>
+      </w:r>
+    </w:p>
+    <w:p>
+      <w:pPr>
+        <w:spacing w:before="100" w:beforeAutospacing="1" w:after="100" w:afterAutospacing="1" w:line="240" w:lineRule="auto"/>
+        <w:jc w:val="center"/>
+        <w:rPr>
+          <w:rFonts w:ascii="Times New Roman" w:eastAsia="Times New Roman" w:hAnsi="Times New Roman" w:cs="Times New Roman"/>
+          <w:kern w:val="0"/>
+          <w:sz w:val="20"/>
+          <w:szCs w:val="20"/>
+          <w14:ligatures w14:val="none"/>
+        </w:rPr>
+      </w:pPr>
+      <w:r>
+        <w:rPr>
+          <w:rFonts w:ascii="Times New Roman" w:eastAsia="Times New Roman" w:hAnsi="Times New Roman" w:cs="Times New Roman"/>
+          <w:kern w:val="0"/>
+          <w:sz w:val="20"/>
+          <w:szCs w:val="20"/>
+          <w14:ligatures w14:val="none"/>
+        </w:rPr>
+        <w:t>↓</w:t>
+      </w:r>
+    </w:p>
+    <w:p>
+      <w:pPr>
+        <w:spacing w:before="100" w:beforeAutospacing="1" w:after="100" w:afterAutospacing="1" w:line="240" w:lineRule="auto"/>
+        <w:jc w:val="center"/>
+        <w:rPr>
+          <w:rFonts w:ascii="Times New Roman" w:eastAsia="Times New Roman" w:hAnsi="Times New Roman" w:cs="Times New Roman"/>
+          <w:kern w:val="0"/>
+          <w:sz w:val="20"/>
+          <w:szCs w:val="20"/>
+          <w14:ligatures w14:val="none"/>
+        </w:rPr>
+      </w:pPr>
+      <w:proofErr w:type="spellStart"/>
+      <w:r>
+        <w:rPr>
+          <w:rFonts w:ascii="Times New Roman" w:eastAsia="Times New Roman" w:hAnsi="Times New Roman" w:cs="Times New Roman"/>
+          <w:kern w:val="0"/>
+          <w:sz w:val="20"/>
+          <w:szCs w:val="20"/>
+          <w14:ligatures w14:val="none"/>
+        </w:rPr>
+        <w:t>response.text</w:t>
+      </w:r>
+      <w:proofErr w:type="spellEnd"/>
+    </w:p>
+    <w:p>
+      <w:pPr>
+        <w:spacing w:before="100" w:beforeAutospacing="1" w:after="100" w:afterAutospacing="1" w:line="240" w:lineRule="auto"/>
+        <w:jc w:val="center"/>
+        <w:rPr>
+          <w:rFonts w:ascii="Times New Roman" w:eastAsia="Times New Roman" w:hAnsi="Times New Roman" w:cs="Times New Roman"/>
+          <w:kern w:val="0"/>
+          <w:sz w:val="20"/>
+          <w:szCs w:val="20"/>
+          <w14:ligatures w14:val="none"/>
+        </w:rPr>
+      </w:pPr>
+    </w:p>
+    <w:p>
+      <w:pPr>
+        <w:spacing w:before="100" w:beforeAutospacing="1" w:after="100" w:afterAutospacing="1" w:line="240" w:lineRule="auto"/>
+        <w:jc w:val="center"/>
+        <w:rPr>
+          <w:b/>
+          <w:bCs/>
+          <w:sz w:val="32"/>
+          <w:szCs w:val="32"/>
+        </w:rPr>
+      </w:pPr>
+      <w:r>
+        <w:rPr>
+          <w:b/>
+          <w:bCs/>
+          <w:sz w:val="32"/>
+          <w:szCs w:val="32"/>
+        </w:rPr>
+        <w:lastRenderedPageBreak/>
+        <w:t>Generative AI vs LLM vs Gemini API</w:t>
+      </w:r>
+    </w:p>
+    <w:p>
+      <w:pPr>
+        <w:spacing w:before="100" w:beforeAutospacing="1" w:after="100" w:afterAutospacing="1" w:line="240" w:lineRule="auto"/>
+        <w:rPr>
+          <w:rFonts w:ascii="Times New Roman" w:eastAsia="Times New Roman" w:hAnsi="Times New Roman" w:cs="Times New Roman"/>
+          <w:kern w:val="0"/>
+          <w:sz w:val="22"/>
+          <w:szCs w:val="22"/>
+          <w14:ligatures w14:val="none"/>
+        </w:rPr>
+      </w:pPr>
+      <w:r>
+        <w:rPr>
+          <w:rFonts w:ascii="Times New Roman" w:eastAsia="Times New Roman" w:hAnsi="Times New Roman" w:cs="Times New Roman"/>
+          <w:kern w:val="0"/>
+          <w:sz w:val="22"/>
+          <w:szCs w:val="22"/>
+          <w14:ligatures w14:val="none"/>
+        </w:rPr>
+        <w:t>Don't mix these terms.</w:t>
+      </w:r>
+    </w:p>
+    <w:p>
+      <w:pPr>
+        <w:spacing w:before="100" w:beforeAutospacing="1" w:after="100" w:afterAutospacing="1" w:line="240" w:lineRule="auto"/>
+        <w:outlineLvl w:val="2"/>
+        <w:rPr>
+          <w:rFonts w:ascii="Times New Roman" w:eastAsia="Times New Roman" w:hAnsi="Times New Roman" w:cs="Times New Roman"/>
+          <w:b/>
+          <w:bCs/>
+          <w:kern w:val="0"/>
+          <w14:ligatures w14:val="none"/>
+        </w:rPr>
+      </w:pPr>
+      <w:r>
+        <w:rPr>
+          <w:rFonts w:ascii="Times New Roman" w:eastAsia="Times New Roman" w:hAnsi="Times New Roman" w:cs="Times New Roman"/>
+          <w:b/>
+          <w:bCs/>
+          <w:kern w:val="0"/>
+          <w14:ligatures w14:val="none"/>
+        </w:rPr>
+        <w:t>Generative AI</w:t>
+      </w:r>
+    </w:p>
+    <w:p>
+      <w:pPr>
+        <w:spacing w:before="100" w:beforeAutospacing="1" w:after="100" w:afterAutospacing="1" w:line="240" w:lineRule="auto"/>
+        <w:rPr>
+          <w:rFonts w:ascii="Times New Roman" w:eastAsia="Times New Roman" w:hAnsi="Times New Roman" w:cs="Times New Roman"/>
+          <w:kern w:val="0"/>
+          <w:sz w:val="22"/>
+          <w:szCs w:val="22"/>
+          <w14:ligatures w14:val="none"/>
+        </w:rPr>
+      </w:pPr>
+      <w:r>
+        <w:rPr>
+          <w:rFonts w:ascii="Times New Roman" w:eastAsia="Times New Roman" w:hAnsi="Times New Roman" w:cs="Times New Roman"/>
+          <w:b/>
+          <w:bCs/>
+          <w:kern w:val="0"/>
+          <w:sz w:val="22"/>
+          <w:szCs w:val="22"/>
+          <w14:ligatures w14:val="none"/>
+        </w:rPr>
+        <w:t>The broader technology/category.</w:t>
+      </w:r>
+    </w:p>
+    <w:p>
+      <w:pPr>
+        <w:tabs>
+          <w:tab w:val="left" w:pos="916"/>
+          <w:tab w:val="left" w:pos="1832"/>
+          <w:tab w:val="left" w:pos="2748"/>
+          <w:tab w:val="left" w:pos="3664"/>
+          <w:tab w:val="left" w:pos="4580"/>
+          <w:tab w:val="left" w:pos="5496"/>
+          <w:tab w:val="left" w:pos="6412"/>
+          <w:tab w:val="left" w:pos="7328"/>
+          <w:tab w:val="left" w:pos="8244"/>
+          <w:tab w:val="left" w:pos="9160"/>
+          <w:tab w:val="left" w:pos="10076"/>
+          <w:tab w:val="left" w:pos="10992"/>
+          <w:tab w:val="left" w:pos="11908"/>
+          <w:tab w:val="left" w:pos="12824"/>
+          <w:tab w:val="left" w:pos="13740"/>
+          <w:tab w:val="left" w:pos="14656"/>
+        </w:tabs>
+        <w:spacing w:after="0" w:line="240" w:lineRule="auto"/>
+        <w:rPr>
+          <w:rFonts w:ascii="Courier New" w:eastAsia="Times New Roman" w:hAnsi="Courier New" w:cs="Courier New"/>
+          <w:kern w:val="0"/>
+          <w:sz w:val="18"/>
+          <w:szCs w:val="18"/>
+          <w14:ligatures w14:val="none"/>
+        </w:rPr>
+      </w:pPr>
+      <w:r>
+        <w:rPr>
+          <w:rFonts w:ascii="Courier New" w:eastAsia="Times New Roman" w:hAnsi="Courier New" w:cs="Courier New"/>
+          <w:kern w:val="0"/>
+          <w:sz w:val="18"/>
+          <w:szCs w:val="18"/>
+          <w14:ligatures w14:val="none"/>
+        </w:rPr>
+        <w:t>Generative AI</w:t>
+      </w:r>
+    </w:p>
+    <w:p>
+      <w:pPr>
+        <w:tabs>
+          <w:tab w:val="left" w:pos="916"/>
+          <w:tab w:val="left" w:pos="1832"/>
+          <w:tab w:val="left" w:pos="2748"/>
+          <w:tab w:val="left" w:pos="3664"/>
+          <w:tab w:val="left" w:pos="4580"/>
+          <w:tab w:val="left" w:pos="5496"/>
+          <w:tab w:val="left" w:pos="6412"/>
+          <w:tab w:val="left" w:pos="7328"/>
+          <w:tab w:val="left" w:pos="8244"/>
+          <w:tab w:val="left" w:pos="9160"/>
+          <w:tab w:val="left" w:pos="10076"/>
+          <w:tab w:val="left" w:pos="10992"/>
+          <w:tab w:val="left" w:pos="11908"/>
+          <w:tab w:val="left" w:pos="12824"/>
+          <w:tab w:val="left" w:pos="13740"/>
+          <w:tab w:val="left" w:pos="14656"/>
+        </w:tabs>
+        <w:spacing w:after="0" w:line="240" w:lineRule="auto"/>
+        <w:rPr>
+          <w:rFonts w:ascii="Courier New" w:eastAsia="Times New Roman" w:hAnsi="Courier New" w:cs="Courier New"/>
+          <w:kern w:val="0"/>
+          <w:sz w:val="18"/>
+          <w:szCs w:val="18"/>
+          <w14:ligatures w14:val="none"/>
+        </w:rPr>
+      </w:pPr>
+      <w:r>
+        <w:rPr>
+          <w:rFonts w:ascii="Courier New" w:eastAsia="Times New Roman" w:hAnsi="Courier New" w:cs="Courier New"/>
+          <w:kern w:val="0"/>
+          <w:sz w:val="18"/>
+          <w:szCs w:val="18"/>
+          <w14:ligatures w14:val="none"/>
+        </w:rPr>
+        <w:t>├── Text generation</w:t>
+      </w:r>
+    </w:p>
+    <w:p>
+      <w:pPr>
+        <w:tabs>
+          <w:tab w:val="left" w:pos="916"/>
+          <w:tab w:val="left" w:pos="1832"/>
+          <w:tab w:val="left" w:pos="2748"/>
+          <w:tab w:val="left" w:pos="3664"/>
+          <w:tab w:val="left" w:pos="4580"/>
+          <w:tab w:val="left" w:pos="5496"/>
+          <w:tab w:val="left" w:pos="6412"/>
+          <w:tab w:val="left" w:pos="7328"/>
+          <w:tab w:val="left" w:pos="8244"/>
+          <w:tab w:val="left" w:pos="9160"/>
+          <w:tab w:val="left" w:pos="10076"/>
+          <w:tab w:val="left" w:pos="10992"/>
+          <w:tab w:val="left" w:pos="11908"/>
+          <w:tab w:val="left" w:pos="12824"/>
+          <w:tab w:val="left" w:pos="13740"/>
+          <w:tab w:val="left" w:pos="14656"/>
+        </w:tabs>
+        <w:spacing w:after="0" w:line="240" w:lineRule="auto"/>
+        <w:rPr>
+          <w:rFonts w:ascii="Courier New" w:eastAsia="Times New Roman" w:hAnsi="Courier New" w:cs="Courier New"/>
+          <w:kern w:val="0"/>
+          <w:sz w:val="18"/>
+          <w:szCs w:val="18"/>
+          <w14:ligatures w14:val="none"/>
+        </w:rPr>
+      </w:pPr>
+      <w:r>
+        <w:rPr>
+          <w:rFonts w:ascii="Courier New" w:eastAsia="Times New Roman" w:hAnsi="Courier New" w:cs="Courier New"/>
+          <w:kern w:val="0"/>
+          <w:sz w:val="18"/>
+          <w:szCs w:val="18"/>
+          <w14:ligatures w14:val="none"/>
+        </w:rPr>
+        <w:t>├── Image generation</w:t>
+      </w:r>
+    </w:p>
+    <w:p>
+      <w:pPr>
+        <w:tabs>
+          <w:tab w:val="left" w:pos="916"/>
+          <w:tab w:val="left" w:pos="1832"/>
+          <w:tab w:val="left" w:pos="2748"/>
+          <w:tab w:val="left" w:pos="3664"/>
+          <w:tab w:val="left" w:pos="4580"/>
+          <w:tab w:val="left" w:pos="5496"/>
+          <w:tab w:val="left" w:pos="6412"/>
+          <w:tab w:val="left" w:pos="7328"/>
+          <w:tab w:val="left" w:pos="8244"/>
+          <w:tab w:val="left" w:pos="9160"/>
+          <w:tab w:val="left" w:pos="10076"/>
+          <w:tab w:val="left" w:pos="10992"/>
+          <w:tab w:val="left" w:pos="11908"/>
+          <w:tab w:val="left" w:pos="12824"/>
+          <w:tab w:val="left" w:pos="13740"/>
+          <w:tab w:val="left" w:pos="14656"/>
+        </w:tabs>
+        <w:spacing w:after="0" w:line="240" w:lineRule="auto"/>
+        <w:rPr>
+          <w:rFonts w:ascii="Courier New" w:eastAsia="Times New Roman" w:hAnsi="Courier New" w:cs="Courier New"/>
+          <w:kern w:val="0"/>
+          <w:sz w:val="18"/>
+          <w:szCs w:val="18"/>
+          <w14:ligatures w14:val="none"/>
+        </w:rPr>
+      </w:pPr>
+      <w:r>
+        <w:rPr>
+          <w:rFonts w:ascii="Courier New" w:eastAsia="Times New Roman" w:hAnsi="Courier New" w:cs="Courier New"/>
+          <w:kern w:val="0"/>
+          <w:sz w:val="18"/>
+          <w:szCs w:val="18"/>
+          <w14:ligatures w14:val="none"/>
+        </w:rPr>
+        <w:t>├── Audio generation</w:t>
+      </w:r>
+    </w:p>
+    <w:p>
+      <w:pPr>
+        <w:tabs>
+          <w:tab w:val="left" w:pos="916"/>
+          <w:tab w:val="left" w:pos="1832"/>
+          <w:tab w:val="left" w:pos="2748"/>
+          <w:tab w:val="left" w:pos="3664"/>
+          <w:tab w:val="left" w:pos="4580"/>
+          <w:tab w:val="left" w:pos="5496"/>
+          <w:tab w:val="left" w:pos="6412"/>
+          <w:tab w:val="left" w:pos="7328"/>
+          <w:tab w:val="left" w:pos="8244"/>
+          <w:tab w:val="left" w:pos="9160"/>
+          <w:tab w:val="left" w:pos="10076"/>
+          <w:tab w:val="left" w:pos="10992"/>
+          <w:tab w:val="left" w:pos="11908"/>
+          <w:tab w:val="left" w:pos="12824"/>
+          <w:tab w:val="left" w:pos="13740"/>
+          <w:tab w:val="left" w:pos="14656"/>
+        </w:tabs>
+        <w:spacing w:after="0" w:line="240" w:lineRule="auto"/>
+        <w:rPr>
+          <w:rFonts w:ascii="Courier New" w:eastAsia="Times New Roman" w:hAnsi="Courier New" w:cs="Courier New"/>
+          <w:kern w:val="0"/>
+          <w:sz w:val="18"/>
+          <w:szCs w:val="18"/>
+          <w14:ligatures w14:val="none"/>
+        </w:rPr>
+      </w:pPr>
+      <w:r>
+        <w:rPr>
+          <w:rFonts w:ascii="Courier New" w:eastAsia="Times New Roman" w:hAnsi="Courier New" w:cs="Courier New"/>
+          <w:kern w:val="0"/>
+          <w:sz w:val="18"/>
+          <w:szCs w:val="18"/>
+          <w14:ligatures w14:val="none"/>
+        </w:rPr>
+        <w:t>├── Video generation</w:t>
+      </w:r>
+    </w:p>
+    <w:p>
+      <w:pPr>
+        <w:tabs>
+          <w:tab w:val="left" w:pos="916"/>
+          <w:tab w:val="left" w:pos="1832"/>
+          <w:tab w:val="left" w:pos="2748"/>
+          <w:tab w:val="left" w:pos="3664"/>
+          <w:tab w:val="left" w:pos="4580"/>
+          <w:tab w:val="left" w:pos="5496"/>
+          <w:tab w:val="left" w:pos="6412"/>
+          <w:tab w:val="left" w:pos="7328"/>
+          <w:tab w:val="left" w:pos="8244"/>
+          <w:tab w:val="left" w:pos="9160"/>
+          <w:tab w:val="left" w:pos="10076"/>
+          <w:tab w:val="left" w:pos="10992"/>
+          <w:tab w:val="left" w:pos="11908"/>
+          <w:tab w:val="left" w:pos="12824"/>
+          <w:tab w:val="left" w:pos="13740"/>
+          <w:tab w:val="left" w:pos="14656"/>
+        </w:tabs>
+        <w:spacing w:after="0" w:line="240" w:lineRule="auto"/>
+        <w:rPr>
+          <w:rFonts w:ascii="Courier New" w:eastAsia="Times New Roman" w:hAnsi="Courier New" w:cs="Courier New"/>
+          <w:kern w:val="0"/>
+          <w:sz w:val="18"/>
+          <w:szCs w:val="18"/>
+          <w14:ligatures w14:val="none"/>
+        </w:rPr>
+      </w:pPr>
+      <w:r>
+        <w:rPr>
+          <w:rFonts w:ascii="Courier New" w:eastAsia="Times New Roman" w:hAnsi="Courier New" w:cs="Courier New"/>
+          <w:kern w:val="0"/>
+          <w:sz w:val="18"/>
+          <w:szCs w:val="18"/>
+          <w14:ligatures w14:val="none"/>
+        </w:rPr>
+        <w:t>└── Code generation</w:t>
+      </w:r>
+    </w:p>
+    <w:p>
+      <w:pPr>
+        <w:spacing w:before="100" w:beforeAutospacing="1" w:after="100" w:afterAutospacing="1" w:line="240" w:lineRule="auto"/>
+        <w:outlineLvl w:val="2"/>
+        <w:rPr>
+          <w:rFonts w:ascii="Times New Roman" w:eastAsia="Times New Roman" w:hAnsi="Times New Roman" w:cs="Times New Roman"/>
+          <w:b/>
+          <w:bCs/>
+          <w:kern w:val="0"/>
+          <w14:ligatures w14:val="none"/>
+        </w:rPr>
+      </w:pPr>
+      <w:r>
+        <w:rPr>
+          <w:rFonts w:ascii="Times New Roman" w:eastAsia="Times New Roman" w:hAnsi="Times New Roman" w:cs="Times New Roman"/>
+          <w:b/>
+          <w:bCs/>
+          <w:kern w:val="0"/>
+          <w14:ligatures w14:val="none"/>
+        </w:rPr>
+        <w:t>LLM</w:t>
+      </w:r>
+    </w:p>
+    <w:p>
+      <w:pPr>
+        <w:spacing w:before="100" w:beforeAutospacing="1" w:after="100" w:afterAutospacing="1" w:line="240" w:lineRule="auto"/>
+        <w:rPr>
+          <w:rFonts w:ascii="Times New Roman" w:eastAsia="Times New Roman" w:hAnsi="Times New Roman" w:cs="Times New Roman"/>
+          <w:kern w:val="0"/>
+          <w:sz w:val="22"/>
+          <w:szCs w:val="22"/>
+          <w14:ligatures w14:val="none"/>
+        </w:rPr>
+      </w:pPr>
+      <w:r>
+        <w:rPr>
+          <w:rFonts w:ascii="Times New Roman" w:eastAsia="Times New Roman" w:hAnsi="Times New Roman" w:cs="Times New Roman"/>
+          <w:kern w:val="0"/>
+          <w:sz w:val="22"/>
+          <w:szCs w:val="22"/>
+          <w14:ligatures w14:val="none"/>
+        </w:rPr>
+        <w:t>A model designed primarily around language.</w:t>
+      </w:r>
+    </w:p>
+    <w:p>
+      <w:pPr>
+        <w:tabs>
+          <w:tab w:val="left" w:pos="916"/>
+          <w:tab w:val="left" w:pos="1832"/>
+          <w:tab w:val="left" w:pos="2748"/>
+          <w:tab w:val="left" w:pos="3664"/>
+          <w:tab w:val="left" w:pos="4580"/>
+          <w:tab w:val="left" w:pos="5496"/>
+          <w:tab w:val="left" w:pos="6412"/>
+          <w:tab w:val="left" w:pos="7328"/>
+          <w:tab w:val="left" w:pos="8244"/>
+          <w:tab w:val="left" w:pos="9160"/>
+          <w:tab w:val="left" w:pos="10076"/>
+          <w:tab w:val="left" w:pos="10992"/>
+          <w:tab w:val="left" w:pos="11908"/>
+          <w:tab w:val="left" w:pos="12824"/>
+          <w:tab w:val="left" w:pos="13740"/>
+          <w:tab w:val="left" w:pos="14656"/>
+        </w:tabs>
+        <w:spacing w:after="0" w:line="240" w:lineRule="auto"/>
+        <w:rPr>
+          <w:rFonts w:ascii="Courier New" w:eastAsia="Times New Roman" w:hAnsi="Courier New" w:cs="Courier New"/>
+          <w:kern w:val="0"/>
+          <w:sz w:val="18"/>
+          <w:szCs w:val="18"/>
+          <w14:ligatures w14:val="none"/>
+        </w:rPr>
+      </w:pPr>
+      <w:r>
+        <w:rPr>
+          <w:rFonts w:ascii="Courier New" w:eastAsia="Times New Roman" w:hAnsi="Courier New" w:cs="Courier New"/>
+          <w:kern w:val="0"/>
+          <w:sz w:val="18"/>
+          <w:szCs w:val="18"/>
+          <w14:ligatures w14:val="none"/>
+        </w:rPr>
+        <w:t>LLM</w:t>
+      </w:r>
+    </w:p>
+    <w:p>
+      <w:pPr>
+        <w:tabs>
+          <w:tab w:val="left" w:pos="916"/>
+          <w:tab w:val="left" w:pos="1832"/>
+          <w:tab w:val="left" w:pos="2748"/>
+          <w:tab w:val="left" w:pos="3664"/>
+          <w:tab w:val="left" w:pos="4580"/>
+          <w:tab w:val="left" w:pos="5496"/>
+          <w:tab w:val="left" w:pos="6412"/>
+          <w:tab w:val="left" w:pos="7328"/>
+          <w:tab w:val="left" w:pos="8244"/>
+          <w:tab w:val="left" w:pos="9160"/>
+          <w:tab w:val="left" w:pos="10076"/>
+          <w:tab w:val="left" w:pos="10992"/>
+          <w:tab w:val="left" w:pos="11908"/>
+          <w:tab w:val="left" w:pos="12824"/>
+          <w:tab w:val="left" w:pos="13740"/>
+          <w:tab w:val="left" w:pos="14656"/>
+        </w:tabs>
+        <w:spacing w:after="0" w:line="240" w:lineRule="auto"/>
+        <w:rPr>
+          <w:rFonts w:ascii="Courier New" w:eastAsia="Times New Roman" w:hAnsi="Courier New" w:cs="Courier New"/>
+          <w:kern w:val="0"/>
+          <w:sz w:val="18"/>
+          <w:szCs w:val="18"/>
+          <w14:ligatures w14:val="none"/>
+        </w:rPr>
+      </w:pPr>
+      <w:r>
+        <w:rPr>
+          <w:rFonts w:ascii="Courier New" w:eastAsia="Times New Roman" w:hAnsi="Courier New" w:cs="Courier New"/>
+          <w:kern w:val="0"/>
+          <w:sz w:val="18"/>
+          <w:szCs w:val="18"/>
+          <w14:ligatures w14:val="none"/>
+        </w:rPr>
+        <w:t xml:space="preserve"> ↓</w:t>
+      </w:r>
+    </w:p>
+    <w:p>
+      <w:pPr>
+        <w:tabs>
+          <w:tab w:val="left" w:pos="916"/>
+          <w:tab w:val="left" w:pos="1832"/>
+          <w:tab w:val="left" w:pos="2748"/>
+          <w:tab w:val="left" w:pos="3664"/>
+          <w:tab w:val="left" w:pos="4580"/>
+          <w:tab w:val="left" w:pos="5496"/>
+          <w:tab w:val="left" w:pos="6412"/>
+          <w:tab w:val="left" w:pos="7328"/>
+          <w:tab w:val="left" w:pos="8244"/>
+          <w:tab w:val="left" w:pos="9160"/>
+          <w:tab w:val="left" w:pos="10076"/>
+          <w:tab w:val="left" w:pos="10992"/>
+          <w:tab w:val="left" w:pos="11908"/>
+          <w:tab w:val="left" w:pos="12824"/>
+          <w:tab w:val="left" w:pos="13740"/>
+          <w:tab w:val="left" w:pos="14656"/>
+        </w:tabs>
+        <w:spacing w:after="0" w:line="240" w:lineRule="auto"/>
+        <w:rPr>
+          <w:rFonts w:ascii="Courier New" w:eastAsia="Times New Roman" w:hAnsi="Courier New" w:cs="Courier New"/>
+          <w:kern w:val="0"/>
+          <w:sz w:val="18"/>
+          <w:szCs w:val="18"/>
+          <w14:ligatures w14:val="none"/>
+        </w:rPr>
+      </w:pPr>
+      <w:r>
+        <w:rPr>
+          <w:rFonts w:ascii="Courier New" w:eastAsia="Times New Roman" w:hAnsi="Courier New" w:cs="Courier New"/>
+          <w:kern w:val="0"/>
+          <w:sz w:val="18"/>
+          <w:szCs w:val="18"/>
+          <w14:ligatures w14:val="none"/>
+        </w:rPr>
+        <w:t>Processes/generates language</w:t>
+      </w:r>
+    </w:p>
+    <w:p>
+      <w:pPr>
+        <w:spacing w:before="100" w:beforeAutospacing="1" w:after="100" w:afterAutospacing="1" w:line="240" w:lineRule="auto"/>
+        <w:outlineLvl w:val="2"/>
+        <w:rPr>
+          <w:rFonts w:ascii="Times New Roman" w:eastAsia="Times New Roman" w:hAnsi="Times New Roman" w:cs="Times New Roman"/>
+          <w:b/>
+          <w:bCs/>
+          <w:kern w:val="0"/>
+          <w14:ligatures w14:val="none"/>
+        </w:rPr>
+      </w:pPr>
+      <w:r>
+        <w:rPr>
+          <w:rFonts w:ascii="Times New Roman" w:eastAsia="Times New Roman" w:hAnsi="Times New Roman" w:cs="Times New Roman"/>
+          <w:b/>
+          <w:bCs/>
+          <w:kern w:val="0"/>
+          <w14:ligatures w14:val="none"/>
+        </w:rPr>
+        <w:t>Gemini</w:t>
+      </w:r>
+    </w:p>
+    <w:p>
+      <w:pPr>
+        <w:spacing w:before="100" w:beforeAutospacing="1" w:after="100" w:afterAutospacing="1" w:line="240" w:lineRule="auto"/>
+        <w:rPr>
+          <w:rFonts w:ascii="Times New Roman" w:eastAsia="Times New Roman" w:hAnsi="Times New Roman" w:cs="Times New Roman"/>
+          <w:kern w:val="0"/>
+          <w:sz w:val="22"/>
+          <w:szCs w:val="22"/>
+          <w14:ligatures w14:val="none"/>
+        </w:rPr>
+      </w:pPr>
+      <w:r>
+        <w:rPr>
+          <w:rFonts w:ascii="Times New Roman" w:eastAsia="Times New Roman" w:hAnsi="Times New Roman" w:cs="Times New Roman"/>
+          <w:kern w:val="0"/>
+          <w:sz w:val="22"/>
+          <w:szCs w:val="22"/>
+          <w14:ligatures w14:val="none"/>
+        </w:rPr>
+        <w:t>Google's family of generative AI models/services.</w:t>
+      </w:r>
+    </w:p>
+    <w:p>
+      <w:pPr>
+        <w:spacing w:before="100" w:beforeAutospacing="1" w:after="100" w:afterAutospacing="1" w:line="240" w:lineRule="auto"/>
+        <w:outlineLvl w:val="2"/>
+        <w:rPr>
+          <w:rFonts w:ascii="Times New Roman" w:eastAsia="Times New Roman" w:hAnsi="Times New Roman" w:cs="Times New Roman"/>
+          <w:b/>
+          <w:bCs/>
+          <w:kern w:val="0"/>
+          <w14:ligatures w14:val="none"/>
+        </w:rPr>
+      </w:pPr>
+      <w:r>
+        <w:rPr>
+          <w:rFonts w:ascii="Times New Roman" w:eastAsia="Times New Roman" w:hAnsi="Times New Roman" w:cs="Times New Roman"/>
+          <w:b/>
+          <w:bCs/>
+          <w:kern w:val="0"/>
+          <w14:ligatures w14:val="none"/>
+        </w:rPr>
+        <w:t>Gemini API</w:t>
+      </w:r>
+    </w:p>
+    <w:p>
+      <w:pPr>
+        <w:spacing w:before="100" w:beforeAutospacing="1" w:after="100" w:afterAutospacing="1" w:line="240" w:lineRule="auto"/>
+        <w:rPr>
+          <w:rFonts w:ascii="Times New Roman" w:eastAsia="Times New Roman" w:hAnsi="Times New Roman" w:cs="Times New Roman"/>
+          <w:kern w:val="0"/>
+          <w:sz w:val="22"/>
+          <w:szCs w:val="22"/>
+          <w14:ligatures w14:val="none"/>
+        </w:rPr>
+      </w:pPr>
+      <w:r>
+        <w:rPr>
+          <w:rFonts w:ascii="Times New Roman" w:eastAsia="Times New Roman" w:hAnsi="Times New Roman" w:cs="Times New Roman"/>
+          <w:kern w:val="0"/>
+          <w:sz w:val="22"/>
+          <w:szCs w:val="22"/>
+          <w14:ligatures w14:val="none"/>
+        </w:rPr>
+        <w:t>The programmatic interface that lets your application communicate with Gemini.</w:t>
+      </w:r>
+    </w:p>
+    <w:p>
+      <w:pPr>
+        <w:spacing w:before="100" w:beforeAutospacing="1" w:after="100" w:afterAutospacing="1" w:line="240" w:lineRule="auto"/>
+        <w:rPr>
+          <w:rFonts w:ascii="Times New Roman" w:eastAsia="Times New Roman" w:hAnsi="Times New Roman" w:cs="Times New Roman"/>
+          <w:kern w:val="0"/>
+          <w:sz w:val="22"/>
+          <w:szCs w:val="22"/>
+          <w14:ligatures w14:val="none"/>
+        </w:rPr>
+      </w:pPr>
+      <w:r>
+        <w:rPr>
+          <w:rFonts w:ascii="Times New Roman" w:eastAsia="Times New Roman" w:hAnsi="Times New Roman" w:cs="Times New Roman"/>
+          <w:kern w:val="0"/>
+          <w:sz w:val="22"/>
+          <w:szCs w:val="22"/>
+          <w14:ligatures w14:val="none"/>
+        </w:rPr>
+        <w:t>So</w:t>
+      </w:r>
+    </w:p>
+    <w:p>
+      <w:pPr>
+        <w:spacing w:before="100" w:beforeAutospacing="1" w:after="100" w:afterAutospacing="1" w:line="240" w:lineRule="auto"/>
+        <w:jc w:val="center"/>
+        <w:rPr>
+          <w:rFonts w:ascii="Times New Roman" w:eastAsia="Times New Roman" w:hAnsi="Times New Roman" w:cs="Times New Roman"/>
+          <w:kern w:val="0"/>
+          <w:sz w:val="20"/>
+          <w:szCs w:val="20"/>
+          <w14:ligatures w14:val="none"/>
+        </w:rPr>
+      </w:pPr>
+      <w:r>
+        <w:rPr>
+          <w:rFonts w:ascii="Times New Roman" w:eastAsia="Times New Roman" w:hAnsi="Times New Roman" w:cs="Times New Roman"/>
+          <w:kern w:val="0"/>
+          <w:sz w:val="20"/>
+          <w:szCs w:val="20"/>
+          <w14:ligatures w14:val="none"/>
+        </w:rPr>
+        <w:t>Generative AI</w:t>
+      </w:r>
+    </w:p>
+    <w:p>
+      <w:pPr>
+        <w:spacing w:before="100" w:beforeAutospacing="1" w:after="100" w:afterAutospacing="1" w:line="240" w:lineRule="auto"/>
+        <w:jc w:val="center"/>
+        <w:rPr>
+          <w:rFonts w:ascii="Times New Roman" w:eastAsia="Times New Roman" w:hAnsi="Times New Roman" w:cs="Times New Roman"/>
+          <w:kern w:val="0"/>
+          <w:sz w:val="20"/>
+          <w:szCs w:val="20"/>
+          <w14:ligatures w14:val="none"/>
+        </w:rPr>
+      </w:pPr>
+      <w:r>
+        <w:rPr>
+          <w:rFonts w:ascii="Times New Roman" w:eastAsia="Times New Roman" w:hAnsi="Times New Roman" w:cs="Times New Roman"/>
+          <w:kern w:val="0"/>
+          <w:sz w:val="20"/>
+          <w:szCs w:val="20"/>
+          <w14:ligatures w14:val="none"/>
+        </w:rPr>
+        <w:t xml:space="preserve">      ↓</w:t>
+      </w:r>
+    </w:p>
+    <w:p>
+      <w:pPr>
+        <w:spacing w:before="100" w:beforeAutospacing="1" w:after="100" w:afterAutospacing="1" w:line="240" w:lineRule="auto"/>
+        <w:jc w:val="center"/>
+        <w:rPr>
+          <w:rFonts w:ascii="Times New Roman" w:eastAsia="Times New Roman" w:hAnsi="Times New Roman" w:cs="Times New Roman"/>
+          <w:kern w:val="0"/>
+          <w:sz w:val="20"/>
+          <w:szCs w:val="20"/>
+          <w14:ligatures w14:val="none"/>
+        </w:rPr>
+      </w:pPr>
+      <w:r>
+        <w:rPr>
+          <w:rFonts w:ascii="Times New Roman" w:eastAsia="Times New Roman" w:hAnsi="Times New Roman" w:cs="Times New Roman"/>
+          <w:kern w:val="0"/>
+          <w:sz w:val="20"/>
+          <w:szCs w:val="20"/>
+          <w14:ligatures w14:val="none"/>
+        </w:rPr>
+        <w:t xml:space="preserve">    LLM</w:t>
+      </w:r>
+    </w:p>
+    <w:p>
+      <w:pPr>
+        <w:spacing w:before="100" w:beforeAutospacing="1" w:after="100" w:afterAutospacing="1" w:line="240" w:lineRule="auto"/>
+        <w:jc w:val="center"/>
+        <w:rPr>
+          <w:rFonts w:ascii="Times New Roman" w:eastAsia="Times New Roman" w:hAnsi="Times New Roman" w:cs="Times New Roman"/>
+          <w:kern w:val="0"/>
+          <w:sz w:val="20"/>
+          <w:szCs w:val="20"/>
+          <w14:ligatures w14:val="none"/>
+        </w:rPr>
+      </w:pPr>
+      <w:r>
+        <w:rPr>
+          <w:rFonts w:ascii="Times New Roman" w:eastAsia="Times New Roman" w:hAnsi="Times New Roman" w:cs="Times New Roman"/>
+          <w:kern w:val="0"/>
+          <w:sz w:val="20"/>
+          <w:szCs w:val="20"/>
+          <w14:ligatures w14:val="none"/>
+        </w:rPr>
+        <w:t xml:space="preserve">      ↓</w:t>
+      </w:r>
+    </w:p>
+    <w:p>
+      <w:pPr>
+        <w:spacing w:before="100" w:beforeAutospacing="1" w:after="100" w:afterAutospacing="1" w:line="240" w:lineRule="auto"/>
+        <w:jc w:val="center"/>
+        <w:rPr>
+          <w:rFonts w:ascii="Times New Roman" w:eastAsia="Times New Roman" w:hAnsi="Times New Roman" w:cs="Times New Roman"/>
+          <w:kern w:val="0"/>
+          <w:sz w:val="20"/>
+          <w:szCs w:val="20"/>
+          <w14:ligatures w14:val="none"/>
+        </w:rPr>
+      </w:pPr>
+      <w:r>
+        <w:rPr>
+          <w:rFonts w:ascii="Times New Roman" w:eastAsia="Times New Roman" w:hAnsi="Times New Roman" w:cs="Times New Roman"/>
+          <w:kern w:val="0"/>
+          <w:sz w:val="20"/>
+          <w:szCs w:val="20"/>
+          <w14:ligatures w14:val="none"/>
+        </w:rPr>
+        <w:t xml:space="preserve">   Gemini</w:t>
+      </w:r>
+    </w:p>
+    <w:p>
+      <w:pPr>
+        <w:spacing w:before="100" w:beforeAutospacing="1" w:after="100" w:afterAutospacing="1" w:line="240" w:lineRule="auto"/>
+        <w:jc w:val="center"/>
+        <w:rPr>
+          <w:rFonts w:ascii="Times New Roman" w:eastAsia="Times New Roman" w:hAnsi="Times New Roman" w:cs="Times New Roman"/>
+          <w:kern w:val="0"/>
+          <w:sz w:val="20"/>
+          <w:szCs w:val="20"/>
+          <w14:ligatures w14:val="none"/>
+        </w:rPr>
+      </w:pPr>
+      <w:r>
+        <w:rPr>
+          <w:rFonts w:ascii="Times New Roman" w:eastAsia="Times New Roman" w:hAnsi="Times New Roman" w:cs="Times New Roman"/>
+          <w:kern w:val="0"/>
+          <w:sz w:val="20"/>
+          <w:szCs w:val="20"/>
+          <w14:ligatures w14:val="none"/>
+        </w:rPr>
+        <w:t xml:space="preserve">      ↓</w:t>
+      </w:r>
+    </w:p>
+    <w:p>
+      <w:pPr>
+        <w:spacing w:before="100" w:beforeAutospacing="1" w:after="100" w:afterAutospacing="1" w:line="240" w:lineRule="auto"/>
+        <w:jc w:val="center"/>
+        <w:rPr>
+          <w:rFonts w:ascii="Times New Roman" w:eastAsia="Times New Roman" w:hAnsi="Times New Roman" w:cs="Times New Roman"/>
+          <w:kern w:val="0"/>
+          <w:sz w:val="20"/>
+          <w:szCs w:val="20"/>
+          <w14:ligatures w14:val="none"/>
+        </w:rPr>
+      </w:pPr>
+      <w:r>
+        <w:rPr>
+          <w:rFonts w:ascii="Times New Roman" w:eastAsia="Times New Roman" w:hAnsi="Times New Roman" w:cs="Times New Roman"/>
+          <w:kern w:val="0"/>
+          <w:sz w:val="20"/>
+          <w:szCs w:val="20"/>
+          <w14:ligatures w14:val="none"/>
+        </w:rPr>
+        <w:t xml:space="preserve">  Gemini API</w:t>
+      </w:r>
+    </w:p>
+    <w:p>
+      <w:pPr>
+        <w:spacing w:before="100" w:beforeAutospacing="1" w:after="100" w:afterAutospacing="1" w:line="240" w:lineRule="auto"/>
+        <w:jc w:val="center"/>
+        <w:rPr>
+          <w:rFonts w:ascii="Times New Roman" w:eastAsia="Times New Roman" w:hAnsi="Times New Roman" w:cs="Times New Roman"/>
+          <w:kern w:val="0"/>
+          <w:sz w:val="20"/>
+          <w:szCs w:val="20"/>
+          <w14:ligatures w14:val="none"/>
+        </w:rPr>
+      </w:pPr>
+      <w:r>
+        <w:rPr>
+          <w:rFonts w:ascii="Times New Roman" w:eastAsia="Times New Roman" w:hAnsi="Times New Roman" w:cs="Times New Roman"/>
+          <w:kern w:val="0"/>
+          <w:sz w:val="20"/>
+          <w:szCs w:val="20"/>
+          <w14:ligatures w14:val="none"/>
+        </w:rPr>
+        <w:t xml:space="preserve">      ↓</w:t>
+      </w:r>
+    </w:p>
+    <w:p>
+      <w:pPr>
+        <w:spacing w:before="100" w:beforeAutospacing="1" w:after="100" w:afterAutospacing="1" w:line="240" w:lineRule="auto"/>
+        <w:jc w:val="center"/>
+        <w:rPr>
+          <w:rFonts w:ascii="Times New Roman" w:eastAsia="Times New Roman" w:hAnsi="Times New Roman" w:cs="Times New Roman"/>
+          <w:kern w:val="0"/>
+          <w:sz w:val="20"/>
+          <w:szCs w:val="20"/>
+          <w14:ligatures w14:val="none"/>
+        </w:rPr>
+      </w:pPr>
+      <w:r>
+        <w:rPr>
+          <w:rFonts w:ascii="Times New Roman" w:eastAsia="Times New Roman" w:hAnsi="Times New Roman" w:cs="Times New Roman"/>
+          <w:kern w:val="0"/>
+          <w:sz w:val="20"/>
+          <w:szCs w:val="20"/>
+          <w14:ligatures w14:val="none"/>
+        </w:rPr>
+        <w:t>Python Application</w:t>
+      </w:r>
+    </w:p>
+    <w:p>
+      <w:pPr>
+        <w:spacing w:before="100" w:beforeAutospacing="1" w:after="100" w:afterAutospacing="1" w:line="240" w:lineRule="auto"/>
+        <w:outlineLvl w:val="0"/>
+        <w:rPr>
+          <w:rFonts w:ascii="Times New Roman" w:eastAsia="Times New Roman" w:hAnsi="Times New Roman" w:cs="Times New Roman"/>
+          <w:b/>
+          <w:bCs/>
+          <w:kern w:val="36"/>
+          <w:sz w:val="48"/>
+          <w:szCs w:val="48"/>
+          <w14:ligatures w14:val="none"/>
+        </w:rPr>
+      </w:pPr>
+      <w:r>
+        <w:rPr>
+          <w:rFonts w:ascii="Times New Roman" w:eastAsia="Times New Roman" w:hAnsi="Times New Roman" w:cs="Times New Roman"/>
+          <w:b/>
+          <w:bCs/>
+          <w:kern w:val="36"/>
+          <w:sz w:val="48"/>
+          <w:szCs w:val="48"/>
+          <w14:ligatures w14:val="none"/>
+        </w:rPr>
+        <w:lastRenderedPageBreak/>
+        <w:t>What is Hallucination?</w:t>
+      </w:r>
+    </w:p>
+    <w:p>
+      <w:pPr>
+        <w:spacing w:before="100" w:beforeAutospacing="1" w:after="100" w:afterAutospacing="1" w:line="240" w:lineRule="auto"/>
+        <w:rPr>
+          <w:rFonts w:ascii="Times New Roman" w:eastAsia="Times New Roman" w:hAnsi="Times New Roman" w:cs="Times New Roman"/>
+          <w:kern w:val="0"/>
+          <w14:ligatures w14:val="none"/>
+        </w:rPr>
+      </w:pPr>
+      <w:r>
+        <w:rPr>
+          <w:rFonts w:ascii="Times New Roman" w:eastAsia="Times New Roman" w:hAnsi="Times New Roman" w:cs="Times New Roman"/>
+          <w:kern w:val="0"/>
+          <w14:ligatures w14:val="none"/>
+        </w:rPr>
+        <w:t xml:space="preserve">One of the most important concepts when working with LLMs is </w:t>
+      </w:r>
+      <w:r>
+        <w:rPr>
+          <w:rFonts w:ascii="Times New Roman" w:eastAsia="Times New Roman" w:hAnsi="Times New Roman" w:cs="Times New Roman"/>
+          <w:b/>
+          <w:bCs/>
+          <w:kern w:val="0"/>
+          <w14:ligatures w14:val="none"/>
+        </w:rPr>
+        <w:t>hallucination</w:t>
+      </w:r>
+      <w:r>
+        <w:rPr>
+          <w:rFonts w:ascii="Times New Roman" w:eastAsia="Times New Roman" w:hAnsi="Times New Roman" w:cs="Times New Roman"/>
+          <w:kern w:val="0"/>
+          <w14:ligatures w14:val="none"/>
+        </w:rPr>
+        <w:t>.</w:t>
+      </w:r>
+    </w:p>
+    <w:p>
+      <w:pPr>
+        <w:spacing w:before="100" w:beforeAutospacing="1" w:after="100" w:afterAutospacing="1" w:line="240" w:lineRule="auto"/>
+        <w:rPr>
+          <w:rFonts w:ascii="Times New Roman" w:eastAsia="Times New Roman" w:hAnsi="Times New Roman" w:cs="Times New Roman"/>
+          <w:kern w:val="0"/>
+          <w14:ligatures w14:val="none"/>
+        </w:rPr>
+      </w:pPr>
+      <w:r>
+        <w:rPr>
+          <w:rFonts w:ascii="Times New Roman" w:eastAsia="Times New Roman" w:hAnsi="Times New Roman" w:cs="Times New Roman"/>
+          <w:kern w:val="0"/>
+          <w14:ligatures w14:val="none"/>
+        </w:rPr>
+        <w:t>An LLM can sometimes generate information that sounds convincing but is incorrect, unsupported, or fabricated.</w:t>
+      </w:r>
+    </w:p>
+    <w:p>
+      <w:pPr>
+        <w:spacing w:before="100" w:beforeAutospacing="1" w:after="100" w:afterAutospacing="1" w:line="240" w:lineRule="auto"/>
+        <w:rPr>
+          <w:rFonts w:ascii="Times New Roman" w:eastAsia="Times New Roman" w:hAnsi="Times New Roman" w:cs="Times New Roman"/>
+          <w:kern w:val="0"/>
+          <w14:ligatures w14:val="none"/>
+        </w:rPr>
+      </w:pPr>
+      <w:r>
+        <w:rPr>
+          <w:rFonts w:ascii="Times New Roman" w:eastAsia="Times New Roman" w:hAnsi="Times New Roman" w:cs="Times New Roman"/>
+          <w:kern w:val="0"/>
+          <w14:ligatures w14:val="none"/>
+        </w:rPr>
+        <w:t>Example:</w:t>
+      </w:r>
+    </w:p>
+    <w:p>
+      <w:pPr>
+        <w:tabs>
+          <w:tab w:val="left" w:pos="916"/>
+          <w:tab w:val="left" w:pos="1832"/>
+          <w:tab w:val="left" w:pos="2748"/>
+          <w:tab w:val="left" w:pos="3664"/>
+          <w:tab w:val="left" w:pos="4580"/>
+          <w:tab w:val="left" w:pos="5496"/>
+          <w:tab w:val="left" w:pos="6412"/>
+          <w:tab w:val="left" w:pos="7328"/>
+          <w:tab w:val="left" w:pos="8244"/>
+          <w:tab w:val="left" w:pos="9160"/>
+          <w:tab w:val="left" w:pos="10076"/>
+          <w:tab w:val="left" w:pos="10992"/>
+          <w:tab w:val="left" w:pos="11908"/>
+          <w:tab w:val="left" w:pos="12824"/>
+          <w:tab w:val="left" w:pos="13740"/>
+          <w:tab w:val="left" w:pos="14656"/>
+        </w:tabs>
+        <w:spacing w:after="0" w:line="240" w:lineRule="auto"/>
+        <w:rPr>
+          <w:rFonts w:ascii="Courier New" w:eastAsia="Times New Roman" w:hAnsi="Courier New" w:cs="Courier New"/>
+          <w:kern w:val="0"/>
+          <w:sz w:val="20"/>
+          <w:szCs w:val="20"/>
+          <w14:ligatures w14:val="none"/>
+        </w:rPr>
+      </w:pPr>
+      <w:r>
+        <w:rPr>
+          <w:rFonts w:ascii="Courier New" w:eastAsia="Times New Roman" w:hAnsi="Courier New" w:cs="Courier New"/>
+          <w:kern w:val="0"/>
+          <w:sz w:val="20"/>
+          <w:szCs w:val="20"/>
+          <w14:ligatures w14:val="none"/>
+        </w:rPr>
+        <w:t>User:</w:t>
+      </w:r>
+    </w:p>
+    <w:p>
+      <w:pPr>
+        <w:tabs>
+          <w:tab w:val="left" w:pos="916"/>
+          <w:tab w:val="left" w:pos="1832"/>
+          <w:tab w:val="left" w:pos="2748"/>
+          <w:tab w:val="left" w:pos="3664"/>
+          <w:tab w:val="left" w:pos="4580"/>
+          <w:tab w:val="left" w:pos="5496"/>
+          <w:tab w:val="left" w:pos="6412"/>
+          <w:tab w:val="left" w:pos="7328"/>
+          <w:tab w:val="left" w:pos="8244"/>
+          <w:tab w:val="left" w:pos="9160"/>
+          <w:tab w:val="left" w:pos="10076"/>
+          <w:tab w:val="left" w:pos="10992"/>
+          <w:tab w:val="left" w:pos="11908"/>
+          <w:tab w:val="left" w:pos="12824"/>
+          <w:tab w:val="left" w:pos="13740"/>
+          <w:tab w:val="left" w:pos="14656"/>
+        </w:tabs>
+        <w:spacing w:after="0" w:line="240" w:lineRule="auto"/>
+        <w:rPr>
+          <w:rFonts w:ascii="Courier New" w:eastAsia="Times New Roman" w:hAnsi="Courier New" w:cs="Courier New"/>
+          <w:kern w:val="0"/>
+          <w:sz w:val="20"/>
+          <w:szCs w:val="20"/>
+          <w14:ligatures w14:val="none"/>
+        </w:rPr>
+      </w:pPr>
+      <w:r>
+        <w:rPr>
+          <w:rFonts w:ascii="Courier New" w:eastAsia="Times New Roman" w:hAnsi="Courier New" w:cs="Courier New"/>
+          <w:kern w:val="0"/>
+          <w:sz w:val="20"/>
+          <w:szCs w:val="20"/>
+          <w14:ligatures w14:val="none"/>
+        </w:rPr>
+        <w:t>What happened in a fictional event?</w:t>
+      </w:r>
+    </w:p>
+    <w:p>
+      <w:pPr>
+        <w:tabs>
+          <w:tab w:val="left" w:pos="916"/>
+          <w:tab w:val="left" w:pos="1832"/>
+          <w:tab w:val="left" w:pos="2748"/>
+          <w:tab w:val="left" w:pos="3664"/>
+          <w:tab w:val="left" w:pos="4580"/>
+          <w:tab w:val="left" w:pos="5496"/>
+          <w:tab w:val="left" w:pos="6412"/>
+          <w:tab w:val="left" w:pos="7328"/>
+          <w:tab w:val="left" w:pos="8244"/>
+          <w:tab w:val="left" w:pos="9160"/>
+          <w:tab w:val="left" w:pos="10076"/>
+          <w:tab w:val="left" w:pos="10992"/>
+          <w:tab w:val="left" w:pos="11908"/>
+          <w:tab w:val="left" w:pos="12824"/>
+          <w:tab w:val="left" w:pos="13740"/>
+          <w:tab w:val="left" w:pos="14656"/>
+        </w:tabs>
+        <w:spacing w:after="0" w:line="240" w:lineRule="auto"/>
+        <w:rPr>
+          <w:rFonts w:ascii="Courier New" w:eastAsia="Times New Roman" w:hAnsi="Courier New" w:cs="Courier New"/>
+          <w:kern w:val="0"/>
+          <w:sz w:val="20"/>
+          <w:szCs w:val="20"/>
+          <w14:ligatures w14:val="none"/>
+        </w:rPr>
+      </w:pPr>
+    </w:p>
+    <w:p>
+      <w:pPr>
+        <w:tabs>
+          <w:tab w:val="left" w:pos="916"/>
+          <w:tab w:val="left" w:pos="1832"/>
+          <w:tab w:val="left" w:pos="2748"/>
+          <w:tab w:val="left" w:pos="3664"/>
+          <w:tab w:val="left" w:pos="4580"/>
+          <w:tab w:val="left" w:pos="5496"/>
+          <w:tab w:val="left" w:pos="6412"/>
+          <w:tab w:val="left" w:pos="7328"/>
+          <w:tab w:val="left" w:pos="8244"/>
+          <w:tab w:val="left" w:pos="9160"/>
+          <w:tab w:val="left" w:pos="10076"/>
+          <w:tab w:val="left" w:pos="10992"/>
+          <w:tab w:val="left" w:pos="11908"/>
+          <w:tab w:val="left" w:pos="12824"/>
+          <w:tab w:val="left" w:pos="13740"/>
+          <w:tab w:val="left" w:pos="14656"/>
+        </w:tabs>
+        <w:spacing w:after="0" w:line="240" w:lineRule="auto"/>
+        <w:rPr>
+          <w:rFonts w:ascii="Courier New" w:eastAsia="Times New Roman" w:hAnsi="Courier New" w:cs="Courier New"/>
+          <w:kern w:val="0"/>
+          <w:sz w:val="20"/>
+          <w:szCs w:val="20"/>
+          <w14:ligatures w14:val="none"/>
+        </w:rPr>
+      </w:pPr>
+      <w:r>
+        <w:rPr>
+          <w:rFonts w:ascii="Courier New" w:eastAsia="Times New Roman" w:hAnsi="Courier New" w:cs="Courier New"/>
+          <w:kern w:val="0"/>
+          <w:sz w:val="20"/>
+          <w:szCs w:val="20"/>
+          <w14:ligatures w14:val="none"/>
+        </w:rPr>
+        <w:t>Model:</w:t>
+      </w:r>
+    </w:p>
+    <w:p>
+      <w:pPr>
+        <w:tabs>
+          <w:tab w:val="left" w:pos="916"/>
+          <w:tab w:val="left" w:pos="1832"/>
+          <w:tab w:val="left" w:pos="2748"/>
+          <w:tab w:val="left" w:pos="3664"/>
+          <w:tab w:val="left" w:pos="4580"/>
+          <w:tab w:val="left" w:pos="5496"/>
+          <w:tab w:val="left" w:pos="6412"/>
+          <w:tab w:val="left" w:pos="7328"/>
+          <w:tab w:val="left" w:pos="8244"/>
+          <w:tab w:val="left" w:pos="9160"/>
+          <w:tab w:val="left" w:pos="10076"/>
+          <w:tab w:val="left" w:pos="10992"/>
+          <w:tab w:val="left" w:pos="11908"/>
+          <w:tab w:val="left" w:pos="12824"/>
+          <w:tab w:val="left" w:pos="13740"/>
+          <w:tab w:val="left" w:pos="14656"/>
+        </w:tabs>
+        <w:spacing w:after="0" w:line="240" w:lineRule="auto"/>
+        <w:rPr>
+          <w:rFonts w:ascii="Courier New" w:eastAsia="Times New Roman" w:hAnsi="Courier New" w:cs="Courier New"/>
+          <w:kern w:val="0"/>
+          <w:sz w:val="20"/>
+          <w:szCs w:val="20"/>
+          <w14:ligatures w14:val="none"/>
+        </w:rPr>
+      </w:pPr>
+      <w:r>
+        <w:rPr>
+          <w:rFonts w:ascii="Courier New" w:eastAsia="Times New Roman" w:hAnsi="Courier New" w:cs="Courier New"/>
+          <w:kern w:val="0"/>
+          <w:sz w:val="20"/>
+          <w:szCs w:val="20"/>
+          <w14:ligatures w14:val="none"/>
+        </w:rPr>
+        <w:t>It may confidently provide an invented explanation.</w:t>
+      </w:r>
+    </w:p>
+    <w:p>
+      <w:pPr>
+        <w:spacing w:before="100" w:beforeAutospacing="1" w:after="100" w:afterAutospacing="1" w:line="240" w:lineRule="auto"/>
+        <w:rPr>
+          <w:rFonts w:ascii="Times New Roman" w:eastAsia="Times New Roman" w:hAnsi="Times New Roman" w:cs="Times New Roman"/>
+          <w:kern w:val="0"/>
+          <w14:ligatures w14:val="none"/>
+        </w:rPr>
+      </w:pPr>
+      <w:r>
+        <w:rPr>
+          <w:rFonts w:ascii="Times New Roman" w:eastAsia="Times New Roman" w:hAnsi="Times New Roman" w:cs="Times New Roman"/>
+          <w:kern w:val="0"/>
+          <w14:ligatures w14:val="none"/>
+        </w:rPr>
+        <w:t>Therefore:</w:t>
+      </w:r>
+    </w:p>
+    <w:p>
+      <w:pPr>
+        <w:spacing w:before="100" w:beforeAutospacing="1" w:after="100" w:afterAutospacing="1" w:line="240" w:lineRule="auto"/>
+        <w:rPr>
+          <w:rFonts w:ascii="Times New Roman" w:eastAsia="Times New Roman" w:hAnsi="Times New Roman" w:cs="Times New Roman"/>
+          <w:kern w:val="0"/>
+          <w14:ligatures w14:val="none"/>
+        </w:rPr>
+      </w:pPr>
+      <w:r>
+        <w:rPr>
+          <w:rFonts w:ascii="Times New Roman" w:eastAsia="Times New Roman" w:hAnsi="Times New Roman" w:cs="Times New Roman"/>
+          <w:b/>
+          <w:bCs/>
+          <w:kern w:val="0"/>
+          <w14:ligatures w14:val="none"/>
+        </w:rPr>
+        <w:t>LLM output should not automatically be treated as factual.</w:t>
+      </w:r>
+    </w:p>
+    <w:p>
+      <w:pPr>
+        <w:spacing w:before="100" w:beforeAutospacing="1" w:after="100" w:afterAutospacing="1" w:line="240" w:lineRule="auto"/>
+        <w:rPr>
+          <w:rFonts w:ascii="Times New Roman" w:eastAsia="Times New Roman" w:hAnsi="Times New Roman" w:cs="Times New Roman"/>
+          <w:kern w:val="0"/>
+          <w14:ligatures w14:val="none"/>
+        </w:rPr>
+      </w:pPr>
+      <w:r>
+        <w:rPr>
+          <w:rFonts w:ascii="Times New Roman" w:eastAsia="Times New Roman" w:hAnsi="Times New Roman" w:cs="Times New Roman"/>
+          <w:kern w:val="0"/>
+          <w14:ligatures w14:val="none"/>
+        </w:rPr>
+        <w:t>This is especially important for:</w:t>
+      </w:r>
+    </w:p>
+    <w:p>
+      <w:pPr>
+        <w:numPr>
+          <w:ilvl w:val="0"/>
+          <w:numId w:val="4"/>
+        </w:numPr>
+        <w:spacing w:before="100" w:beforeAutospacing="1" w:after="100" w:afterAutospacing="1" w:line="240" w:lineRule="auto"/>
+        <w:rPr>
+          <w:rFonts w:ascii="Times New Roman" w:eastAsia="Times New Roman" w:hAnsi="Times New Roman" w:cs="Times New Roman"/>
+          <w:kern w:val="0"/>
+          <w14:ligatures w14:val="none"/>
+        </w:rPr>
+      </w:pPr>
+      <w:r>
+        <w:rPr>
+          <w:rFonts w:ascii="Times New Roman" w:eastAsia="Times New Roman" w:hAnsi="Times New Roman" w:cs="Times New Roman"/>
+          <w:kern w:val="0"/>
+          <w14:ligatures w14:val="none"/>
+        </w:rPr>
+        <w:t xml:space="preserve">Legal information </w:t>
+      </w:r>
+    </w:p>
+    <w:p>
+      <w:pPr>
+        <w:numPr>
+          <w:ilvl w:val="0"/>
+          <w:numId w:val="4"/>
+        </w:numPr>
+        <w:spacing w:before="100" w:beforeAutospacing="1" w:after="100" w:afterAutospacing="1" w:line="240" w:lineRule="auto"/>
+        <w:rPr>
+          <w:rFonts w:ascii="Times New Roman" w:eastAsia="Times New Roman" w:hAnsi="Times New Roman" w:cs="Times New Roman"/>
+          <w:kern w:val="0"/>
+          <w14:ligatures w14:val="none"/>
+        </w:rPr>
+      </w:pPr>
+      <w:r>
+        <w:rPr>
+          <w:rFonts w:ascii="Times New Roman" w:eastAsia="Times New Roman" w:hAnsi="Times New Roman" w:cs="Times New Roman"/>
+          <w:kern w:val="0"/>
+          <w14:ligatures w14:val="none"/>
+        </w:rPr>
+        <w:t xml:space="preserve">Medical information </w:t>
+      </w:r>
+    </w:p>
+    <w:p>
+      <w:pPr>
+        <w:numPr>
+          <w:ilvl w:val="0"/>
+          <w:numId w:val="4"/>
+        </w:numPr>
+        <w:spacing w:before="100" w:beforeAutospacing="1" w:after="100" w:afterAutospacing="1" w:line="240" w:lineRule="auto"/>
+        <w:rPr>
+          <w:rFonts w:ascii="Times New Roman" w:eastAsia="Times New Roman" w:hAnsi="Times New Roman" w:cs="Times New Roman"/>
+          <w:kern w:val="0"/>
+          <w14:ligatures w14:val="none"/>
+        </w:rPr>
+      </w:pPr>
+      <w:r>
+        <w:rPr>
+          <w:rFonts w:ascii="Times New Roman" w:eastAsia="Times New Roman" w:hAnsi="Times New Roman" w:cs="Times New Roman"/>
+          <w:kern w:val="0"/>
+          <w14:ligatures w14:val="none"/>
+        </w:rPr>
+        <w:t xml:space="preserve">Financial decisions </w:t>
+      </w:r>
+    </w:p>
+    <w:p>
+      <w:pPr>
+        <w:numPr>
+          <w:ilvl w:val="0"/>
+          <w:numId w:val="4"/>
+        </w:numPr>
+        <w:spacing w:before="100" w:beforeAutospacing="1" w:after="100" w:afterAutospacing="1" w:line="240" w:lineRule="auto"/>
+        <w:rPr>
+          <w:rFonts w:ascii="Times New Roman" w:eastAsia="Times New Roman" w:hAnsi="Times New Roman" w:cs="Times New Roman"/>
+          <w:kern w:val="0"/>
+          <w14:ligatures w14:val="none"/>
+        </w:rPr>
+      </w:pPr>
+      <w:r>
+        <w:rPr>
+          <w:rFonts w:ascii="Times New Roman" w:eastAsia="Times New Roman" w:hAnsi="Times New Roman" w:cs="Times New Roman"/>
+          <w:kern w:val="0"/>
+          <w14:ligatures w14:val="none"/>
+        </w:rPr>
+        <w:t xml:space="preserve">Current events </w:t>
+      </w:r>
+    </w:p>
+    <w:p>
+      <w:pPr>
+        <w:numPr>
+          <w:ilvl w:val="0"/>
+          <w:numId w:val="4"/>
+        </w:numPr>
+        <w:spacing w:before="100" w:beforeAutospacing="1" w:after="100" w:afterAutospacing="1" w:line="240" w:lineRule="auto"/>
+        <w:rPr>
+          <w:rFonts w:ascii="Times New Roman" w:eastAsia="Times New Roman" w:hAnsi="Times New Roman" w:cs="Times New Roman"/>
+          <w:kern w:val="0"/>
+          <w14:ligatures w14:val="none"/>
+        </w:rPr>
+      </w:pPr>
+      <w:r>
+        <w:rPr>
+          <w:rFonts w:ascii="Times New Roman" w:eastAsia="Times New Roman" w:hAnsi="Times New Roman" w:cs="Times New Roman"/>
+          <w:kern w:val="0"/>
+          <w14:ligatures w14:val="none"/>
+        </w:rPr>
+        <w:t xml:space="preserve">Technical specifications </w:t>
+      </w:r>
+    </w:p>
+    <w:p>
+      <w:pPr>
+        <w:numPr>
+          <w:ilvl w:val="0"/>
+          <w:numId w:val="4"/>
+        </w:numPr>
+        <w:spacing w:before="100" w:beforeAutospacing="1" w:after="100" w:afterAutospacing="1" w:line="240" w:lineRule="auto"/>
+        <w:rPr>
+          <w:rFonts w:ascii="Times New Roman" w:eastAsia="Times New Roman" w:hAnsi="Times New Roman" w:cs="Times New Roman"/>
+          <w:kern w:val="0"/>
+          <w14:ligatures w14:val="none"/>
+        </w:rPr>
+      </w:pPr>
+      <w:r>
+        <w:rPr>
+          <w:rFonts w:ascii="Times New Roman" w:eastAsia="Times New Roman" w:hAnsi="Times New Roman" w:cs="Times New Roman"/>
+          <w:kern w:val="0"/>
+          <w14:ligatures w14:val="none"/>
+        </w:rPr>
+        <w:t xml:space="preserve">Research </w:t>
+      </w:r>
+    </w:p>
+    <w:p>
+      <w:pPr>
+        <w:spacing w:before="100" w:beforeAutospacing="1" w:after="100" w:afterAutospacing="1" w:line="240" w:lineRule="auto"/>
+        <w:rPr>
+          <w:rFonts w:ascii="Times New Roman" w:eastAsia="Times New Roman" w:hAnsi="Times New Roman" w:cs="Times New Roman"/>
+          <w:kern w:val="0"/>
+          <w14:ligatures w14:val="none"/>
+        </w:rPr>
+      </w:pPr>
+      <w:r>
+        <w:rPr>
+          <w:rFonts w:ascii="Times New Roman" w:eastAsia="Times New Roman" w:hAnsi="Times New Roman" w:cs="Times New Roman"/>
+          <w:kern w:val="0"/>
+          <w14:ligatures w14:val="none"/>
+        </w:rPr>
+        <w:t>As your AI projects become more advanced, you will learn techniques to reduce these problems.</w:t>
+      </w:r>
+    </w:p>
+    <w:p>
+      <w:pPr>
+        <w:spacing w:before="100" w:beforeAutospacing="1" w:after="100" w:afterAutospacing="1" w:line="240" w:lineRule="auto"/>
+        <w:rPr>
+          <w:rFonts w:ascii="Times New Roman" w:eastAsia="Times New Roman" w:hAnsi="Times New Roman" w:cs="Times New Roman"/>
+          <w:b/>
+          <w:bCs/>
+          <w:kern w:val="0"/>
+          <w:sz w:val="22"/>
+          <w:szCs w:val="22"/>
+          <w14:ligatures w14:val="none"/>
+        </w:rPr>
+      </w:pPr>
+      <w:r>
+        <w:rPr>
+          <w:rFonts w:ascii="Times New Roman" w:eastAsia="Times New Roman" w:hAnsi="Times New Roman" w:cs="Times New Roman"/>
+          <w:b/>
+          <w:bCs/>
+          <w:kern w:val="0"/>
+          <w:sz w:val="22"/>
+          <w:szCs w:val="22"/>
+          <w14:ligatures w14:val="none"/>
+        </w:rPr>
+        <w:t>Temperature is a generation-control parameter, not the model's intelligence level</w:t>
+      </w:r>
+    </w:p>
+    <w:p>
+      <w:pPr>
+        <w:spacing w:before="100" w:beforeAutospacing="1" w:after="100" w:afterAutospacing="1" w:line="240" w:lineRule="auto"/>
+        <w:rPr>
+          <w:rFonts w:ascii="Times New Roman" w:eastAsia="Times New Roman" w:hAnsi="Times New Roman" w:cs="Times New Roman"/>
+          <w:b/>
+          <w:bCs/>
+          <w:kern w:val="0"/>
+          <w:sz w:val="22"/>
+          <w:szCs w:val="22"/>
+          <w14:ligatures w14:val="none"/>
+        </w:rPr>
+      </w:pPr>
+      <w:r>
+        <w:rPr>
+          <w:rFonts w:ascii="Times New Roman" w:eastAsia="Times New Roman" w:hAnsi="Times New Roman" w:cs="Times New Roman"/>
+          <w:b/>
+          <w:bCs/>
+          <w:kern w:val="0"/>
+          <w:sz w:val="22"/>
+          <w:szCs w:val="22"/>
+          <w14:ligatures w14:val="none"/>
+        </w:rPr>
+        <w:lastRenderedPageBreak/>
+        <w:drawing>
+          <wp:inline distT="0" distB="0" distL="0" distR="0" wp14:anchorId="038115E9" wp14:editId="0AFCF9C6">
+            <wp:extent cx="5943600" cy="5763895"/>
+            <wp:effectExtent l="0" t="0" r="0" b="8255"/>
+            <wp:docPr id="232745376" name="Picture 1"/>
+            <wp:cNvGraphicFramePr>
+              <a:graphicFrameLocks xmlns:a="http://schemas.openxmlformats.org/drawingml/2006/main" noChangeAspect="1"/>
+            </wp:cNvGraphicFramePr>
+            <a:graphic xmlns:a="http://schemas.openxmlformats.org/drawingml/2006/main">
+              <a:graphicData uri="http://schemas.openxmlformats.org/drawingml/2006/picture">
+                <pic:pic xmlns:pic="http://schemas.openxmlformats.org/drawingml/2006/picture">
+                  <pic:nvPicPr>
+                    <pic:cNvPr id="232745376" name=""/>
+                    <pic:cNvPicPr/>
+                  </pic:nvPicPr>
+                  <pic:blipFill>
+                    <a:blip r:embed="rId6"/>
+                    <a:stretch>
+                      <a:fillRect/>
+                    </a:stretch>
+                  </pic:blipFill>
+                  <pic:spPr>
+                    <a:xfrm>
+                      <a:off x="0" y="0"/>
+                      <a:ext cx="5943600" cy="5763895"/>
+                    </a:xfrm>
+                    <a:prstGeom prst="rect">
+                      <a:avLst/>
+                    </a:prstGeom>
+                  </pic:spPr>
+                </pic:pic>
+              </a:graphicData>
+            </a:graphic>
+          </wp:inline>
+        </w:drawing>
+      </w:r>
+    </w:p>
+    <w:p>
+      <w:pPr>
+        <w:spacing w:before="100" w:beforeAutospacing="1" w:after="100" w:afterAutospacing="1" w:line="240" w:lineRule="auto"/>
+        <w:outlineLvl w:val="0"/>
+        <w:rPr>
+          <w:rFonts w:ascii="Times New Roman" w:eastAsia="Times New Roman" w:hAnsi="Times New Roman" w:cs="Times New Roman"/>
+          <w:b/>
+          <w:bCs/>
+          <w:kern w:val="36"/>
+          <w:sz w:val="48"/>
+          <w:szCs w:val="48"/>
+          <w14:ligatures w14:val="none"/>
+        </w:rPr>
+      </w:pPr>
+      <w:r>
+        <w:rPr>
+          <w:rFonts w:ascii="Times New Roman" w:eastAsia="Times New Roman" w:hAnsi="Times New Roman" w:cs="Times New Roman"/>
+          <w:b/>
+          <w:bCs/>
+          <w:kern w:val="36"/>
+          <w:sz w:val="48"/>
+          <w:szCs w:val="48"/>
+          <w14:ligatures w14:val="none"/>
+        </w:rPr>
+        <w:t>14. Keyword Search vs Semantic Search</w:t>
+      </w:r>
+    </w:p>
+    <w:p>
+      <w:pPr>
+        <w:spacing w:before="100" w:beforeAutospacing="1" w:after="100" w:afterAutospacing="1" w:line="240" w:lineRule="auto"/>
+        <w:rPr>
+          <w:rFonts w:ascii="Times New Roman" w:eastAsia="Times New Roman" w:hAnsi="Times New Roman" w:cs="Times New Roman"/>
+          <w:kern w:val="0"/>
+          <w14:ligatures w14:val="none"/>
+        </w:rPr>
+      </w:pPr>
+      <w:r>
+        <w:rPr>
+          <w:rFonts w:ascii="Times New Roman" w:eastAsia="Times New Roman" w:hAnsi="Times New Roman" w:cs="Times New Roman"/>
+          <w:kern w:val="0"/>
+          <w14:ligatures w14:val="none"/>
+        </w:rPr>
+        <w:t>This distinction is extremely important for your AI journey.</w:t>
+      </w:r>
+    </w:p>
+    <w:p>
+      <w:pPr>
+        <w:spacing w:before="100" w:beforeAutospacing="1" w:after="100" w:afterAutospacing="1" w:line="240" w:lineRule="auto"/>
+        <w:outlineLvl w:val="2"/>
+        <w:rPr>
+          <w:rFonts w:ascii="Times New Roman" w:eastAsia="Times New Roman" w:hAnsi="Times New Roman" w:cs="Times New Roman"/>
+          <w:b/>
+          <w:bCs/>
+          <w:kern w:val="0"/>
+          <w:sz w:val="27"/>
+          <w:szCs w:val="27"/>
+          <w14:ligatures w14:val="none"/>
+        </w:rPr>
+      </w:pPr>
+      <w:r>
+        <w:rPr>
+          <w:rFonts w:ascii="Times New Roman" w:eastAsia="Times New Roman" w:hAnsi="Times New Roman" w:cs="Times New Roman"/>
+          <w:b/>
+          <w:bCs/>
+          <w:kern w:val="0"/>
+          <w:sz w:val="27"/>
+          <w:szCs w:val="27"/>
+          <w14:ligatures w14:val="none"/>
+        </w:rPr>
+        <w:t>Keyword search</w:t>
+      </w:r>
+    </w:p>
+    <w:p>
+      <w:pPr>
+        <w:spacing w:before="100" w:beforeAutospacing="1" w:after="100" w:afterAutospacing="1" w:line="240" w:lineRule="auto"/>
+        <w:rPr>
+          <w:rFonts w:ascii="Times New Roman" w:eastAsia="Times New Roman" w:hAnsi="Times New Roman" w:cs="Times New Roman"/>
+          <w:kern w:val="0"/>
+          <w14:ligatures w14:val="none"/>
+        </w:rPr>
+      </w:pPr>
+      <w:r>
+        <w:rPr>
+          <w:rFonts w:ascii="Times New Roman" w:eastAsia="Times New Roman" w:hAnsi="Times New Roman" w:cs="Times New Roman"/>
+          <w:kern w:val="0"/>
+          <w14:ligatures w14:val="none"/>
+        </w:rPr>
+        <w:t>Suppose the database contains:</w:t>
+      </w:r>
+    </w:p>
+    <w:p>
+      <w:pPr>
+        <w:tabs>
+          <w:tab w:val="left" w:pos="916"/>
+          <w:tab w:val="left" w:pos="1832"/>
+          <w:tab w:val="left" w:pos="2748"/>
+          <w:tab w:val="left" w:pos="3664"/>
+          <w:tab w:val="left" w:pos="4580"/>
+          <w:tab w:val="left" w:pos="5496"/>
+          <w:tab w:val="left" w:pos="6412"/>
+          <w:tab w:val="left" w:pos="7328"/>
+          <w:tab w:val="left" w:pos="8244"/>
+          <w:tab w:val="left" w:pos="9160"/>
+          <w:tab w:val="left" w:pos="10076"/>
+          <w:tab w:val="left" w:pos="10992"/>
+          <w:tab w:val="left" w:pos="11908"/>
+          <w:tab w:val="left" w:pos="12824"/>
+          <w:tab w:val="left" w:pos="13740"/>
+          <w:tab w:val="left" w:pos="14656"/>
+        </w:tabs>
+        <w:spacing w:after="0" w:line="240" w:lineRule="auto"/>
+        <w:rPr>
+          <w:rFonts w:ascii="Courier New" w:eastAsia="Times New Roman" w:hAnsi="Courier New" w:cs="Courier New"/>
+          <w:kern w:val="0"/>
+          <w:sz w:val="20"/>
+          <w:szCs w:val="20"/>
+          <w14:ligatures w14:val="none"/>
+        </w:rPr>
+      </w:pPr>
+      <w:r>
+        <w:rPr>
+          <w:rFonts w:ascii="Courier New" w:eastAsia="Times New Roman" w:hAnsi="Courier New" w:cs="Courier New"/>
+          <w:kern w:val="0"/>
+          <w:sz w:val="20"/>
+          <w:szCs w:val="20"/>
+          <w14:ligatures w14:val="none"/>
+        </w:rPr>
+        <w:t>"I enjoy developing software using Python."</w:t>
+      </w:r>
+    </w:p>
+    <w:p>
+      <w:pPr>
+        <w:spacing w:before="100" w:beforeAutospacing="1" w:after="100" w:afterAutospacing="1" w:line="240" w:lineRule="auto"/>
+        <w:rPr>
+          <w:rFonts w:ascii="Times New Roman" w:eastAsia="Times New Roman" w:hAnsi="Times New Roman" w:cs="Times New Roman"/>
+          <w:kern w:val="0"/>
+          <w14:ligatures w14:val="none"/>
+        </w:rPr>
+      </w:pPr>
+      <w:r>
+        <w:rPr>
+          <w:rFonts w:ascii="Times New Roman" w:eastAsia="Times New Roman" w:hAnsi="Times New Roman" w:cs="Times New Roman"/>
+          <w:kern w:val="0"/>
+          <w14:ligatures w14:val="none"/>
+        </w:rPr>
+        <w:t>User searches:</w:t>
+      </w:r>
+    </w:p>
+    <w:p>
+      <w:pPr>
+        <w:tabs>
+          <w:tab w:val="left" w:pos="916"/>
+          <w:tab w:val="left" w:pos="1832"/>
+          <w:tab w:val="left" w:pos="2748"/>
+          <w:tab w:val="left" w:pos="3664"/>
+          <w:tab w:val="left" w:pos="4580"/>
+          <w:tab w:val="left" w:pos="5496"/>
+          <w:tab w:val="left" w:pos="6412"/>
+          <w:tab w:val="left" w:pos="7328"/>
+          <w:tab w:val="left" w:pos="8244"/>
+          <w:tab w:val="left" w:pos="9160"/>
+          <w:tab w:val="left" w:pos="10076"/>
+          <w:tab w:val="left" w:pos="10992"/>
+          <w:tab w:val="left" w:pos="11908"/>
+          <w:tab w:val="left" w:pos="12824"/>
+          <w:tab w:val="left" w:pos="13740"/>
+          <w:tab w:val="left" w:pos="14656"/>
+        </w:tabs>
+        <w:spacing w:after="0" w:line="240" w:lineRule="auto"/>
+        <w:rPr>
+          <w:rFonts w:ascii="Courier New" w:eastAsia="Times New Roman" w:hAnsi="Courier New" w:cs="Courier New"/>
+          <w:kern w:val="0"/>
+          <w:sz w:val="20"/>
+          <w:szCs w:val="20"/>
+          <w14:ligatures w14:val="none"/>
+        </w:rPr>
+      </w:pPr>
+      <w:r>
+        <w:rPr>
+          <w:rFonts w:ascii="Courier New" w:eastAsia="Times New Roman" w:hAnsi="Courier New" w:cs="Courier New"/>
+          <w:kern w:val="0"/>
+          <w:sz w:val="20"/>
+          <w:szCs w:val="20"/>
+          <w14:ligatures w14:val="none"/>
+        </w:rPr>
+        <w:lastRenderedPageBreak/>
+        <w:t>"I like coding in Python."</w:t>
+      </w:r>
+    </w:p>
+    <w:p>
+      <w:pPr>
+        <w:spacing w:before="100" w:beforeAutospacing="1" w:after="100" w:afterAutospacing="1" w:line="240" w:lineRule="auto"/>
+        <w:rPr>
+          <w:rFonts w:ascii="Times New Roman" w:eastAsia="Times New Roman" w:hAnsi="Times New Roman" w:cs="Times New Roman"/>
+          <w:kern w:val="0"/>
+          <w14:ligatures w14:val="none"/>
+        </w:rPr>
+      </w:pPr>
+      <w:r>
+        <w:rPr>
+          <w:rFonts w:ascii="Times New Roman" w:eastAsia="Times New Roman" w:hAnsi="Times New Roman" w:cs="Times New Roman"/>
+          <w:kern w:val="0"/>
+          <w14:ligatures w14:val="none"/>
+        </w:rPr>
+        <w:t>A simple keyword system may struggle because the words aren't identical.</w:t>
+      </w:r>
+    </w:p>
+    <w:p>
+      <w:pPr>
+        <w:spacing w:before="100" w:beforeAutospacing="1" w:after="100" w:afterAutospacing="1" w:line="240" w:lineRule="auto"/>
+        <w:outlineLvl w:val="2"/>
+        <w:rPr>
+          <w:rFonts w:ascii="Times New Roman" w:eastAsia="Times New Roman" w:hAnsi="Times New Roman" w:cs="Times New Roman"/>
+          <w:b/>
+          <w:bCs/>
+          <w:kern w:val="0"/>
+          <w:sz w:val="27"/>
+          <w:szCs w:val="27"/>
+          <w14:ligatures w14:val="none"/>
+        </w:rPr>
+      </w:pPr>
+      <w:r>
+        <w:rPr>
+          <w:rFonts w:ascii="Times New Roman" w:eastAsia="Times New Roman" w:hAnsi="Times New Roman" w:cs="Times New Roman"/>
+          <w:b/>
+          <w:bCs/>
+          <w:kern w:val="0"/>
+          <w:sz w:val="27"/>
+          <w:szCs w:val="27"/>
+          <w14:ligatures w14:val="none"/>
+        </w:rPr>
+        <w:t>Semantic search</w:t>
+      </w:r>
+    </w:p>
+    <w:p>
+      <w:pPr>
+        <w:spacing w:before="100" w:beforeAutospacing="1" w:after="100" w:afterAutospacing="1" w:line="240" w:lineRule="auto"/>
+        <w:rPr>
+          <w:rFonts w:ascii="Times New Roman" w:eastAsia="Times New Roman" w:hAnsi="Times New Roman" w:cs="Times New Roman"/>
+          <w:kern w:val="0"/>
+          <w14:ligatures w14:val="none"/>
+        </w:rPr>
+      </w:pPr>
+      <w:r>
+        <w:rPr>
+          <w:rFonts w:ascii="Times New Roman" w:eastAsia="Times New Roman" w:hAnsi="Times New Roman" w:cs="Times New Roman"/>
+          <w:kern w:val="0"/>
+          <w14:ligatures w14:val="none"/>
+        </w:rPr>
+        <w:t>Embeddings understand that:</w:t>
+      </w:r>
+    </w:p>
+    <w:p>
+      <w:pPr>
+        <w:tabs>
+          <w:tab w:val="left" w:pos="916"/>
+          <w:tab w:val="left" w:pos="1832"/>
+          <w:tab w:val="left" w:pos="2748"/>
+          <w:tab w:val="left" w:pos="3664"/>
+          <w:tab w:val="left" w:pos="4580"/>
+          <w:tab w:val="left" w:pos="5496"/>
+          <w:tab w:val="left" w:pos="6412"/>
+          <w:tab w:val="left" w:pos="7328"/>
+          <w:tab w:val="left" w:pos="8244"/>
+          <w:tab w:val="left" w:pos="9160"/>
+          <w:tab w:val="left" w:pos="10076"/>
+          <w:tab w:val="left" w:pos="10992"/>
+          <w:tab w:val="left" w:pos="11908"/>
+          <w:tab w:val="left" w:pos="12824"/>
+          <w:tab w:val="left" w:pos="13740"/>
+          <w:tab w:val="left" w:pos="14656"/>
+        </w:tabs>
+        <w:spacing w:after="0" w:line="240" w:lineRule="auto"/>
+        <w:rPr>
+          <w:rFonts w:ascii="Courier New" w:eastAsia="Times New Roman" w:hAnsi="Courier New" w:cs="Courier New"/>
+          <w:kern w:val="0"/>
+          <w:sz w:val="20"/>
+          <w:szCs w:val="20"/>
+          <w14:ligatures w14:val="none"/>
+        </w:rPr>
+      </w:pPr>
+      <w:r>
+        <w:rPr>
+          <w:rFonts w:ascii="Courier New" w:eastAsia="Times New Roman" w:hAnsi="Courier New" w:cs="Courier New"/>
+          <w:kern w:val="0"/>
+          <w:sz w:val="20"/>
+          <w:szCs w:val="20"/>
+          <w14:ligatures w14:val="none"/>
+        </w:rPr>
+        <w:t>coding</w:t>
+      </w:r>
+    </w:p>
+    <w:p>
+      <w:pPr>
+        <w:spacing w:before="100" w:beforeAutospacing="1" w:after="100" w:afterAutospacing="1" w:line="240" w:lineRule="auto"/>
+        <w:rPr>
+          <w:rFonts w:ascii="Times New Roman" w:eastAsia="Times New Roman" w:hAnsi="Times New Roman" w:cs="Times New Roman"/>
+          <w:kern w:val="0"/>
+          <w14:ligatures w14:val="none"/>
+        </w:rPr>
+      </w:pPr>
+      <w:r>
+        <w:rPr>
+          <w:rFonts w:ascii="Times New Roman" w:eastAsia="Times New Roman" w:hAnsi="Times New Roman" w:cs="Times New Roman"/>
+          <w:kern w:val="0"/>
+          <w14:ligatures w14:val="none"/>
+        </w:rPr>
+        <w:t>and</w:t>
+      </w:r>
+    </w:p>
+    <w:p>
+      <w:pPr>
+        <w:tabs>
+          <w:tab w:val="left" w:pos="916"/>
+          <w:tab w:val="left" w:pos="1832"/>
+          <w:tab w:val="left" w:pos="2748"/>
+          <w:tab w:val="left" w:pos="3664"/>
+          <w:tab w:val="left" w:pos="4580"/>
+          <w:tab w:val="left" w:pos="5496"/>
+          <w:tab w:val="left" w:pos="6412"/>
+          <w:tab w:val="left" w:pos="7328"/>
+          <w:tab w:val="left" w:pos="8244"/>
+          <w:tab w:val="left" w:pos="9160"/>
+          <w:tab w:val="left" w:pos="10076"/>
+          <w:tab w:val="left" w:pos="10992"/>
+          <w:tab w:val="left" w:pos="11908"/>
+          <w:tab w:val="left" w:pos="12824"/>
+          <w:tab w:val="left" w:pos="13740"/>
+          <w:tab w:val="left" w:pos="14656"/>
+        </w:tabs>
+        <w:spacing w:after="0" w:line="240" w:lineRule="auto"/>
+        <w:rPr>
+          <w:rFonts w:ascii="Courier New" w:eastAsia="Times New Roman" w:hAnsi="Courier New" w:cs="Courier New"/>
+          <w:kern w:val="0"/>
+          <w:sz w:val="20"/>
+          <w:szCs w:val="20"/>
+          <w14:ligatures w14:val="none"/>
+        </w:rPr>
+      </w:pPr>
+      <w:r>
+        <w:rPr>
+          <w:rFonts w:ascii="Courier New" w:eastAsia="Times New Roman" w:hAnsi="Courier New" w:cs="Courier New"/>
+          <w:kern w:val="0"/>
+          <w:sz w:val="20"/>
+          <w:szCs w:val="20"/>
+          <w14:ligatures w14:val="none"/>
+        </w:rPr>
+        <w:t>developing software</w:t>
+      </w:r>
+    </w:p>
+    <w:p>
+      <w:pPr>
+        <w:spacing w:before="100" w:beforeAutospacing="1" w:after="100" w:afterAutospacing="1" w:line="240" w:lineRule="auto"/>
+        <w:rPr>
+          <w:rFonts w:ascii="Times New Roman" w:eastAsia="Times New Roman" w:hAnsi="Times New Roman" w:cs="Times New Roman"/>
+          <w:kern w:val="0"/>
+          <w14:ligatures w14:val="none"/>
+        </w:rPr>
+      </w:pPr>
+      <w:r>
+        <w:rPr>
+          <w:rFonts w:ascii="Times New Roman" w:eastAsia="Times New Roman" w:hAnsi="Times New Roman" w:cs="Times New Roman"/>
+          <w:kern w:val="0"/>
+          <w14:ligatures w14:val="none"/>
+        </w:rPr>
+        <w:t>can have similar meaning.</w:t>
+      </w:r>
+    </w:p>
+    <w:p>
+      <w:pPr>
+        <w:spacing w:before="100" w:beforeAutospacing="1" w:after="100" w:afterAutospacing="1" w:line="240" w:lineRule="auto"/>
+        <w:rPr>
+          <w:rFonts w:ascii="Times New Roman" w:eastAsia="Times New Roman" w:hAnsi="Times New Roman" w:cs="Times New Roman"/>
+          <w:kern w:val="0"/>
+          <w14:ligatures w14:val="none"/>
+        </w:rPr>
+      </w:pPr>
+      <w:r>
+        <w:rPr>
+          <w:rFonts w:ascii="Times New Roman" w:eastAsia="Times New Roman" w:hAnsi="Times New Roman" w:cs="Times New Roman"/>
+          <w:kern w:val="0"/>
+          <w14:ligatures w14:val="none"/>
+        </w:rPr>
+        <w:t>Therefore:</w:t>
+      </w:r>
+    </w:p>
+    <w:p>
+      <w:pPr>
+        <w:tabs>
+          <w:tab w:val="left" w:pos="916"/>
+          <w:tab w:val="left" w:pos="1832"/>
+          <w:tab w:val="left" w:pos="2748"/>
+          <w:tab w:val="left" w:pos="3664"/>
+          <w:tab w:val="left" w:pos="4580"/>
+          <w:tab w:val="left" w:pos="5496"/>
+          <w:tab w:val="left" w:pos="6412"/>
+          <w:tab w:val="left" w:pos="7328"/>
+          <w:tab w:val="left" w:pos="8244"/>
+          <w:tab w:val="left" w:pos="9160"/>
+          <w:tab w:val="left" w:pos="10076"/>
+          <w:tab w:val="left" w:pos="10992"/>
+          <w:tab w:val="left" w:pos="11908"/>
+          <w:tab w:val="left" w:pos="12824"/>
+          <w:tab w:val="left" w:pos="13740"/>
+          <w:tab w:val="left" w:pos="14656"/>
+        </w:tabs>
+        <w:spacing w:after="0" w:line="240" w:lineRule="auto"/>
+        <w:jc w:val="center"/>
+        <w:rPr>
+          <w:rFonts w:ascii="Courier New" w:eastAsia="Times New Roman" w:hAnsi="Courier New" w:cs="Courier New"/>
+          <w:kern w:val="0"/>
+          <w:sz w:val="20"/>
+          <w:szCs w:val="20"/>
+          <w14:ligatures w14:val="none"/>
+        </w:rPr>
+      </w:pPr>
+      <w:r>
+        <w:rPr>
+          <w:rFonts w:ascii="Courier New" w:eastAsia="Times New Roman" w:hAnsi="Courier New" w:cs="Courier New"/>
+          <w:kern w:val="0"/>
+          <w:sz w:val="20"/>
+          <w:szCs w:val="20"/>
+          <w14:ligatures w14:val="none"/>
+        </w:rPr>
+        <w:t>Query</w:t>
+      </w:r>
+    </w:p>
+    <w:p>
+      <w:pPr>
+        <w:tabs>
+          <w:tab w:val="left" w:pos="916"/>
+          <w:tab w:val="left" w:pos="1832"/>
+          <w:tab w:val="left" w:pos="2748"/>
+          <w:tab w:val="left" w:pos="3664"/>
+          <w:tab w:val="left" w:pos="4580"/>
+          <w:tab w:val="left" w:pos="5496"/>
+          <w:tab w:val="left" w:pos="6412"/>
+          <w:tab w:val="left" w:pos="7328"/>
+          <w:tab w:val="left" w:pos="8244"/>
+          <w:tab w:val="left" w:pos="9160"/>
+          <w:tab w:val="left" w:pos="10076"/>
+          <w:tab w:val="left" w:pos="10992"/>
+          <w:tab w:val="left" w:pos="11908"/>
+          <w:tab w:val="left" w:pos="12824"/>
+          <w:tab w:val="left" w:pos="13740"/>
+          <w:tab w:val="left" w:pos="14656"/>
+        </w:tabs>
+        <w:spacing w:after="0" w:line="240" w:lineRule="auto"/>
+        <w:jc w:val="center"/>
+        <w:rPr>
+          <w:rFonts w:ascii="Courier New" w:eastAsia="Times New Roman" w:hAnsi="Courier New" w:cs="Courier New"/>
+          <w:kern w:val="0"/>
+          <w:sz w:val="20"/>
+          <w:szCs w:val="20"/>
+          <w14:ligatures w14:val="none"/>
+        </w:rPr>
+      </w:pPr>
+      <w:r>
+        <w:rPr>
+          <w:rFonts w:ascii="Courier New" w:eastAsia="Times New Roman" w:hAnsi="Courier New" w:cs="Courier New"/>
+          <w:kern w:val="0"/>
+          <w:sz w:val="20"/>
+          <w:szCs w:val="20"/>
+          <w14:ligatures w14:val="none"/>
+        </w:rPr>
+        <w:t>↓</w:t>
+      </w:r>
+    </w:p>
+    <w:p>
+      <w:pPr>
+        <w:tabs>
+          <w:tab w:val="left" w:pos="916"/>
+          <w:tab w:val="left" w:pos="1832"/>
+          <w:tab w:val="left" w:pos="2748"/>
+          <w:tab w:val="left" w:pos="3664"/>
+          <w:tab w:val="left" w:pos="4580"/>
+          <w:tab w:val="left" w:pos="5496"/>
+          <w:tab w:val="left" w:pos="6412"/>
+          <w:tab w:val="left" w:pos="7328"/>
+          <w:tab w:val="left" w:pos="8244"/>
+          <w:tab w:val="left" w:pos="9160"/>
+          <w:tab w:val="left" w:pos="10076"/>
+          <w:tab w:val="left" w:pos="10992"/>
+          <w:tab w:val="left" w:pos="11908"/>
+          <w:tab w:val="left" w:pos="12824"/>
+          <w:tab w:val="left" w:pos="13740"/>
+          <w:tab w:val="left" w:pos="14656"/>
+        </w:tabs>
+        <w:spacing w:after="0" w:line="240" w:lineRule="auto"/>
+        <w:jc w:val="center"/>
+        <w:rPr>
+          <w:rFonts w:ascii="Courier New" w:eastAsia="Times New Roman" w:hAnsi="Courier New" w:cs="Courier New"/>
+          <w:kern w:val="0"/>
+          <w:sz w:val="20"/>
+          <w:szCs w:val="20"/>
+          <w14:ligatures w14:val="none"/>
+        </w:rPr>
+      </w:pPr>
+      <w:r>
+        <w:rPr>
+          <w:rFonts w:ascii="Courier New" w:eastAsia="Times New Roman" w:hAnsi="Courier New" w:cs="Courier New"/>
+          <w:kern w:val="0"/>
+          <w:sz w:val="20"/>
+          <w:szCs w:val="20"/>
+          <w14:ligatures w14:val="none"/>
+        </w:rPr>
+        <w:t>Embedding</w:t>
+      </w:r>
+    </w:p>
+    <w:p>
+      <w:pPr>
+        <w:tabs>
+          <w:tab w:val="left" w:pos="916"/>
+          <w:tab w:val="left" w:pos="1832"/>
+          <w:tab w:val="left" w:pos="2748"/>
+          <w:tab w:val="left" w:pos="3664"/>
+          <w:tab w:val="left" w:pos="4580"/>
+          <w:tab w:val="left" w:pos="5496"/>
+          <w:tab w:val="left" w:pos="6412"/>
+          <w:tab w:val="left" w:pos="7328"/>
+          <w:tab w:val="left" w:pos="8244"/>
+          <w:tab w:val="left" w:pos="9160"/>
+          <w:tab w:val="left" w:pos="10076"/>
+          <w:tab w:val="left" w:pos="10992"/>
+          <w:tab w:val="left" w:pos="11908"/>
+          <w:tab w:val="left" w:pos="12824"/>
+          <w:tab w:val="left" w:pos="13740"/>
+          <w:tab w:val="left" w:pos="14656"/>
+        </w:tabs>
+        <w:spacing w:after="0" w:line="240" w:lineRule="auto"/>
+        <w:jc w:val="center"/>
+        <w:rPr>
+          <w:rFonts w:ascii="Courier New" w:eastAsia="Times New Roman" w:hAnsi="Courier New" w:cs="Courier New"/>
+          <w:kern w:val="0"/>
+          <w:sz w:val="20"/>
+          <w:szCs w:val="20"/>
+          <w14:ligatures w14:val="none"/>
+        </w:rPr>
+      </w:pPr>
+      <w:r>
+        <w:rPr>
+          <w:rFonts w:ascii="Courier New" w:eastAsia="Times New Roman" w:hAnsi="Courier New" w:cs="Courier New"/>
+          <w:kern w:val="0"/>
+          <w:sz w:val="20"/>
+          <w:szCs w:val="20"/>
+          <w14:ligatures w14:val="none"/>
+        </w:rPr>
+        <w:t>↓</w:t>
+      </w:r>
+    </w:p>
+    <w:p>
+      <w:pPr>
+        <w:tabs>
+          <w:tab w:val="left" w:pos="916"/>
+          <w:tab w:val="left" w:pos="1832"/>
+          <w:tab w:val="left" w:pos="2748"/>
+          <w:tab w:val="left" w:pos="3664"/>
+          <w:tab w:val="left" w:pos="4580"/>
+          <w:tab w:val="left" w:pos="5496"/>
+          <w:tab w:val="left" w:pos="6412"/>
+          <w:tab w:val="left" w:pos="7328"/>
+          <w:tab w:val="left" w:pos="8244"/>
+          <w:tab w:val="left" w:pos="9160"/>
+          <w:tab w:val="left" w:pos="10076"/>
+          <w:tab w:val="left" w:pos="10992"/>
+          <w:tab w:val="left" w:pos="11908"/>
+          <w:tab w:val="left" w:pos="12824"/>
+          <w:tab w:val="left" w:pos="13740"/>
+          <w:tab w:val="left" w:pos="14656"/>
+        </w:tabs>
+        <w:spacing w:after="0" w:line="240" w:lineRule="auto"/>
+        <w:jc w:val="center"/>
+        <w:rPr>
+          <w:rFonts w:ascii="Courier New" w:eastAsia="Times New Roman" w:hAnsi="Courier New" w:cs="Courier New"/>
+          <w:kern w:val="0"/>
+          <w:sz w:val="20"/>
+          <w:szCs w:val="20"/>
+          <w14:ligatures w14:val="none"/>
+        </w:rPr>
+      </w:pPr>
+      <w:r>
+        <w:rPr>
+          <w:rFonts w:ascii="Courier New" w:eastAsia="Times New Roman" w:hAnsi="Courier New" w:cs="Courier New"/>
+          <w:kern w:val="0"/>
+          <w:sz w:val="20"/>
+          <w:szCs w:val="20"/>
+          <w14:ligatures w14:val="none"/>
+        </w:rPr>
+        <w:t>Compare with document embeddings</w:t>
+      </w:r>
+    </w:p>
+    <w:p>
+      <w:pPr>
+        <w:tabs>
+          <w:tab w:val="left" w:pos="916"/>
+          <w:tab w:val="left" w:pos="1832"/>
+          <w:tab w:val="left" w:pos="2748"/>
+          <w:tab w:val="left" w:pos="3664"/>
+          <w:tab w:val="left" w:pos="4580"/>
+          <w:tab w:val="left" w:pos="5496"/>
+          <w:tab w:val="left" w:pos="6412"/>
+          <w:tab w:val="left" w:pos="7328"/>
+          <w:tab w:val="left" w:pos="8244"/>
+          <w:tab w:val="left" w:pos="9160"/>
+          <w:tab w:val="left" w:pos="10076"/>
+          <w:tab w:val="left" w:pos="10992"/>
+          <w:tab w:val="left" w:pos="11908"/>
+          <w:tab w:val="left" w:pos="12824"/>
+          <w:tab w:val="left" w:pos="13740"/>
+          <w:tab w:val="left" w:pos="14656"/>
+        </w:tabs>
+        <w:spacing w:after="0" w:line="240" w:lineRule="auto"/>
+        <w:jc w:val="center"/>
+        <w:rPr>
+          <w:rFonts w:ascii="Courier New" w:eastAsia="Times New Roman" w:hAnsi="Courier New" w:cs="Courier New"/>
+          <w:kern w:val="0"/>
+          <w:sz w:val="20"/>
+          <w:szCs w:val="20"/>
+          <w14:ligatures w14:val="none"/>
+        </w:rPr>
+      </w:pPr>
+      <w:r>
+        <w:rPr>
+          <w:rFonts w:ascii="Courier New" w:eastAsia="Times New Roman" w:hAnsi="Courier New" w:cs="Courier New"/>
+          <w:kern w:val="0"/>
+          <w:sz w:val="20"/>
+          <w:szCs w:val="20"/>
+          <w14:ligatures w14:val="none"/>
+        </w:rPr>
+        <w:t>↓</w:t>
+      </w:r>
+    </w:p>
+    <w:p>
+      <w:pPr>
+        <w:tabs>
+          <w:tab w:val="left" w:pos="916"/>
+          <w:tab w:val="left" w:pos="1832"/>
+          <w:tab w:val="left" w:pos="2748"/>
+          <w:tab w:val="left" w:pos="3664"/>
+          <w:tab w:val="left" w:pos="4580"/>
+          <w:tab w:val="left" w:pos="5496"/>
+          <w:tab w:val="left" w:pos="6412"/>
+          <w:tab w:val="left" w:pos="7328"/>
+          <w:tab w:val="left" w:pos="8244"/>
+          <w:tab w:val="left" w:pos="9160"/>
+          <w:tab w:val="left" w:pos="10076"/>
+          <w:tab w:val="left" w:pos="10992"/>
+          <w:tab w:val="left" w:pos="11908"/>
+          <w:tab w:val="left" w:pos="12824"/>
+          <w:tab w:val="left" w:pos="13740"/>
+          <w:tab w:val="left" w:pos="14656"/>
+        </w:tabs>
+        <w:spacing w:after="0" w:line="240" w:lineRule="auto"/>
+        <w:jc w:val="center"/>
+        <w:rPr>
+          <w:rFonts w:ascii="Courier New" w:eastAsia="Times New Roman" w:hAnsi="Courier New" w:cs="Courier New"/>
+          <w:kern w:val="0"/>
+          <w:sz w:val="20"/>
+          <w:szCs w:val="20"/>
+          <w14:ligatures w14:val="none"/>
+        </w:rPr>
+      </w:pPr>
+      <w:r>
+        <w:rPr>
+          <w:rFonts w:ascii="Courier New" w:eastAsia="Times New Roman" w:hAnsi="Courier New" w:cs="Courier New"/>
+          <w:kern w:val="0"/>
+          <w:sz w:val="20"/>
+          <w:szCs w:val="20"/>
+          <w14:ligatures w14:val="none"/>
+        </w:rPr>
+        <w:t>Find closest meaning</w:t>
+      </w:r>
+    </w:p>
+    <w:p>
+      <w:pPr>
+        <w:spacing w:before="100" w:beforeAutospacing="1" w:after="100" w:afterAutospacing="1" w:line="240" w:lineRule="auto"/>
+        <w:jc w:val="center"/>
+        <w:rPr>
+          <w:rFonts w:ascii="Times New Roman" w:eastAsia="Times New Roman" w:hAnsi="Times New Roman" w:cs="Times New Roman"/>
+          <w:kern w:val="0"/>
+          <w14:ligatures w14:val="none"/>
+        </w:rPr>
+      </w:pPr>
+      <w:r>
+        <w:rPr>
+          <w:rFonts w:ascii="Times New Roman" w:eastAsia="Times New Roman" w:hAnsi="Times New Roman" w:cs="Times New Roman"/>
+          <w:kern w:val="0"/>
+          <w14:ligatures w14:val="none"/>
+        </w:rPr>
+        <w:t xml:space="preserve">That's </w:t>
+      </w:r>
+      <w:r>
+        <w:rPr>
+          <w:rFonts w:ascii="Times New Roman" w:eastAsia="Times New Roman" w:hAnsi="Times New Roman" w:cs="Times New Roman"/>
+          <w:b/>
+          <w:bCs/>
+          <w:kern w:val="0"/>
+          <w14:ligatures w14:val="none"/>
+        </w:rPr>
+        <w:t>semantic search</w:t>
+      </w:r>
+    </w:p>
+    <w:p>
+      <w:pPr>
+        <w:spacing w:before="100" w:beforeAutospacing="1" w:after="100" w:afterAutospacing="1" w:line="240" w:lineRule="auto"/>
+        <w:rPr>
+          <w:rFonts w:ascii="Times New Roman" w:eastAsia="Times New Roman" w:hAnsi="Times New Roman" w:cs="Times New Roman"/>
+          <w:b/>
+          <w:bCs/>
+          <w:kern w:val="0"/>
+          <w:sz w:val="22"/>
+          <w:szCs w:val="22"/>
+          <w14:ligatures w14:val="none"/>
+        </w:rPr>
+      </w:pPr>
+    </w:p>
+    <w:p>
+      <w:pPr>
+        <w:spacing w:before="100" w:beforeAutospacing="1" w:after="100" w:afterAutospacing="1" w:line="240" w:lineRule="auto"/>
+        <w:outlineLvl w:val="0"/>
+        <w:rPr>
+          <w:rFonts w:ascii="Times New Roman" w:eastAsia="Times New Roman" w:hAnsi="Times New Roman" w:cs="Times New Roman"/>
+          <w:b/>
+          <w:bCs/>
+          <w:kern w:val="36"/>
+          <w:sz w:val="48"/>
+          <w:szCs w:val="48"/>
+          <w14:ligatures w14:val="none"/>
+        </w:rPr>
+      </w:pPr>
+      <w:r>
+        <w:rPr>
+          <w:rFonts w:ascii="Times New Roman" w:eastAsia="Times New Roman" w:hAnsi="Times New Roman" w:cs="Times New Roman"/>
+          <w:b/>
+          <w:bCs/>
+          <w:kern w:val="36"/>
+          <w:sz w:val="48"/>
+          <w:szCs w:val="48"/>
+          <w14:ligatures w14:val="none"/>
+        </w:rPr>
+        <w:t>Project Matters for RAG</w:t>
+      </w:r>
+    </w:p>
+    <w:p>
+      <w:pPr>
+        <w:spacing w:before="100" w:beforeAutospacing="1" w:after="100" w:afterAutospacing="1" w:line="240" w:lineRule="auto"/>
+        <w:rPr>
+          <w:rFonts w:ascii="Times New Roman" w:eastAsia="Times New Roman" w:hAnsi="Times New Roman" w:cs="Times New Roman"/>
+          <w:kern w:val="0"/>
+          <w14:ligatures w14:val="none"/>
+        </w:rPr>
+      </w:pPr>
+      <w:r>
+        <w:rPr>
+          <w:rFonts w:ascii="Times New Roman" w:eastAsia="Times New Roman" w:hAnsi="Times New Roman" w:cs="Times New Roman"/>
+          <w:kern w:val="0"/>
+          <w14:ligatures w14:val="none"/>
+        </w:rPr>
+        <w:t xml:space="preserve">This tiny project is actually teaching you one of the </w:t>
+      </w:r>
+      <w:r>
+        <w:rPr>
+          <w:rFonts w:ascii="Times New Roman" w:eastAsia="Times New Roman" w:hAnsi="Times New Roman" w:cs="Times New Roman"/>
+          <w:b/>
+          <w:bCs/>
+          <w:kern w:val="0"/>
+          <w14:ligatures w14:val="none"/>
+        </w:rPr>
+        <w:t>core components of RAG</w:t>
+      </w:r>
+      <w:r>
+        <w:rPr>
+          <w:rFonts w:ascii="Times New Roman" w:eastAsia="Times New Roman" w:hAnsi="Times New Roman" w:cs="Times New Roman"/>
+          <w:kern w:val="0"/>
+          <w14:ligatures w14:val="none"/>
+        </w:rPr>
+        <w:t>.</w:t>
+      </w:r>
+    </w:p>
+    <w:p>
+      <w:pPr>
+        <w:spacing w:before="100" w:beforeAutospacing="1" w:after="100" w:afterAutospacing="1" w:line="240" w:lineRule="auto"/>
+        <w:rPr>
+          <w:rFonts w:ascii="Times New Roman" w:eastAsia="Times New Roman" w:hAnsi="Times New Roman" w:cs="Times New Roman"/>
+          <w:kern w:val="0"/>
+          <w14:ligatures w14:val="none"/>
+        </w:rPr>
+      </w:pPr>
+      <w:r>
+        <w:rPr>
+          <w:rFonts w:ascii="Times New Roman" w:eastAsia="Times New Roman" w:hAnsi="Times New Roman" w:cs="Times New Roman"/>
+          <w:kern w:val="0"/>
+          <w14:ligatures w14:val="none"/>
+        </w:rPr>
+        <w:t>RAG means:</w:t>
+      </w:r>
+    </w:p>
+    <w:p>
+      <w:pPr>
+        <w:spacing w:before="100" w:beforeAutospacing="1" w:after="100" w:afterAutospacing="1" w:line="240" w:lineRule="auto"/>
+        <w:rPr>
+          <w:rFonts w:ascii="Times New Roman" w:eastAsia="Times New Roman" w:hAnsi="Times New Roman" w:cs="Times New Roman"/>
+          <w:kern w:val="0"/>
+          <w14:ligatures w14:val="none"/>
+        </w:rPr>
+      </w:pPr>
+      <w:r>
+        <w:rPr>
+          <w:rFonts w:ascii="Times New Roman" w:eastAsia="Times New Roman" w:hAnsi="Times New Roman" w:cs="Times New Roman"/>
+          <w:b/>
+          <w:bCs/>
+          <w:kern w:val="0"/>
+          <w14:ligatures w14:val="none"/>
+        </w:rPr>
+        <w:t>Retrieval-Augmented Generation</w:t>
+      </w:r>
+    </w:p>
+    <w:p>
+      <w:pPr>
+        <w:spacing w:before="100" w:beforeAutospacing="1" w:after="100" w:afterAutospacing="1" w:line="240" w:lineRule="auto"/>
+        <w:rPr>
+          <w:rFonts w:ascii="Times New Roman" w:eastAsia="Times New Roman" w:hAnsi="Times New Roman" w:cs="Times New Roman"/>
+          <w:kern w:val="0"/>
+          <w14:ligatures w14:val="none"/>
+        </w:rPr>
+      </w:pPr>
+      <w:r>
+        <w:rPr>
+          <w:rFonts w:ascii="Times New Roman" w:eastAsia="Times New Roman" w:hAnsi="Times New Roman" w:cs="Times New Roman"/>
+          <w:kern w:val="0"/>
+          <w14:ligatures w14:val="none"/>
+        </w:rPr>
+        <w:t>A simplified RAG system looks like:</w:t>
+      </w:r>
+    </w:p>
+    <w:p>
+      <w:pPr>
+        <w:tabs>
+          <w:tab w:val="left" w:pos="916"/>
+          <w:tab w:val="left" w:pos="1832"/>
+          <w:tab w:val="left" w:pos="2748"/>
+          <w:tab w:val="left" w:pos="3664"/>
+          <w:tab w:val="left" w:pos="4580"/>
+          <w:tab w:val="left" w:pos="5496"/>
+          <w:tab w:val="left" w:pos="6412"/>
+          <w:tab w:val="left" w:pos="7328"/>
+          <w:tab w:val="left" w:pos="8244"/>
+          <w:tab w:val="left" w:pos="9160"/>
+          <w:tab w:val="left" w:pos="10076"/>
+          <w:tab w:val="left" w:pos="10992"/>
+          <w:tab w:val="left" w:pos="11908"/>
+          <w:tab w:val="left" w:pos="12824"/>
+          <w:tab w:val="left" w:pos="13740"/>
+          <w:tab w:val="left" w:pos="14656"/>
+        </w:tabs>
+        <w:spacing w:after="0" w:line="240" w:lineRule="auto"/>
+        <w:jc w:val="center"/>
+        <w:rPr>
+          <w:rFonts w:ascii="Courier New" w:eastAsia="Times New Roman" w:hAnsi="Courier New" w:cs="Courier New"/>
+          <w:kern w:val="0"/>
+          <w:sz w:val="20"/>
+          <w:szCs w:val="20"/>
+          <w14:ligatures w14:val="none"/>
+        </w:rPr>
+      </w:pPr>
+      <w:r>
+        <w:rPr>
+          <w:rFonts w:ascii="Courier New" w:eastAsia="Times New Roman" w:hAnsi="Courier New" w:cs="Courier New"/>
+          <w:kern w:val="0"/>
+          <w:sz w:val="20"/>
+          <w:szCs w:val="20"/>
+          <w14:ligatures w14:val="none"/>
+        </w:rPr>
+        <w:t>Documents</w:t>
+      </w:r>
+    </w:p>
+    <w:p>
+      <w:pPr>
+        <w:tabs>
+          <w:tab w:val="left" w:pos="916"/>
+          <w:tab w:val="left" w:pos="1832"/>
+          <w:tab w:val="left" w:pos="2748"/>
+          <w:tab w:val="left" w:pos="3664"/>
+          <w:tab w:val="left" w:pos="4580"/>
+          <w:tab w:val="left" w:pos="5496"/>
+          <w:tab w:val="left" w:pos="6412"/>
+          <w:tab w:val="left" w:pos="7328"/>
+          <w:tab w:val="left" w:pos="8244"/>
+          <w:tab w:val="left" w:pos="9160"/>
+          <w:tab w:val="left" w:pos="10076"/>
+          <w:tab w:val="left" w:pos="10992"/>
+          <w:tab w:val="left" w:pos="11908"/>
+          <w:tab w:val="left" w:pos="12824"/>
+          <w:tab w:val="left" w:pos="13740"/>
+          <w:tab w:val="left" w:pos="14656"/>
+        </w:tabs>
+        <w:spacing w:after="0" w:line="240" w:lineRule="auto"/>
+        <w:jc w:val="center"/>
+        <w:rPr>
+          <w:rFonts w:ascii="Courier New" w:eastAsia="Times New Roman" w:hAnsi="Courier New" w:cs="Courier New"/>
+          <w:kern w:val="0"/>
+          <w:sz w:val="20"/>
+          <w:szCs w:val="20"/>
+          <w14:ligatures w14:val="none"/>
+        </w:rPr>
+      </w:pPr>
+      <w:r>
+        <w:rPr>
+          <w:rFonts w:ascii="Courier New" w:eastAsia="Times New Roman" w:hAnsi="Courier New" w:cs="Courier New"/>
+          <w:kern w:val="0"/>
+          <w:sz w:val="20"/>
+          <w:szCs w:val="20"/>
+          <w14:ligatures w14:val="none"/>
+        </w:rPr>
+        <w:t>↓</w:t>
+      </w:r>
+    </w:p>
+    <w:p>
+      <w:pPr>
+        <w:tabs>
+          <w:tab w:val="left" w:pos="916"/>
+          <w:tab w:val="left" w:pos="1832"/>
+          <w:tab w:val="left" w:pos="2748"/>
+          <w:tab w:val="left" w:pos="3664"/>
+          <w:tab w:val="left" w:pos="4580"/>
+          <w:tab w:val="left" w:pos="5496"/>
+          <w:tab w:val="left" w:pos="6412"/>
+          <w:tab w:val="left" w:pos="7328"/>
+          <w:tab w:val="left" w:pos="8244"/>
+          <w:tab w:val="left" w:pos="9160"/>
+          <w:tab w:val="left" w:pos="10076"/>
+          <w:tab w:val="left" w:pos="10992"/>
+          <w:tab w:val="left" w:pos="11908"/>
+          <w:tab w:val="left" w:pos="12824"/>
+          <w:tab w:val="left" w:pos="13740"/>
+          <w:tab w:val="left" w:pos="14656"/>
+        </w:tabs>
+        <w:spacing w:after="0" w:line="240" w:lineRule="auto"/>
+        <w:jc w:val="center"/>
+        <w:rPr>
+          <w:rFonts w:ascii="Courier New" w:eastAsia="Times New Roman" w:hAnsi="Courier New" w:cs="Courier New"/>
+          <w:kern w:val="0"/>
+          <w:sz w:val="20"/>
+          <w:szCs w:val="20"/>
+          <w14:ligatures w14:val="none"/>
+        </w:rPr>
+      </w:pPr>
+      <w:r>
+        <w:rPr>
+          <w:rFonts w:ascii="Courier New" w:eastAsia="Times New Roman" w:hAnsi="Courier New" w:cs="Courier New"/>
+          <w:kern w:val="0"/>
+          <w:sz w:val="20"/>
+          <w:szCs w:val="20"/>
+          <w14:ligatures w14:val="none"/>
+        </w:rPr>
+        <w:t>Split into chunks</w:t>
+      </w:r>
+    </w:p>
+    <w:p>
+      <w:pPr>
+        <w:tabs>
+          <w:tab w:val="left" w:pos="916"/>
+          <w:tab w:val="left" w:pos="1832"/>
+          <w:tab w:val="left" w:pos="2748"/>
+          <w:tab w:val="left" w:pos="3664"/>
+          <w:tab w:val="left" w:pos="4580"/>
+          <w:tab w:val="left" w:pos="5496"/>
+          <w:tab w:val="left" w:pos="6412"/>
+          <w:tab w:val="left" w:pos="7328"/>
+          <w:tab w:val="left" w:pos="8244"/>
+          <w:tab w:val="left" w:pos="9160"/>
+          <w:tab w:val="left" w:pos="10076"/>
+          <w:tab w:val="left" w:pos="10992"/>
+          <w:tab w:val="left" w:pos="11908"/>
+          <w:tab w:val="left" w:pos="12824"/>
+          <w:tab w:val="left" w:pos="13740"/>
+          <w:tab w:val="left" w:pos="14656"/>
+        </w:tabs>
+        <w:spacing w:after="0" w:line="240" w:lineRule="auto"/>
+        <w:jc w:val="center"/>
+        <w:rPr>
+          <w:rFonts w:ascii="Courier New" w:eastAsia="Times New Roman" w:hAnsi="Courier New" w:cs="Courier New"/>
+          <w:kern w:val="0"/>
+          <w:sz w:val="20"/>
+          <w:szCs w:val="20"/>
+          <w14:ligatures w14:val="none"/>
+        </w:rPr>
+      </w:pPr>
+      <w:r>
+        <w:rPr>
+          <w:rFonts w:ascii="Courier New" w:eastAsia="Times New Roman" w:hAnsi="Courier New" w:cs="Courier New"/>
+          <w:kern w:val="0"/>
+          <w:sz w:val="20"/>
+          <w:szCs w:val="20"/>
+          <w14:ligatures w14:val="none"/>
+        </w:rPr>
+        <w:t>↓</w:t>
+      </w:r>
+    </w:p>
+    <w:p>
+      <w:pPr>
+        <w:tabs>
+          <w:tab w:val="left" w:pos="916"/>
+          <w:tab w:val="left" w:pos="1832"/>
+          <w:tab w:val="left" w:pos="2748"/>
+          <w:tab w:val="left" w:pos="3664"/>
+          <w:tab w:val="left" w:pos="4580"/>
+          <w:tab w:val="left" w:pos="5496"/>
+          <w:tab w:val="left" w:pos="6412"/>
+          <w:tab w:val="left" w:pos="7328"/>
+          <w:tab w:val="left" w:pos="8244"/>
+          <w:tab w:val="left" w:pos="9160"/>
+          <w:tab w:val="left" w:pos="10076"/>
+          <w:tab w:val="left" w:pos="10992"/>
+          <w:tab w:val="left" w:pos="11908"/>
+          <w:tab w:val="left" w:pos="12824"/>
+          <w:tab w:val="left" w:pos="13740"/>
+          <w:tab w:val="left" w:pos="14656"/>
+        </w:tabs>
+        <w:spacing w:after="0" w:line="240" w:lineRule="auto"/>
+        <w:jc w:val="center"/>
+        <w:rPr>
+          <w:rFonts w:ascii="Courier New" w:eastAsia="Times New Roman" w:hAnsi="Courier New" w:cs="Courier New"/>
+          <w:kern w:val="0"/>
+          <w:sz w:val="20"/>
+          <w:szCs w:val="20"/>
+          <w14:ligatures w14:val="none"/>
+        </w:rPr>
+      </w:pPr>
+      <w:r>
+        <w:rPr>
+          <w:rFonts w:ascii="Courier New" w:eastAsia="Times New Roman" w:hAnsi="Courier New" w:cs="Courier New"/>
+          <w:kern w:val="0"/>
+          <w:sz w:val="20"/>
+          <w:szCs w:val="20"/>
+          <w14:ligatures w14:val="none"/>
+        </w:rPr>
+        <w:t>Generate embeddings</w:t>
+      </w:r>
+    </w:p>
+    <w:p>
+      <w:pPr>
+        <w:tabs>
+          <w:tab w:val="left" w:pos="916"/>
+          <w:tab w:val="left" w:pos="1832"/>
+          <w:tab w:val="left" w:pos="2748"/>
+          <w:tab w:val="left" w:pos="3664"/>
+          <w:tab w:val="left" w:pos="4580"/>
+          <w:tab w:val="left" w:pos="5496"/>
+          <w:tab w:val="left" w:pos="6412"/>
+          <w:tab w:val="left" w:pos="7328"/>
+          <w:tab w:val="left" w:pos="8244"/>
+          <w:tab w:val="left" w:pos="9160"/>
+          <w:tab w:val="left" w:pos="10076"/>
+          <w:tab w:val="left" w:pos="10992"/>
+          <w:tab w:val="left" w:pos="11908"/>
+          <w:tab w:val="left" w:pos="12824"/>
+          <w:tab w:val="left" w:pos="13740"/>
+          <w:tab w:val="left" w:pos="14656"/>
+        </w:tabs>
+        <w:spacing w:after="0" w:line="240" w:lineRule="auto"/>
+        <w:jc w:val="center"/>
+        <w:rPr>
+          <w:rFonts w:ascii="Courier New" w:eastAsia="Times New Roman" w:hAnsi="Courier New" w:cs="Courier New"/>
+          <w:kern w:val="0"/>
+          <w:sz w:val="20"/>
+          <w:szCs w:val="20"/>
+          <w14:ligatures w14:val="none"/>
+        </w:rPr>
+      </w:pPr>
+      <w:r>
+        <w:rPr>
+          <w:rFonts w:ascii="Courier New" w:eastAsia="Times New Roman" w:hAnsi="Courier New" w:cs="Courier New"/>
+          <w:kern w:val="0"/>
+          <w:sz w:val="20"/>
+          <w:szCs w:val="20"/>
+          <w14:ligatures w14:val="none"/>
+        </w:rPr>
+        <w:t>↓</w:t>
+      </w:r>
+    </w:p>
+    <w:p>
+      <w:pPr>
+        <w:tabs>
+          <w:tab w:val="left" w:pos="916"/>
+          <w:tab w:val="left" w:pos="1832"/>
+          <w:tab w:val="left" w:pos="2748"/>
+          <w:tab w:val="left" w:pos="3664"/>
+          <w:tab w:val="left" w:pos="4580"/>
+          <w:tab w:val="left" w:pos="5496"/>
+          <w:tab w:val="left" w:pos="6412"/>
+          <w:tab w:val="left" w:pos="7328"/>
+          <w:tab w:val="left" w:pos="8244"/>
+          <w:tab w:val="left" w:pos="9160"/>
+          <w:tab w:val="left" w:pos="10076"/>
+          <w:tab w:val="left" w:pos="10992"/>
+          <w:tab w:val="left" w:pos="11908"/>
+          <w:tab w:val="left" w:pos="12824"/>
+          <w:tab w:val="left" w:pos="13740"/>
+          <w:tab w:val="left" w:pos="14656"/>
+        </w:tabs>
+        <w:spacing w:after="0" w:line="240" w:lineRule="auto"/>
+        <w:jc w:val="center"/>
+        <w:rPr>
+          <w:rFonts w:ascii="Courier New" w:eastAsia="Times New Roman" w:hAnsi="Courier New" w:cs="Courier New"/>
+          <w:kern w:val="0"/>
+          <w:sz w:val="20"/>
+          <w:szCs w:val="20"/>
+          <w14:ligatures w14:val="none"/>
+        </w:rPr>
+      </w:pPr>
+      <w:r>
+        <w:rPr>
+          <w:rFonts w:ascii="Courier New" w:eastAsia="Times New Roman" w:hAnsi="Courier New" w:cs="Courier New"/>
+          <w:kern w:val="0"/>
+          <w:sz w:val="20"/>
+          <w:szCs w:val="20"/>
+          <w14:ligatures w14:val="none"/>
+        </w:rPr>
+        <w:t>Store embeddings</w:t>
+      </w:r>
+    </w:p>
+    <w:p>
+      <w:pPr>
+        <w:tabs>
+          <w:tab w:val="left" w:pos="916"/>
+          <w:tab w:val="left" w:pos="1832"/>
+          <w:tab w:val="left" w:pos="2748"/>
+          <w:tab w:val="left" w:pos="3664"/>
+          <w:tab w:val="left" w:pos="4580"/>
+          <w:tab w:val="left" w:pos="5496"/>
+          <w:tab w:val="left" w:pos="6412"/>
+          <w:tab w:val="left" w:pos="7328"/>
+          <w:tab w:val="left" w:pos="8244"/>
+          <w:tab w:val="left" w:pos="9160"/>
+          <w:tab w:val="left" w:pos="10076"/>
+          <w:tab w:val="left" w:pos="10992"/>
+          <w:tab w:val="left" w:pos="11908"/>
+          <w:tab w:val="left" w:pos="12824"/>
+          <w:tab w:val="left" w:pos="13740"/>
+          <w:tab w:val="left" w:pos="14656"/>
+        </w:tabs>
+        <w:spacing w:after="0" w:line="240" w:lineRule="auto"/>
+        <w:jc w:val="center"/>
+        <w:rPr>
+          <w:rFonts w:ascii="Courier New" w:eastAsia="Times New Roman" w:hAnsi="Courier New" w:cs="Courier New"/>
+          <w:kern w:val="0"/>
+          <w:sz w:val="20"/>
+          <w:szCs w:val="20"/>
+          <w14:ligatures w14:val="none"/>
+        </w:rPr>
+      </w:pPr>
+      <w:r>
+        <w:rPr>
+          <w:rFonts w:ascii="Courier New" w:eastAsia="Times New Roman" w:hAnsi="Courier New" w:cs="Courier New"/>
+          <w:kern w:val="0"/>
+          <w:sz w:val="20"/>
+          <w:szCs w:val="20"/>
+          <w14:ligatures w14:val="none"/>
+        </w:rPr>
+        <w:t>↓</w:t>
+      </w:r>
+    </w:p>
+    <w:p>
+      <w:pPr>
+        <w:tabs>
+          <w:tab w:val="left" w:pos="916"/>
+          <w:tab w:val="left" w:pos="1832"/>
+          <w:tab w:val="left" w:pos="2748"/>
+          <w:tab w:val="left" w:pos="3664"/>
+          <w:tab w:val="left" w:pos="4580"/>
+          <w:tab w:val="left" w:pos="5496"/>
+          <w:tab w:val="left" w:pos="6412"/>
+          <w:tab w:val="left" w:pos="7328"/>
+          <w:tab w:val="left" w:pos="8244"/>
+          <w:tab w:val="left" w:pos="9160"/>
+          <w:tab w:val="left" w:pos="10076"/>
+          <w:tab w:val="left" w:pos="10992"/>
+          <w:tab w:val="left" w:pos="11908"/>
+          <w:tab w:val="left" w:pos="12824"/>
+          <w:tab w:val="left" w:pos="13740"/>
+          <w:tab w:val="left" w:pos="14656"/>
+        </w:tabs>
+        <w:spacing w:after="0" w:line="240" w:lineRule="auto"/>
+        <w:jc w:val="center"/>
+        <w:rPr>
+          <w:rFonts w:ascii="Courier New" w:eastAsia="Times New Roman" w:hAnsi="Courier New" w:cs="Courier New"/>
+          <w:kern w:val="0"/>
+          <w:sz w:val="20"/>
+          <w:szCs w:val="20"/>
+          <w14:ligatures w14:val="none"/>
+        </w:rPr>
+      </w:pPr>
+      <w:r>
+        <w:rPr>
+          <w:rFonts w:ascii="Courier New" w:eastAsia="Times New Roman" w:hAnsi="Courier New" w:cs="Courier New"/>
+          <w:kern w:val="0"/>
+          <w:sz w:val="20"/>
+          <w:szCs w:val="20"/>
+          <w14:ligatures w14:val="none"/>
+        </w:rPr>
+        <w:t>User asks question</w:t>
+      </w:r>
+    </w:p>
+    <w:p>
+      <w:pPr>
+        <w:tabs>
+          <w:tab w:val="left" w:pos="916"/>
+          <w:tab w:val="left" w:pos="1832"/>
+          <w:tab w:val="left" w:pos="2748"/>
+          <w:tab w:val="left" w:pos="3664"/>
+          <w:tab w:val="left" w:pos="4580"/>
+          <w:tab w:val="left" w:pos="5496"/>
+          <w:tab w:val="left" w:pos="6412"/>
+          <w:tab w:val="left" w:pos="7328"/>
+          <w:tab w:val="left" w:pos="8244"/>
+          <w:tab w:val="left" w:pos="9160"/>
+          <w:tab w:val="left" w:pos="10076"/>
+          <w:tab w:val="left" w:pos="10992"/>
+          <w:tab w:val="left" w:pos="11908"/>
+          <w:tab w:val="left" w:pos="12824"/>
+          <w:tab w:val="left" w:pos="13740"/>
+          <w:tab w:val="left" w:pos="14656"/>
+        </w:tabs>
+        <w:spacing w:after="0" w:line="240" w:lineRule="auto"/>
+        <w:jc w:val="center"/>
+        <w:rPr>
+          <w:rFonts w:ascii="Courier New" w:eastAsia="Times New Roman" w:hAnsi="Courier New" w:cs="Courier New"/>
+          <w:kern w:val="0"/>
+          <w:sz w:val="20"/>
+          <w:szCs w:val="20"/>
+          <w14:ligatures w14:val="none"/>
+        </w:rPr>
+      </w:pPr>
+      <w:r>
+        <w:rPr>
+          <w:rFonts w:ascii="Courier New" w:eastAsia="Times New Roman" w:hAnsi="Courier New" w:cs="Courier New"/>
+          <w:kern w:val="0"/>
+          <w:sz w:val="20"/>
+          <w:szCs w:val="20"/>
+          <w14:ligatures w14:val="none"/>
+        </w:rPr>
+        <w:lastRenderedPageBreak/>
+        <w:t>↓</w:t>
+      </w:r>
+    </w:p>
+    <w:p>
+      <w:pPr>
+        <w:tabs>
+          <w:tab w:val="left" w:pos="916"/>
+          <w:tab w:val="left" w:pos="1832"/>
+          <w:tab w:val="left" w:pos="2748"/>
+          <w:tab w:val="left" w:pos="3664"/>
+          <w:tab w:val="left" w:pos="4580"/>
+          <w:tab w:val="left" w:pos="5496"/>
+          <w:tab w:val="left" w:pos="6412"/>
+          <w:tab w:val="left" w:pos="7328"/>
+          <w:tab w:val="left" w:pos="8244"/>
+          <w:tab w:val="left" w:pos="9160"/>
+          <w:tab w:val="left" w:pos="10076"/>
+          <w:tab w:val="left" w:pos="10992"/>
+          <w:tab w:val="left" w:pos="11908"/>
+          <w:tab w:val="left" w:pos="12824"/>
+          <w:tab w:val="left" w:pos="13740"/>
+          <w:tab w:val="left" w:pos="14656"/>
+        </w:tabs>
+        <w:spacing w:after="0" w:line="240" w:lineRule="auto"/>
+        <w:jc w:val="center"/>
+        <w:rPr>
+          <w:rFonts w:ascii="Courier New" w:eastAsia="Times New Roman" w:hAnsi="Courier New" w:cs="Courier New"/>
+          <w:kern w:val="0"/>
+          <w:sz w:val="20"/>
+          <w:szCs w:val="20"/>
+          <w14:ligatures w14:val="none"/>
+        </w:rPr>
+      </w:pPr>
+      <w:r>
+        <w:rPr>
+          <w:rFonts w:ascii="Courier New" w:eastAsia="Times New Roman" w:hAnsi="Courier New" w:cs="Courier New"/>
+          <w:kern w:val="0"/>
+          <w:sz w:val="20"/>
+          <w:szCs w:val="20"/>
+          <w14:ligatures w14:val="none"/>
+        </w:rPr>
+        <w:t>Generate query embedding</w:t>
+      </w:r>
+    </w:p>
+    <w:p>
+      <w:pPr>
+        <w:tabs>
+          <w:tab w:val="left" w:pos="916"/>
+          <w:tab w:val="left" w:pos="1832"/>
+          <w:tab w:val="left" w:pos="2748"/>
+          <w:tab w:val="left" w:pos="3664"/>
+          <w:tab w:val="left" w:pos="4580"/>
+          <w:tab w:val="left" w:pos="5496"/>
+          <w:tab w:val="left" w:pos="6412"/>
+          <w:tab w:val="left" w:pos="7328"/>
+          <w:tab w:val="left" w:pos="8244"/>
+          <w:tab w:val="left" w:pos="9160"/>
+          <w:tab w:val="left" w:pos="10076"/>
+          <w:tab w:val="left" w:pos="10992"/>
+          <w:tab w:val="left" w:pos="11908"/>
+          <w:tab w:val="left" w:pos="12824"/>
+          <w:tab w:val="left" w:pos="13740"/>
+          <w:tab w:val="left" w:pos="14656"/>
+        </w:tabs>
+        <w:spacing w:after="0" w:line="240" w:lineRule="auto"/>
+        <w:jc w:val="center"/>
+        <w:rPr>
+          <w:rFonts w:ascii="Courier New" w:eastAsia="Times New Roman" w:hAnsi="Courier New" w:cs="Courier New"/>
+          <w:kern w:val="0"/>
+          <w:sz w:val="20"/>
+          <w:szCs w:val="20"/>
+          <w14:ligatures w14:val="none"/>
+        </w:rPr>
+      </w:pPr>
+      <w:r>
+        <w:rPr>
+          <w:rFonts w:ascii="Courier New" w:eastAsia="Times New Roman" w:hAnsi="Courier New" w:cs="Courier New"/>
+          <w:kern w:val="0"/>
+          <w:sz w:val="20"/>
+          <w:szCs w:val="20"/>
+          <w14:ligatures w14:val="none"/>
+        </w:rPr>
+        <w:t>↓</w:t>
+      </w:r>
+    </w:p>
+    <w:p>
+      <w:pPr>
+        <w:tabs>
+          <w:tab w:val="left" w:pos="916"/>
+          <w:tab w:val="left" w:pos="1832"/>
+          <w:tab w:val="left" w:pos="2748"/>
+          <w:tab w:val="left" w:pos="3664"/>
+          <w:tab w:val="left" w:pos="4580"/>
+          <w:tab w:val="left" w:pos="5496"/>
+          <w:tab w:val="left" w:pos="6412"/>
+          <w:tab w:val="left" w:pos="7328"/>
+          <w:tab w:val="left" w:pos="8244"/>
+          <w:tab w:val="left" w:pos="9160"/>
+          <w:tab w:val="left" w:pos="10076"/>
+          <w:tab w:val="left" w:pos="10992"/>
+          <w:tab w:val="left" w:pos="11908"/>
+          <w:tab w:val="left" w:pos="12824"/>
+          <w:tab w:val="left" w:pos="13740"/>
+          <w:tab w:val="left" w:pos="14656"/>
+        </w:tabs>
+        <w:spacing w:after="0" w:line="240" w:lineRule="auto"/>
+        <w:jc w:val="center"/>
+        <w:rPr>
+          <w:rFonts w:ascii="Courier New" w:eastAsia="Times New Roman" w:hAnsi="Courier New" w:cs="Courier New"/>
+          <w:kern w:val="0"/>
+          <w:sz w:val="20"/>
+          <w:szCs w:val="20"/>
+          <w14:ligatures w14:val="none"/>
+        </w:rPr>
+      </w:pPr>
+      <w:r>
+        <w:rPr>
+          <w:rFonts w:ascii="Courier New" w:eastAsia="Times New Roman" w:hAnsi="Courier New" w:cs="Courier New"/>
+          <w:kern w:val="0"/>
+          <w:sz w:val="20"/>
+          <w:szCs w:val="20"/>
+          <w14:ligatures w14:val="none"/>
+        </w:rPr>
+        <w:t>Find similar chunks</w:t>
+      </w:r>
+    </w:p>
+    <w:p>
+      <w:pPr>
+        <w:tabs>
+          <w:tab w:val="left" w:pos="916"/>
+          <w:tab w:val="left" w:pos="1832"/>
+          <w:tab w:val="left" w:pos="2748"/>
+          <w:tab w:val="left" w:pos="3664"/>
+          <w:tab w:val="left" w:pos="4580"/>
+          <w:tab w:val="left" w:pos="5496"/>
+          <w:tab w:val="left" w:pos="6412"/>
+          <w:tab w:val="left" w:pos="7328"/>
+          <w:tab w:val="left" w:pos="8244"/>
+          <w:tab w:val="left" w:pos="9160"/>
+          <w:tab w:val="left" w:pos="10076"/>
+          <w:tab w:val="left" w:pos="10992"/>
+          <w:tab w:val="left" w:pos="11908"/>
+          <w:tab w:val="left" w:pos="12824"/>
+          <w:tab w:val="left" w:pos="13740"/>
+          <w:tab w:val="left" w:pos="14656"/>
+        </w:tabs>
+        <w:spacing w:after="0" w:line="240" w:lineRule="auto"/>
+        <w:jc w:val="center"/>
+        <w:rPr>
+          <w:rFonts w:ascii="Courier New" w:eastAsia="Times New Roman" w:hAnsi="Courier New" w:cs="Courier New"/>
+          <w:kern w:val="0"/>
+          <w:sz w:val="20"/>
+          <w:szCs w:val="20"/>
+          <w14:ligatures w14:val="none"/>
+        </w:rPr>
+      </w:pPr>
+      <w:r>
+        <w:rPr>
+          <w:rFonts w:ascii="Courier New" w:eastAsia="Times New Roman" w:hAnsi="Courier New" w:cs="Courier New"/>
+          <w:kern w:val="0"/>
+          <w:sz w:val="20"/>
+          <w:szCs w:val="20"/>
+          <w14:ligatures w14:val="none"/>
+        </w:rPr>
+        <w:t>↓</w:t>
+      </w:r>
+    </w:p>
+    <w:p>
+      <w:pPr>
+        <w:tabs>
+          <w:tab w:val="left" w:pos="916"/>
+          <w:tab w:val="left" w:pos="1832"/>
+          <w:tab w:val="left" w:pos="2748"/>
+          <w:tab w:val="left" w:pos="3664"/>
+          <w:tab w:val="left" w:pos="4580"/>
+          <w:tab w:val="left" w:pos="5496"/>
+          <w:tab w:val="left" w:pos="6412"/>
+          <w:tab w:val="left" w:pos="7328"/>
+          <w:tab w:val="left" w:pos="8244"/>
+          <w:tab w:val="left" w:pos="9160"/>
+          <w:tab w:val="left" w:pos="10076"/>
+          <w:tab w:val="left" w:pos="10992"/>
+          <w:tab w:val="left" w:pos="11908"/>
+          <w:tab w:val="left" w:pos="12824"/>
+          <w:tab w:val="left" w:pos="13740"/>
+          <w:tab w:val="left" w:pos="14656"/>
+        </w:tabs>
+        <w:spacing w:after="0" w:line="240" w:lineRule="auto"/>
+        <w:jc w:val="center"/>
+        <w:rPr>
+          <w:rFonts w:ascii="Courier New" w:eastAsia="Times New Roman" w:hAnsi="Courier New" w:cs="Courier New"/>
+          <w:kern w:val="0"/>
+          <w:sz w:val="20"/>
+          <w:szCs w:val="20"/>
+          <w14:ligatures w14:val="none"/>
+        </w:rPr>
+      </w:pPr>
+      <w:r>
+        <w:rPr>
+          <w:rFonts w:ascii="Courier New" w:eastAsia="Times New Roman" w:hAnsi="Courier New" w:cs="Courier New"/>
+          <w:kern w:val="0"/>
+          <w:sz w:val="20"/>
+          <w:szCs w:val="20"/>
+          <w14:ligatures w14:val="none"/>
+        </w:rPr>
+        <w:t>Retrieve relevant information</w:t>
+      </w:r>
+    </w:p>
+    <w:p>
+      <w:pPr>
+        <w:tabs>
+          <w:tab w:val="left" w:pos="916"/>
+          <w:tab w:val="left" w:pos="1832"/>
+          <w:tab w:val="left" w:pos="2748"/>
+          <w:tab w:val="left" w:pos="3664"/>
+          <w:tab w:val="left" w:pos="4580"/>
+          <w:tab w:val="left" w:pos="5496"/>
+          <w:tab w:val="left" w:pos="6412"/>
+          <w:tab w:val="left" w:pos="7328"/>
+          <w:tab w:val="left" w:pos="8244"/>
+          <w:tab w:val="left" w:pos="9160"/>
+          <w:tab w:val="left" w:pos="10076"/>
+          <w:tab w:val="left" w:pos="10992"/>
+          <w:tab w:val="left" w:pos="11908"/>
+          <w:tab w:val="left" w:pos="12824"/>
+          <w:tab w:val="left" w:pos="13740"/>
+          <w:tab w:val="left" w:pos="14656"/>
+        </w:tabs>
+        <w:spacing w:after="0" w:line="240" w:lineRule="auto"/>
+        <w:jc w:val="center"/>
+        <w:rPr>
+          <w:rFonts w:ascii="Courier New" w:eastAsia="Times New Roman" w:hAnsi="Courier New" w:cs="Courier New"/>
+          <w:kern w:val="0"/>
+          <w:sz w:val="20"/>
+          <w:szCs w:val="20"/>
+          <w14:ligatures w14:val="none"/>
+        </w:rPr>
+      </w:pPr>
+      <w:r>
+        <w:rPr>
+          <w:rFonts w:ascii="Courier New" w:eastAsia="Times New Roman" w:hAnsi="Courier New" w:cs="Courier New"/>
+          <w:kern w:val="0"/>
+          <w:sz w:val="20"/>
+          <w:szCs w:val="20"/>
+          <w14:ligatures w14:val="none"/>
+        </w:rPr>
+        <w:t>↓</w:t>
+      </w:r>
+    </w:p>
+    <w:p>
+      <w:pPr>
+        <w:tabs>
+          <w:tab w:val="left" w:pos="916"/>
+          <w:tab w:val="left" w:pos="1832"/>
+          <w:tab w:val="left" w:pos="2748"/>
+          <w:tab w:val="left" w:pos="3664"/>
+          <w:tab w:val="left" w:pos="4580"/>
+          <w:tab w:val="left" w:pos="5496"/>
+          <w:tab w:val="left" w:pos="6412"/>
+          <w:tab w:val="left" w:pos="7328"/>
+          <w:tab w:val="left" w:pos="8244"/>
+          <w:tab w:val="left" w:pos="9160"/>
+          <w:tab w:val="left" w:pos="10076"/>
+          <w:tab w:val="left" w:pos="10992"/>
+          <w:tab w:val="left" w:pos="11908"/>
+          <w:tab w:val="left" w:pos="12824"/>
+          <w:tab w:val="left" w:pos="13740"/>
+          <w:tab w:val="left" w:pos="14656"/>
+        </w:tabs>
+        <w:spacing w:after="0" w:line="240" w:lineRule="auto"/>
+        <w:jc w:val="center"/>
+        <w:rPr>
+          <w:rFonts w:ascii="Courier New" w:eastAsia="Times New Roman" w:hAnsi="Courier New" w:cs="Courier New"/>
+          <w:kern w:val="0"/>
+          <w:sz w:val="20"/>
+          <w:szCs w:val="20"/>
+          <w14:ligatures w14:val="none"/>
+        </w:rPr>
+      </w:pPr>
+      <w:r>
+        <w:rPr>
+          <w:rFonts w:ascii="Courier New" w:eastAsia="Times New Roman" w:hAnsi="Courier New" w:cs="Courier New"/>
+          <w:kern w:val="0"/>
+          <w:sz w:val="20"/>
+          <w:szCs w:val="20"/>
+          <w14:ligatures w14:val="none"/>
+        </w:rPr>
+        <w:t>Send information to LLM</w:t>
+      </w:r>
+    </w:p>
+    <w:p>
+      <w:pPr>
+        <w:tabs>
+          <w:tab w:val="left" w:pos="916"/>
+          <w:tab w:val="left" w:pos="1832"/>
+          <w:tab w:val="left" w:pos="2748"/>
+          <w:tab w:val="left" w:pos="3664"/>
+          <w:tab w:val="left" w:pos="4580"/>
+          <w:tab w:val="left" w:pos="5496"/>
+          <w:tab w:val="left" w:pos="6412"/>
+          <w:tab w:val="left" w:pos="7328"/>
+          <w:tab w:val="left" w:pos="8244"/>
+          <w:tab w:val="left" w:pos="9160"/>
+          <w:tab w:val="left" w:pos="10076"/>
+          <w:tab w:val="left" w:pos="10992"/>
+          <w:tab w:val="left" w:pos="11908"/>
+          <w:tab w:val="left" w:pos="12824"/>
+          <w:tab w:val="left" w:pos="13740"/>
+          <w:tab w:val="left" w:pos="14656"/>
+        </w:tabs>
+        <w:spacing w:after="0" w:line="240" w:lineRule="auto"/>
+        <w:jc w:val="center"/>
+        <w:rPr>
+          <w:rFonts w:ascii="Courier New" w:eastAsia="Times New Roman" w:hAnsi="Courier New" w:cs="Courier New"/>
+          <w:kern w:val="0"/>
+          <w:sz w:val="20"/>
+          <w:szCs w:val="20"/>
+          <w14:ligatures w14:val="none"/>
+        </w:rPr>
+      </w:pPr>
+      <w:r>
+        <w:rPr>
+          <w:rFonts w:ascii="Courier New" w:eastAsia="Times New Roman" w:hAnsi="Courier New" w:cs="Courier New"/>
+          <w:kern w:val="0"/>
+          <w:sz w:val="20"/>
+          <w:szCs w:val="20"/>
+          <w14:ligatures w14:val="none"/>
+        </w:rPr>
+        <w:t>↓</w:t>
+      </w:r>
+    </w:p>
+    <w:p>
+      <w:pPr>
+        <w:tabs>
+          <w:tab w:val="left" w:pos="916"/>
+          <w:tab w:val="left" w:pos="1832"/>
+          <w:tab w:val="left" w:pos="2748"/>
+          <w:tab w:val="left" w:pos="3664"/>
+          <w:tab w:val="left" w:pos="4580"/>
+          <w:tab w:val="left" w:pos="5496"/>
+          <w:tab w:val="left" w:pos="6412"/>
+          <w:tab w:val="left" w:pos="7328"/>
+          <w:tab w:val="left" w:pos="8244"/>
+          <w:tab w:val="left" w:pos="9160"/>
+          <w:tab w:val="left" w:pos="10076"/>
+          <w:tab w:val="left" w:pos="10992"/>
+          <w:tab w:val="left" w:pos="11908"/>
+          <w:tab w:val="left" w:pos="12824"/>
+          <w:tab w:val="left" w:pos="13740"/>
+          <w:tab w:val="left" w:pos="14656"/>
+        </w:tabs>
+        <w:spacing w:after="0" w:line="240" w:lineRule="auto"/>
+        <w:jc w:val="center"/>
+        <w:rPr>
+          <w:rFonts w:ascii="Courier New" w:eastAsia="Times New Roman" w:hAnsi="Courier New" w:cs="Courier New"/>
+          <w:kern w:val="0"/>
+          <w:sz w:val="20"/>
+          <w:szCs w:val="20"/>
+          <w14:ligatures w14:val="none"/>
+        </w:rPr>
+      </w:pPr>
+      <w:r>
+        <w:rPr>
+          <w:rFonts w:ascii="Courier New" w:eastAsia="Times New Roman" w:hAnsi="Courier New" w:cs="Courier New"/>
+          <w:kern w:val="0"/>
+          <w:sz w:val="20"/>
+          <w:szCs w:val="20"/>
+          <w14:ligatures w14:val="none"/>
+        </w:rPr>
+        <w:t>Generate answer</w:t>
+      </w:r>
+    </w:p>
+    <w:p>
+      <w:pPr>
+        <w:spacing w:before="100" w:beforeAutospacing="1" w:after="100" w:afterAutospacing="1" w:line="240" w:lineRule="auto"/>
+        <w:rPr>
+          <w:rFonts w:ascii="Times New Roman" w:eastAsia="Times New Roman" w:hAnsi="Times New Roman" w:cs="Times New Roman"/>
+          <w:kern w:val="0"/>
+          <w14:ligatures w14:val="none"/>
+        </w:rPr>
+      </w:pPr>
+      <w:r>
+        <w:rPr>
+          <w:rFonts w:ascii="Times New Roman" w:eastAsia="Times New Roman" w:hAnsi="Times New Roman" w:cs="Times New Roman"/>
+          <w:kern w:val="0"/>
+          <w14:ligatures w14:val="none"/>
+        </w:rPr>
+        <w:t>For your learning path, I would eventually recommend understanding:</w:t>
+      </w:r>
+    </w:p>
+    <w:p>
+      <w:pPr>
+        <w:tabs>
+          <w:tab w:val="left" w:pos="916"/>
+          <w:tab w:val="left" w:pos="1832"/>
+          <w:tab w:val="left" w:pos="2748"/>
+          <w:tab w:val="left" w:pos="3664"/>
+          <w:tab w:val="left" w:pos="4580"/>
+          <w:tab w:val="left" w:pos="5496"/>
+          <w:tab w:val="left" w:pos="6412"/>
+          <w:tab w:val="left" w:pos="7328"/>
+          <w:tab w:val="left" w:pos="8244"/>
+          <w:tab w:val="left" w:pos="9160"/>
+          <w:tab w:val="left" w:pos="10076"/>
+          <w:tab w:val="left" w:pos="10992"/>
+          <w:tab w:val="left" w:pos="11908"/>
+          <w:tab w:val="left" w:pos="12824"/>
+          <w:tab w:val="left" w:pos="13740"/>
+          <w:tab w:val="left" w:pos="14656"/>
+        </w:tabs>
+        <w:spacing w:after="0" w:line="240" w:lineRule="auto"/>
+        <w:rPr>
+          <w:rFonts w:ascii="Courier New" w:eastAsia="Times New Roman" w:hAnsi="Courier New" w:cs="Courier New"/>
+          <w:kern w:val="0"/>
+          <w:sz w:val="20"/>
+          <w:szCs w:val="20"/>
+          <w14:ligatures w14:val="none"/>
+        </w:rPr>
+      </w:pPr>
+      <w:r>
+        <w:rPr>
+          <w:rFonts w:ascii="Courier New" w:eastAsia="Times New Roman" w:hAnsi="Courier New" w:cs="Courier New"/>
+          <w:kern w:val="0"/>
+          <w:sz w:val="20"/>
+          <w:szCs w:val="20"/>
+          <w14:ligatures w14:val="none"/>
+        </w:rPr>
+        <w:t>Sentence Transformers</w:t>
+      </w:r>
+    </w:p>
+    <w:p>
+      <w:pPr>
+        <w:tabs>
+          <w:tab w:val="left" w:pos="916"/>
+          <w:tab w:val="left" w:pos="1832"/>
+          <w:tab w:val="left" w:pos="2748"/>
+          <w:tab w:val="left" w:pos="3664"/>
+          <w:tab w:val="left" w:pos="4580"/>
+          <w:tab w:val="left" w:pos="5496"/>
+          <w:tab w:val="left" w:pos="6412"/>
+          <w:tab w:val="left" w:pos="7328"/>
+          <w:tab w:val="left" w:pos="8244"/>
+          <w:tab w:val="left" w:pos="9160"/>
+          <w:tab w:val="left" w:pos="10076"/>
+          <w:tab w:val="left" w:pos="10992"/>
+          <w:tab w:val="left" w:pos="11908"/>
+          <w:tab w:val="left" w:pos="12824"/>
+          <w:tab w:val="left" w:pos="13740"/>
+          <w:tab w:val="left" w:pos="14656"/>
+        </w:tabs>
+        <w:spacing w:after="0" w:line="240" w:lineRule="auto"/>
+        <w:rPr>
+          <w:rFonts w:ascii="Courier New" w:eastAsia="Times New Roman" w:hAnsi="Courier New" w:cs="Courier New"/>
+          <w:kern w:val="0"/>
+          <w:sz w:val="20"/>
+          <w:szCs w:val="20"/>
+          <w14:ligatures w14:val="none"/>
+        </w:rPr>
+      </w:pPr>
+      <w:r>
+        <w:rPr>
+          <w:rFonts w:ascii="Courier New" w:eastAsia="Times New Roman" w:hAnsi="Courier New" w:cs="Courier New"/>
+          <w:kern w:val="0"/>
+          <w:sz w:val="20"/>
+          <w:szCs w:val="20"/>
+          <w14:ligatures w14:val="none"/>
+        </w:rPr>
+        <w:t xml:space="preserve">        ↓</w:t>
+      </w:r>
+    </w:p>
+    <w:p>
+      <w:pPr>
+        <w:tabs>
+          <w:tab w:val="left" w:pos="916"/>
+          <w:tab w:val="left" w:pos="1832"/>
+          <w:tab w:val="left" w:pos="2748"/>
+          <w:tab w:val="left" w:pos="3664"/>
+          <w:tab w:val="left" w:pos="4580"/>
+          <w:tab w:val="left" w:pos="5496"/>
+          <w:tab w:val="left" w:pos="6412"/>
+          <w:tab w:val="left" w:pos="7328"/>
+          <w:tab w:val="left" w:pos="8244"/>
+          <w:tab w:val="left" w:pos="9160"/>
+          <w:tab w:val="left" w:pos="10076"/>
+          <w:tab w:val="left" w:pos="10992"/>
+          <w:tab w:val="left" w:pos="11908"/>
+          <w:tab w:val="left" w:pos="12824"/>
+          <w:tab w:val="left" w:pos="13740"/>
+          <w:tab w:val="left" w:pos="14656"/>
+        </w:tabs>
+        <w:spacing w:after="0" w:line="240" w:lineRule="auto"/>
+        <w:rPr>
+          <w:rFonts w:ascii="Courier New" w:eastAsia="Times New Roman" w:hAnsi="Courier New" w:cs="Courier New"/>
+          <w:kern w:val="0"/>
+          <w:sz w:val="20"/>
+          <w:szCs w:val="20"/>
+          <w14:ligatures w14:val="none"/>
+        </w:rPr>
+      </w:pPr>
+      <w:r>
+        <w:rPr>
+          <w:rFonts w:ascii="Courier New" w:eastAsia="Times New Roman" w:hAnsi="Courier New" w:cs="Courier New"/>
+          <w:kern w:val="0"/>
+          <w:sz w:val="20"/>
+          <w:szCs w:val="20"/>
+          <w14:ligatures w14:val="none"/>
+        </w:rPr>
+        <w:t>FAISS / Chroma</w:t>
+      </w:r>
+    </w:p>
+    <w:p>
+      <w:pPr>
+        <w:tabs>
+          <w:tab w:val="left" w:pos="916"/>
+          <w:tab w:val="left" w:pos="1832"/>
+          <w:tab w:val="left" w:pos="2748"/>
+          <w:tab w:val="left" w:pos="3664"/>
+          <w:tab w:val="left" w:pos="4580"/>
+          <w:tab w:val="left" w:pos="5496"/>
+          <w:tab w:val="left" w:pos="6412"/>
+          <w:tab w:val="left" w:pos="7328"/>
+          <w:tab w:val="left" w:pos="8244"/>
+          <w:tab w:val="left" w:pos="9160"/>
+          <w:tab w:val="left" w:pos="10076"/>
+          <w:tab w:val="left" w:pos="10992"/>
+          <w:tab w:val="left" w:pos="11908"/>
+          <w:tab w:val="left" w:pos="12824"/>
+          <w:tab w:val="left" w:pos="13740"/>
+          <w:tab w:val="left" w:pos="14656"/>
+        </w:tabs>
+        <w:spacing w:after="0" w:line="240" w:lineRule="auto"/>
+        <w:rPr>
+          <w:rFonts w:ascii="Courier New" w:eastAsia="Times New Roman" w:hAnsi="Courier New" w:cs="Courier New"/>
+          <w:kern w:val="0"/>
+          <w:sz w:val="20"/>
+          <w:szCs w:val="20"/>
+          <w14:ligatures w14:val="none"/>
+        </w:rPr>
+      </w:pPr>
+      <w:r>
+        <w:rPr>
+          <w:rFonts w:ascii="Courier New" w:eastAsia="Times New Roman" w:hAnsi="Courier New" w:cs="Courier New"/>
+          <w:kern w:val="0"/>
+          <w:sz w:val="20"/>
+          <w:szCs w:val="20"/>
+          <w14:ligatures w14:val="none"/>
+        </w:rPr>
+        <w:t xml:space="preserve">        ↓</w:t>
+      </w:r>
+    </w:p>
+    <w:p>
+      <w:pPr>
+        <w:tabs>
+          <w:tab w:val="left" w:pos="916"/>
+          <w:tab w:val="left" w:pos="1832"/>
+          <w:tab w:val="left" w:pos="2748"/>
+          <w:tab w:val="left" w:pos="3664"/>
+          <w:tab w:val="left" w:pos="4580"/>
+          <w:tab w:val="left" w:pos="5496"/>
+          <w:tab w:val="left" w:pos="6412"/>
+          <w:tab w:val="left" w:pos="7328"/>
+          <w:tab w:val="left" w:pos="8244"/>
+          <w:tab w:val="left" w:pos="9160"/>
+          <w:tab w:val="left" w:pos="10076"/>
+          <w:tab w:val="left" w:pos="10992"/>
+          <w:tab w:val="left" w:pos="11908"/>
+          <w:tab w:val="left" w:pos="12824"/>
+          <w:tab w:val="left" w:pos="13740"/>
+          <w:tab w:val="left" w:pos="14656"/>
+        </w:tabs>
+        <w:spacing w:after="0" w:line="240" w:lineRule="auto"/>
+        <w:rPr>
+          <w:rFonts w:ascii="Courier New" w:eastAsia="Times New Roman" w:hAnsi="Courier New" w:cs="Courier New"/>
+          <w:kern w:val="0"/>
+          <w:sz w:val="20"/>
+          <w:szCs w:val="20"/>
+          <w14:ligatures w14:val="none"/>
+        </w:rPr>
+      </w:pPr>
+      <w:r>
+        <w:rPr>
+          <w:rFonts w:ascii="Courier New" w:eastAsia="Times New Roman" w:hAnsi="Courier New" w:cs="Courier New"/>
+          <w:kern w:val="0"/>
+          <w:sz w:val="20"/>
+          <w:szCs w:val="20"/>
+          <w14:ligatures w14:val="none"/>
+        </w:rPr>
+        <w:t>RAG</w:t>
+      </w:r>
+    </w:p>
+    <w:p>
+      <w:pPr>
+        <w:tabs>
+          <w:tab w:val="left" w:pos="916"/>
+          <w:tab w:val="left" w:pos="1832"/>
+          <w:tab w:val="left" w:pos="2748"/>
+          <w:tab w:val="left" w:pos="3664"/>
+          <w:tab w:val="left" w:pos="4580"/>
+          <w:tab w:val="left" w:pos="5496"/>
+          <w:tab w:val="left" w:pos="6412"/>
+          <w:tab w:val="left" w:pos="7328"/>
+          <w:tab w:val="left" w:pos="8244"/>
+          <w:tab w:val="left" w:pos="9160"/>
+          <w:tab w:val="left" w:pos="10076"/>
+          <w:tab w:val="left" w:pos="10992"/>
+          <w:tab w:val="left" w:pos="11908"/>
+          <w:tab w:val="left" w:pos="12824"/>
+          <w:tab w:val="left" w:pos="13740"/>
+          <w:tab w:val="left" w:pos="14656"/>
+        </w:tabs>
+        <w:spacing w:after="0" w:line="240" w:lineRule="auto"/>
+        <w:rPr>
+          <w:rFonts w:ascii="Courier New" w:eastAsia="Times New Roman" w:hAnsi="Courier New" w:cs="Courier New"/>
+          <w:kern w:val="0"/>
+          <w:sz w:val="20"/>
+          <w:szCs w:val="20"/>
+          <w14:ligatures w14:val="none"/>
+        </w:rPr>
+      </w:pPr>
+      <w:r>
+        <w:rPr>
+          <w:rFonts w:ascii="Courier New" w:eastAsia="Times New Roman" w:hAnsi="Courier New" w:cs="Courier New"/>
+          <w:kern w:val="0"/>
+          <w:sz w:val="20"/>
+          <w:szCs w:val="20"/>
+          <w14:ligatures w14:val="none"/>
+        </w:rPr>
+        <w:t xml:space="preserve">        ↓</w:t>
+      </w:r>
+    </w:p>
+    <w:p>
+      <w:pPr>
+        <w:tabs>
+          <w:tab w:val="left" w:pos="916"/>
+          <w:tab w:val="left" w:pos="1832"/>
+          <w:tab w:val="left" w:pos="2748"/>
+          <w:tab w:val="left" w:pos="3664"/>
+          <w:tab w:val="left" w:pos="4580"/>
+          <w:tab w:val="left" w:pos="5496"/>
+          <w:tab w:val="left" w:pos="6412"/>
+          <w:tab w:val="left" w:pos="7328"/>
+          <w:tab w:val="left" w:pos="8244"/>
+          <w:tab w:val="left" w:pos="9160"/>
+          <w:tab w:val="left" w:pos="10076"/>
+          <w:tab w:val="left" w:pos="10992"/>
+          <w:tab w:val="left" w:pos="11908"/>
+          <w:tab w:val="left" w:pos="12824"/>
+          <w:tab w:val="left" w:pos="13740"/>
+          <w:tab w:val="left" w:pos="14656"/>
+        </w:tabs>
+        <w:spacing w:after="0" w:line="240" w:lineRule="auto"/>
+        <w:rPr>
+          <w:rFonts w:ascii="Courier New" w:eastAsia="Times New Roman" w:hAnsi="Courier New" w:cs="Courier New"/>
+          <w:kern w:val="0"/>
+          <w:sz w:val="20"/>
+          <w:szCs w:val="20"/>
+          <w14:ligatures w14:val="none"/>
+        </w:rPr>
+      </w:pPr>
+      <w:r>
+        <w:rPr>
+          <w:rFonts w:ascii="Courier New" w:eastAsia="Times New Roman" w:hAnsi="Courier New" w:cs="Courier New"/>
+          <w:kern w:val="0"/>
+          <w:sz w:val="20"/>
+          <w:szCs w:val="20"/>
+          <w14:ligatures w14:val="none"/>
+        </w:rPr>
+        <w:t>LLM</w:t>
+      </w:r>
+    </w:p>
+    <w:p>
+      <w:pPr>
+        <w:tabs>
+          <w:tab w:val="left" w:pos="916"/>
+          <w:tab w:val="left" w:pos="1832"/>
+          <w:tab w:val="left" w:pos="2748"/>
+          <w:tab w:val="left" w:pos="3664"/>
+          <w:tab w:val="left" w:pos="4580"/>
+          <w:tab w:val="left" w:pos="5496"/>
+          <w:tab w:val="left" w:pos="6412"/>
+          <w:tab w:val="left" w:pos="7328"/>
+          <w:tab w:val="left" w:pos="8244"/>
+          <w:tab w:val="left" w:pos="9160"/>
+          <w:tab w:val="left" w:pos="10076"/>
+          <w:tab w:val="left" w:pos="10992"/>
+          <w:tab w:val="left" w:pos="11908"/>
+          <w:tab w:val="left" w:pos="12824"/>
+          <w:tab w:val="left" w:pos="13740"/>
+          <w:tab w:val="left" w:pos="14656"/>
+        </w:tabs>
+        <w:spacing w:after="0" w:line="240" w:lineRule="auto"/>
+        <w:rPr>
+          <w:rFonts w:ascii="Courier New" w:eastAsia="Times New Roman" w:hAnsi="Courier New" w:cs="Courier New"/>
+          <w:kern w:val="0"/>
+          <w:sz w:val="20"/>
+          <w:szCs w:val="20"/>
+          <w14:ligatures w14:val="none"/>
+        </w:rPr>
+      </w:pPr>
+      <w:r>
+        <w:rPr>
+          <w:rFonts w:ascii="Courier New" w:eastAsia="Times New Roman" w:hAnsi="Courier New" w:cs="Courier New"/>
+          <w:kern w:val="0"/>
+          <w:sz w:val="20"/>
+          <w:szCs w:val="20"/>
+          <w14:ligatures w14:val="none"/>
+        </w:rPr>
+        <w:t xml:space="preserve">        ↓</w:t>
+      </w:r>
+    </w:p>
+    <w:p>
+      <w:pPr>
+        <w:tabs>
+          <w:tab w:val="left" w:pos="916"/>
+          <w:tab w:val="left" w:pos="1832"/>
+          <w:tab w:val="left" w:pos="2748"/>
+          <w:tab w:val="left" w:pos="3664"/>
+          <w:tab w:val="left" w:pos="4580"/>
+          <w:tab w:val="left" w:pos="5496"/>
+          <w:tab w:val="left" w:pos="6412"/>
+          <w:tab w:val="left" w:pos="7328"/>
+          <w:tab w:val="left" w:pos="8244"/>
+          <w:tab w:val="left" w:pos="9160"/>
+          <w:tab w:val="left" w:pos="10076"/>
+          <w:tab w:val="left" w:pos="10992"/>
+          <w:tab w:val="left" w:pos="11908"/>
+          <w:tab w:val="left" w:pos="12824"/>
+          <w:tab w:val="left" w:pos="13740"/>
+          <w:tab w:val="left" w:pos="14656"/>
+        </w:tabs>
+        <w:spacing w:after="0" w:line="240" w:lineRule="auto"/>
+        <w:rPr>
+          <w:rFonts w:ascii="Courier New" w:eastAsia="Times New Roman" w:hAnsi="Courier New" w:cs="Courier New"/>
+          <w:kern w:val="0"/>
+          <w:sz w:val="20"/>
+          <w:szCs w:val="20"/>
+          <w14:ligatures w14:val="none"/>
+        </w:rPr>
+      </w:pPr>
+      <w:r>
+        <w:rPr>
+          <w:rFonts w:ascii="Courier New" w:eastAsia="Times New Roman" w:hAnsi="Courier New" w:cs="Courier New"/>
+          <w:kern w:val="0"/>
+          <w:sz w:val="20"/>
+          <w:szCs w:val="20"/>
+          <w14:ligatures w14:val="none"/>
+        </w:rPr>
+        <w:t>AI Agent</w:t>
+      </w:r>
+    </w:p>
+    <w:p>
+      <w:pPr>
+        <w:spacing w:before="100" w:beforeAutospacing="1" w:after="100" w:afterAutospacing="1" w:line="240" w:lineRule="auto"/>
+        <w:rPr>
+          <w:rFonts w:ascii="Times New Roman" w:eastAsia="Times New Roman" w:hAnsi="Times New Roman" w:cs="Times New Roman"/>
+          <w:b/>
+          <w:bCs/>
+          <w:kern w:val="0"/>
+          <w:sz w:val="22"/>
+          <w:szCs w:val="22"/>
+          <w14:ligatures w14:val="none"/>
+        </w:rPr>
+      </w:pPr>
+    </w:p>
     <w:sectPr>
       <w:pgSz w:w="12240" w:h="15840"/>
       <w:pgMar w:top="1440" w:right="1440" w:bottom="1440" w:left="1440" w:header="720" w:footer="720" w:gutter="0"/>
@@ -1178,11 +7686,315 @@
       </w:rPr>
     </w:lvl>
   </w:abstractNum>
+  <w:abstractNum w:abstractNumId="2" w15:restartNumberingAfterBreak="0">
+    <w:nsid w:val="27371E96"/>
+    <w:multiLevelType w:val="multilevel"/>
+    <w:tmpl w:val="4840363E"/>
+    <w:lvl w:ilvl="0">
+      <w:start w:val="1"/>
+      <w:numFmt w:val="bullet"/>
+      <w:lvlText w:val=""/>
+      <w:lvlJc w:val="left"/>
+      <w:pPr>
+        <w:tabs>
+          <w:tab w:val="num" w:pos="720"/>
+        </w:tabs>
+        <w:ind w:left="720" w:hanging="360"/>
+      </w:pPr>
+      <w:rPr>
+        <w:rFonts w:ascii="Symbol" w:hAnsi="Symbol" w:hint="default"/>
+        <w:sz w:val="20"/>
+      </w:rPr>
+    </w:lvl>
+    <w:lvl w:ilvl="1" w:tentative="1">
+      <w:start w:val="1"/>
+      <w:numFmt w:val="bullet"/>
+      <w:lvlText w:val="o"/>
+      <w:lvlJc w:val="left"/>
+      <w:pPr>
+        <w:tabs>
+          <w:tab w:val="num" w:pos="1440"/>
+        </w:tabs>
+        <w:ind w:left="1440" w:hanging="360"/>
+      </w:pPr>
+      <w:rPr>
+        <w:rFonts w:ascii="Courier New" w:hAnsi="Courier New" w:hint="default"/>
+        <w:sz w:val="20"/>
+      </w:rPr>
+    </w:lvl>
+    <w:lvl w:ilvl="2" w:tentative="1">
+      <w:start w:val="1"/>
+      <w:numFmt w:val="bullet"/>
+      <w:lvlText w:val=""/>
+      <w:lvlJc w:val="left"/>
+      <w:pPr>
+        <w:tabs>
+          <w:tab w:val="num" w:pos="2160"/>
+        </w:tabs>
+        <w:ind w:left="2160" w:hanging="360"/>
+      </w:pPr>
+      <w:rPr>
+        <w:rFonts w:ascii="Wingdings" w:hAnsi="Wingdings" w:hint="default"/>
+        <w:sz w:val="20"/>
+      </w:rPr>
+    </w:lvl>
+    <w:lvl w:ilvl="3" w:tentative="1">
+      <w:start w:val="1"/>
+      <w:numFmt w:val="bullet"/>
+      <w:lvlText w:val=""/>
+      <w:lvlJc w:val="left"/>
+      <w:pPr>
+        <w:tabs>
+          <w:tab w:val="num" w:pos="2880"/>
+        </w:tabs>
+        <w:ind w:left="2880" w:hanging="360"/>
+      </w:pPr>
+      <w:rPr>
+        <w:rFonts w:ascii="Wingdings" w:hAnsi="Wingdings" w:hint="default"/>
+        <w:sz w:val="20"/>
+      </w:rPr>
+    </w:lvl>
+    <w:lvl w:ilvl="4" w:tentative="1">
+      <w:start w:val="1"/>
+      <w:numFmt w:val="bullet"/>
+      <w:lvlText w:val=""/>
+      <w:lvlJc w:val="left"/>
+      <w:pPr>
+        <w:tabs>
+          <w:tab w:val="num" w:pos="3600"/>
+        </w:tabs>
+        <w:ind w:left="3600" w:hanging="360"/>
+      </w:pPr>
+      <w:rPr>
+        <w:rFonts w:ascii="Wingdings" w:hAnsi="Wingdings" w:hint="default"/>
+        <w:sz w:val="20"/>
+      </w:rPr>
+    </w:lvl>
+    <w:lvl w:ilvl="5" w:tentative="1">
+      <w:start w:val="1"/>
+      <w:numFmt w:val="bullet"/>
+      <w:lvlText w:val=""/>
+      <w:lvlJc w:val="left"/>
+      <w:pPr>
+        <w:tabs>
+          <w:tab w:val="num" w:pos="4320"/>
+        </w:tabs>
+        <w:ind w:left="4320" w:hanging="360"/>
+      </w:pPr>
+      <w:rPr>
+        <w:rFonts w:ascii="Wingdings" w:hAnsi="Wingdings" w:hint="default"/>
+        <w:sz w:val="20"/>
+      </w:rPr>
+    </w:lvl>
+    <w:lvl w:ilvl="6" w:tentative="1">
+      <w:start w:val="1"/>
+      <w:numFmt w:val="bullet"/>
+      <w:lvlText w:val=""/>
+      <w:lvlJc w:val="left"/>
+      <w:pPr>
+        <w:tabs>
+          <w:tab w:val="num" w:pos="5040"/>
+        </w:tabs>
+        <w:ind w:left="5040" w:hanging="360"/>
+      </w:pPr>
+      <w:rPr>
+        <w:rFonts w:ascii="Wingdings" w:hAnsi="Wingdings" w:hint="default"/>
+        <w:sz w:val="20"/>
+      </w:rPr>
+    </w:lvl>
+    <w:lvl w:ilvl="7" w:tentative="1">
+      <w:start w:val="1"/>
+      <w:numFmt w:val="bullet"/>
+      <w:lvlText w:val=""/>
+      <w:lvlJc w:val="left"/>
+      <w:pPr>
+        <w:tabs>
+          <w:tab w:val="num" w:pos="5760"/>
+        </w:tabs>
+        <w:ind w:left="5760" w:hanging="360"/>
+      </w:pPr>
+      <w:rPr>
+        <w:rFonts w:ascii="Wingdings" w:hAnsi="Wingdings" w:hint="default"/>
+        <w:sz w:val="20"/>
+      </w:rPr>
+    </w:lvl>
+    <w:lvl w:ilvl="8" w:tentative="1">
+      <w:start w:val="1"/>
+      <w:numFmt w:val="bullet"/>
+      <w:lvlText w:val=""/>
+      <w:lvlJc w:val="left"/>
+      <w:pPr>
+        <w:tabs>
+          <w:tab w:val="num" w:pos="6480"/>
+        </w:tabs>
+        <w:ind w:left="6480" w:hanging="360"/>
+      </w:pPr>
+      <w:rPr>
+        <w:rFonts w:ascii="Wingdings" w:hAnsi="Wingdings" w:hint="default"/>
+        <w:sz w:val="20"/>
+      </w:rPr>
+    </w:lvl>
+  </w:abstractNum>
+  <w:abstractNum w:abstractNumId="3" w15:restartNumberingAfterBreak="0">
+    <w:nsid w:val="40A007E2"/>
+    <w:multiLevelType w:val="multilevel"/>
+    <w:tmpl w:val="38080598"/>
+    <w:lvl w:ilvl="0">
+      <w:start w:val="1"/>
+      <w:numFmt w:val="bullet"/>
+      <w:lvlText w:val=""/>
+      <w:lvlJc w:val="left"/>
+      <w:pPr>
+        <w:tabs>
+          <w:tab w:val="num" w:pos="720"/>
+        </w:tabs>
+        <w:ind w:left="720" w:hanging="360"/>
+      </w:pPr>
+      <w:rPr>
+        <w:rFonts w:ascii="Symbol" w:hAnsi="Symbol" w:hint="default"/>
+        <w:sz w:val="20"/>
+      </w:rPr>
+    </w:lvl>
+    <w:lvl w:ilvl="1" w:tentative="1">
+      <w:start w:val="1"/>
+      <w:numFmt w:val="bullet"/>
+      <w:lvlText w:val="o"/>
+      <w:lvlJc w:val="left"/>
+      <w:pPr>
+        <w:tabs>
+          <w:tab w:val="num" w:pos="1440"/>
+        </w:tabs>
+        <w:ind w:left="1440" w:hanging="360"/>
+      </w:pPr>
+      <w:rPr>
+        <w:rFonts w:ascii="Courier New" w:hAnsi="Courier New" w:hint="default"/>
+        <w:sz w:val="20"/>
+      </w:rPr>
+    </w:lvl>
+    <w:lvl w:ilvl="2" w:tentative="1">
+      <w:start w:val="1"/>
+      <w:numFmt w:val="bullet"/>
+      <w:lvlText w:val=""/>
+      <w:lvlJc w:val="left"/>
+      <w:pPr>
+        <w:tabs>
+          <w:tab w:val="num" w:pos="2160"/>
+        </w:tabs>
+        <w:ind w:left="2160" w:hanging="360"/>
+      </w:pPr>
+      <w:rPr>
+        <w:rFonts w:ascii="Wingdings" w:hAnsi="Wingdings" w:hint="default"/>
+        <w:sz w:val="20"/>
+      </w:rPr>
+    </w:lvl>
+    <w:lvl w:ilvl="3" w:tentative="1">
+      <w:start w:val="1"/>
+      <w:numFmt w:val="bullet"/>
+      <w:lvlText w:val=""/>
+      <w:lvlJc w:val="left"/>
+      <w:pPr>
+        <w:tabs>
+          <w:tab w:val="num" w:pos="2880"/>
+        </w:tabs>
+        <w:ind w:left="2880" w:hanging="360"/>
+      </w:pPr>
+      <w:rPr>
+        <w:rFonts w:ascii="Wingdings" w:hAnsi="Wingdings" w:hint="default"/>
+        <w:sz w:val="20"/>
+      </w:rPr>
+    </w:lvl>
+    <w:lvl w:ilvl="4" w:tentative="1">
+      <w:start w:val="1"/>
+      <w:numFmt w:val="bullet"/>
+      <w:lvlText w:val=""/>
+      <w:lvlJc w:val="left"/>
+      <w:pPr>
+        <w:tabs>
+          <w:tab w:val="num" w:pos="3600"/>
+        </w:tabs>
+        <w:ind w:left="3600" w:hanging="360"/>
+      </w:pPr>
+      <w:rPr>
+        <w:rFonts w:ascii="Wingdings" w:hAnsi="Wingdings" w:hint="default"/>
+        <w:sz w:val="20"/>
+      </w:rPr>
+    </w:lvl>
+    <w:lvl w:ilvl="5" w:tentative="1">
+      <w:start w:val="1"/>
+      <w:numFmt w:val="bullet"/>
+      <w:lvlText w:val=""/>
+      <w:lvlJc w:val="left"/>
+      <w:pPr>
+        <w:tabs>
+          <w:tab w:val="num" w:pos="4320"/>
+        </w:tabs>
+        <w:ind w:left="4320" w:hanging="360"/>
+      </w:pPr>
+      <w:rPr>
+        <w:rFonts w:ascii="Wingdings" w:hAnsi="Wingdings" w:hint="default"/>
+        <w:sz w:val="20"/>
+      </w:rPr>
+    </w:lvl>
+    <w:lvl w:ilvl="6" w:tentative="1">
+      <w:start w:val="1"/>
+      <w:numFmt w:val="bullet"/>
+      <w:lvlText w:val=""/>
+      <w:lvlJc w:val="left"/>
+      <w:pPr>
+        <w:tabs>
+          <w:tab w:val="num" w:pos="5040"/>
+        </w:tabs>
+        <w:ind w:left="5040" w:hanging="360"/>
+      </w:pPr>
+      <w:rPr>
+        <w:rFonts w:ascii="Wingdings" w:hAnsi="Wingdings" w:hint="default"/>
+        <w:sz w:val="20"/>
+      </w:rPr>
+    </w:lvl>
+    <w:lvl w:ilvl="7" w:tentative="1">
+      <w:start w:val="1"/>
+      <w:numFmt w:val="bullet"/>
+      <w:lvlText w:val=""/>
+      <w:lvlJc w:val="left"/>
+      <w:pPr>
+        <w:tabs>
+          <w:tab w:val="num" w:pos="5760"/>
+        </w:tabs>
+        <w:ind w:left="5760" w:hanging="360"/>
+      </w:pPr>
+      <w:rPr>
+        <w:rFonts w:ascii="Wingdings" w:hAnsi="Wingdings" w:hint="default"/>
+        <w:sz w:val="20"/>
+      </w:rPr>
+    </w:lvl>
+    <w:lvl w:ilvl="8" w:tentative="1">
+      <w:start w:val="1"/>
+      <w:numFmt w:val="bullet"/>
+      <w:lvlText w:val=""/>
+      <w:lvlJc w:val="left"/>
+      <w:pPr>
+        <w:tabs>
+          <w:tab w:val="num" w:pos="6480"/>
+        </w:tabs>
+        <w:ind w:left="6480" w:hanging="360"/>
+      </w:pPr>
+      <w:rPr>
+        <w:rFonts w:ascii="Wingdings" w:hAnsi="Wingdings" w:hint="default"/>
+        <w:sz w:val="20"/>
+      </w:rPr>
+    </w:lvl>
+  </w:abstractNum>
   <w:num w:numId="1" w16cid:durableId="1500072902">
     <w:abstractNumId w:val="0"/>
   </w:num>
   <w:num w:numId="2" w16cid:durableId="749619915">
     <w:abstractNumId w:val="1"/>
+  </w:num>
+  <w:num w:numId="3" w16cid:durableId="442044033">
+    <w:abstractNumId w:val="2"/>
+  </w:num>
+  <w:num w:numId="4" w16cid:durableId="1788351008">
+    <w:abstractNumId w:val="3"/>
   </w:num>
 </w:numbering>
 </file>
